--- a/Sem6/System Design/Отчеты/1_Комисарик_МА_ИКБО-20-23.docx
+++ b/Sem6/System Design/Отчеты/1_Комисарик_МА_ИКБО-20-23.docx
@@ -162,7 +162,7 @@
                                 <pic:cNvPicPr/>
                               </pic:nvPicPr>
                               <pic:blipFill>
-                                <a:blip r:embed="rId5"/>
+                                <a:blip r:embed="rId6"/>
                                 <a:stretch>
                                   <a:fillRect/>
                                 </a:stretch>
@@ -365,6 +365,7 @@
                     <w:jc w:val="center"/>
                     <w:rPr>
                       <w:rFonts w:eastAsia="Calibri" w:cs="Times New Roman"/>
+                      <w:b/>
                       <w:kern w:val="0"/>
                       <w:sz w:val="24"/>
                       <w14:ligatures w14:val="none"/>
@@ -401,16 +402,19 @@
                     </w:rPr>
                     <w:t>Российский технологический университет»</w:t>
                   </w:r>
-                  <w:r>
+                </w:p>
+                <w:p>
+                  <w:pPr>
+                    <w:spacing w:line="240" w:lineRule="auto"/>
+                    <w:ind w:firstLine="0"/>
+                    <w:jc w:val="center"/>
                     <w:rPr>
                       <w:rFonts w:eastAsia="Calibri" w:cs="Times New Roman"/>
-                      <w:b/>
                       <w:kern w:val="0"/>
                       <w:sz w:val="24"/>
                       <w14:ligatures w14:val="none"/>
                     </w:rPr>
-                    <w:br/>
-                  </w:r>
+                  </w:pPr>
                 </w:p>
                 <w:p>
                   <w:pPr>
@@ -422,8 +426,8 @@
                       <w:rFonts w:eastAsia="Calibri" w:cs="Times New Roman"/>
                       <w:b/>
                       <w:kern w:val="0"/>
-                      <w:sz w:val="24"/>
-                      <w:szCs w:val="24"/>
+                      <w:sz w:val="32"/>
+                      <w:szCs w:val="32"/>
                       <w14:ligatures w14:val="none"/>
                     </w:rPr>
                   </w:pPr>
@@ -512,17 +516,22 @@
                     </w:rPr>
                     <w:t>РТУ МИРЭА</w:t>
                   </w:r>
-                  <w:r>
+                </w:p>
+                <w:p>
+                  <w:pPr>
+                    <w:keepNext/>
+                    <w:spacing w:line="240" w:lineRule="auto"/>
+                    <w:ind w:firstLine="0"/>
+                    <w:jc w:val="center"/>
                     <w:rPr>
                       <w:rFonts w:eastAsia="Calibri" w:cs="Times New Roman"/>
                       <w:b/>
                       <w:kern w:val="0"/>
-                      <w:sz w:val="32"/>
-                      <w:szCs w:val="32"/>
+                      <w:sz w:val="24"/>
+                      <w:szCs w:val="24"/>
                       <w14:ligatures w14:val="none"/>
                     </w:rPr>
-                    <w:br/>
-                  </w:r>
+                  </w:pPr>
                 </w:p>
               </w:tc>
             </w:tr>
@@ -868,7 +877,6 @@
                 <w:b/>
                 <w:kern w:val="0"/>
                 <w:szCs w:val="28"/>
-                <w:highlight w:val="yellow"/>
                 <w14:ligatures w14:val="none"/>
               </w:rPr>
               <w:t xml:space="preserve">Информационная система </w:t>
@@ -971,40 +979,7 @@
                 <w:szCs w:val="24"/>
                 <w14:ligatures w14:val="none"/>
               </w:rPr>
-              <w:t xml:space="preserve">Выполнил студент группы </w:t>
-            </w:r>
-            <w:r>
-              <w:rPr>
-                <w:rFonts w:eastAsia="Calibri" w:cs="Times New Roman"/>
-                <w:kern w:val="0"/>
-                <w:sz w:val="24"/>
-                <w:szCs w:val="24"/>
-                <w:highlight w:val="yellow"/>
-                <w14:ligatures w14:val="none"/>
-              </w:rPr>
-              <w:t>ИКБО-</w:t>
-            </w:r>
-            <w:r>
-              <w:rPr>
-                <w:rFonts w:eastAsia="Calibri" w:cs="Times New Roman"/>
-                <w:kern w:val="0"/>
-                <w:sz w:val="24"/>
-                <w:szCs w:val="24"/>
-                <w:highlight w:val="yellow"/>
-                <w14:ligatures w14:val="none"/>
-              </w:rPr>
-              <w:t>20</w:t>
-            </w:r>
-            <w:r>
-              <w:rPr>
-                <w:rFonts w:eastAsia="Calibri" w:cs="Times New Roman"/>
-                <w:kern w:val="0"/>
-                <w:sz w:val="24"/>
-                <w:szCs w:val="24"/>
-                <w:highlight w:val="yellow"/>
-                <w14:ligatures w14:val="none"/>
-              </w:rPr>
-              <w:t>-</w:t>
+              <w:t>Выполнил студент группы ИКБО-</w:t>
             </w:r>
             <w:r>
               <w:rPr>
@@ -1014,7 +989,17 @@
                 <w:szCs w:val="24"/>
                 <w14:ligatures w14:val="none"/>
               </w:rPr>
-              <w:t>23</w:t>
+              <w:t>20</w:t>
+            </w:r>
+            <w:r>
+              <w:rPr>
+                <w:rFonts w:eastAsia="Calibri" w:cs="Times New Roman"/>
+                <w:kern w:val="0"/>
+                <w:sz w:val="24"/>
+                <w:szCs w:val="24"/>
+                <w14:ligatures w14:val="none"/>
+              </w:rPr>
+              <w:t>-23</w:t>
             </w:r>
           </w:p>
         </w:tc>
@@ -1051,17 +1036,6 @@
                 <w14:ligatures w14:val="none"/>
               </w:rPr>
             </w:pPr>
-            <w:r>
-              <w:rPr>
-                <w:rFonts w:eastAsia="Calibri" w:cs="Times New Roman"/>
-                <w:b/>
-                <w:kern w:val="0"/>
-                <w:sz w:val="24"/>
-                <w:szCs w:val="24"/>
-                <w14:ligatures w14:val="none"/>
-              </w:rPr>
-              <w:t xml:space="preserve">                       </w:t>
-            </w:r>
             <w:r>
               <w:rPr>
                 <w:rFonts w:eastAsia="Calibri" w:cs="Times New Roman"/>
@@ -1138,7 +1112,6 @@
               <w:ind w:firstLine="0"/>
               <w:rPr>
                 <w:rFonts w:eastAsia="Calibri" w:cs="Times New Roman"/>
-                <w:i/>
                 <w:kern w:val="0"/>
                 <w:sz w:val="24"/>
                 <w:szCs w:val="24"/>
@@ -1155,24 +1128,27 @@
               </w:rPr>
               <w:t xml:space="preserve">Принял </w:t>
             </w:r>
-            <w:r>
-              <w:rPr>
-                <w:rFonts w:eastAsia="Calibri" w:cs="Times New Roman"/>
-                <w:kern w:val="0"/>
-                <w:sz w:val="24"/>
-                <w:szCs w:val="24"/>
-                <w14:ligatures w14:val="none"/>
-              </w:rPr>
-              <w:br/>
-            </w:r>
-            <w:r>
+          </w:p>
+          <w:p>
+            <w:pPr>
+              <w:spacing w:after="160" w:line="259" w:lineRule="auto"/>
+              <w:ind w:firstLine="0"/>
               <w:rPr>
                 <w:rFonts w:eastAsia="Calibri" w:cs="Times New Roman"/>
                 <w:i/>
                 <w:kern w:val="0"/>
                 <w:sz w:val="24"/>
                 <w:szCs w:val="24"/>
-                <w:highlight w:val="yellow"/>
+                <w14:ligatures w14:val="none"/>
+              </w:rPr>
+            </w:pPr>
+            <w:r>
+              <w:rPr>
+                <w:rFonts w:eastAsia="Calibri" w:cs="Times New Roman"/>
+                <w:i/>
+                <w:kern w:val="0"/>
+                <w:sz w:val="24"/>
+                <w:szCs w:val="24"/>
                 <w14:ligatures w14:val="none"/>
               </w:rPr>
               <w:t>Старший преподаватель</w:t>
@@ -1696,7 +1672,7 @@
     </w:p>
     <w:p>
       <w:pPr>
-        <w:pStyle w:val="a4"/>
+        <w:pStyle w:val="a5"/>
       </w:pPr>
       <w:r>
         <w:lastRenderedPageBreak/>
@@ -1705,32 +1681,1564 @@
     </w:p>
     <w:p>
       <w:r>
-        <w:t>В современном мире владение иностранными языками становится необходимым навыком для карьерного роста, путешествий и культурного обмена. Однако классические методы обучения с репетиторами часто дороги и ограничены по времени, а существующие мобильные приложения зачастую фокусируются на грамматике и лексике, уделяя недостаточно внимания разговорной практике и коррекции произношения.</w:t>
+        <w:t>В</w:t>
+      </w:r>
+      <w:r>
+        <w:t xml:space="preserve"> </w:t>
+      </w:r>
+      <w:r>
+        <w:t>современном</w:t>
+      </w:r>
+      <w:r>
+        <w:t xml:space="preserve"> </w:t>
+      </w:r>
+      <w:r>
+        <w:t>мире</w:t>
+      </w:r>
+      <w:r>
+        <w:t xml:space="preserve"> </w:t>
+      </w:r>
+      <w:r>
+        <w:t>владение</w:t>
+      </w:r>
+      <w:r>
+        <w:t xml:space="preserve"> </w:t>
+      </w:r>
+      <w:r>
+        <w:t>иностранными</w:t>
+      </w:r>
+      <w:r>
+        <w:t xml:space="preserve"> </w:t>
+      </w:r>
+      <w:r>
+        <w:t>языками</w:t>
+      </w:r>
+      <w:r>
+        <w:t xml:space="preserve"> </w:t>
+      </w:r>
+      <w:r>
+        <w:t>становится</w:t>
+      </w:r>
+      <w:r>
+        <w:t xml:space="preserve"> </w:t>
+      </w:r>
+      <w:r>
+        <w:t>необходимым</w:t>
+      </w:r>
+      <w:r>
+        <w:t xml:space="preserve"> </w:t>
+      </w:r>
+      <w:r>
+        <w:t>навыком</w:t>
+      </w:r>
+      <w:r>
+        <w:t xml:space="preserve"> </w:t>
+      </w:r>
+      <w:r>
+        <w:t>для</w:t>
+      </w:r>
+      <w:r>
+        <w:t xml:space="preserve"> </w:t>
+      </w:r>
+      <w:r>
+        <w:t>карьерного</w:t>
+      </w:r>
+      <w:r>
+        <w:t xml:space="preserve"> </w:t>
+      </w:r>
+      <w:r>
+        <w:t>роста,</w:t>
+      </w:r>
+      <w:r>
+        <w:t xml:space="preserve"> </w:t>
+      </w:r>
+      <w:r>
+        <w:t>путешествий</w:t>
+      </w:r>
+      <w:r>
+        <w:t xml:space="preserve"> </w:t>
+      </w:r>
+      <w:r>
+        <w:t>и</w:t>
+      </w:r>
+      <w:r>
+        <w:t xml:space="preserve"> </w:t>
+      </w:r>
+      <w:r>
+        <w:t>культурного</w:t>
+      </w:r>
+      <w:r>
+        <w:t xml:space="preserve"> </w:t>
+      </w:r>
+      <w:r>
+        <w:t>обмена.</w:t>
+      </w:r>
+      <w:r>
+        <w:t xml:space="preserve"> </w:t>
+      </w:r>
+      <w:r>
+        <w:t>Однако</w:t>
+      </w:r>
+      <w:r>
+        <w:t xml:space="preserve"> </w:t>
+      </w:r>
+      <w:r>
+        <w:t>классические</w:t>
+      </w:r>
+      <w:r>
+        <w:t xml:space="preserve"> </w:t>
+      </w:r>
+      <w:r>
+        <w:t>методы</w:t>
+      </w:r>
+      <w:r>
+        <w:t xml:space="preserve"> </w:t>
+      </w:r>
+      <w:r>
+        <w:t>обучения</w:t>
+      </w:r>
+      <w:r>
+        <w:t xml:space="preserve"> </w:t>
+      </w:r>
+      <w:r>
+        <w:t>с</w:t>
+      </w:r>
+      <w:r>
+        <w:t xml:space="preserve"> </w:t>
+      </w:r>
+      <w:r>
+        <w:t>репетиторами</w:t>
+      </w:r>
+      <w:r>
+        <w:t xml:space="preserve"> </w:t>
+      </w:r>
+      <w:r>
+        <w:t>часто</w:t>
+      </w:r>
+      <w:r>
+        <w:t xml:space="preserve"> </w:t>
+      </w:r>
+      <w:r>
+        <w:t>дороги</w:t>
+      </w:r>
+      <w:r>
+        <w:t xml:space="preserve"> </w:t>
+      </w:r>
+      <w:r>
+        <w:t>и</w:t>
+      </w:r>
+      <w:r>
+        <w:t xml:space="preserve"> </w:t>
+      </w:r>
+      <w:r>
+        <w:t>ограничены</w:t>
+      </w:r>
+      <w:r>
+        <w:t xml:space="preserve"> </w:t>
+      </w:r>
+      <w:r>
+        <w:t>по</w:t>
+      </w:r>
+      <w:r>
+        <w:t xml:space="preserve"> </w:t>
+      </w:r>
+      <w:r>
+        <w:t>времени,</w:t>
+      </w:r>
+      <w:r>
+        <w:t xml:space="preserve"> </w:t>
+      </w:r>
+      <w:r>
+        <w:t>а</w:t>
+      </w:r>
+      <w:r>
+        <w:t xml:space="preserve"> </w:t>
+      </w:r>
+      <w:r>
+        <w:t>существующие</w:t>
+      </w:r>
+      <w:r>
+        <w:t xml:space="preserve"> </w:t>
+      </w:r>
+      <w:r>
+        <w:t>мобильные</w:t>
+      </w:r>
+      <w:r>
+        <w:t xml:space="preserve"> </w:t>
+      </w:r>
+      <w:r>
+        <w:t>приложения</w:t>
+      </w:r>
+      <w:r>
+        <w:t xml:space="preserve"> </w:t>
+      </w:r>
+      <w:r>
+        <w:t>зачастую</w:t>
+      </w:r>
+      <w:r>
+        <w:t xml:space="preserve"> </w:t>
+      </w:r>
+      <w:r>
+        <w:t>фокусируются</w:t>
+      </w:r>
+      <w:r>
+        <w:t xml:space="preserve"> </w:t>
+      </w:r>
+      <w:r>
+        <w:t>на</w:t>
+      </w:r>
+      <w:r>
+        <w:t xml:space="preserve"> </w:t>
+      </w:r>
+      <w:r>
+        <w:t>грамматике</w:t>
+      </w:r>
+      <w:r>
+        <w:t xml:space="preserve"> </w:t>
+      </w:r>
+      <w:r>
+        <w:t>и</w:t>
+      </w:r>
+      <w:r>
+        <w:t xml:space="preserve"> </w:t>
+      </w:r>
+      <w:r>
+        <w:t>лексике,</w:t>
+      </w:r>
+      <w:r>
+        <w:t xml:space="preserve"> </w:t>
+      </w:r>
+      <w:r>
+        <w:t>уделяя</w:t>
+      </w:r>
+      <w:r>
+        <w:t xml:space="preserve"> </w:t>
+      </w:r>
+      <w:r>
+        <w:t>недостаточно</w:t>
+      </w:r>
+      <w:r>
+        <w:t xml:space="preserve"> </w:t>
+      </w:r>
+      <w:r>
+        <w:t>внимания</w:t>
+      </w:r>
+      <w:r>
+        <w:t xml:space="preserve"> </w:t>
+      </w:r>
+      <w:r>
+        <w:t>разговорной</w:t>
+      </w:r>
+      <w:r>
+        <w:t xml:space="preserve"> </w:t>
+      </w:r>
+      <w:r>
+        <w:t>практике</w:t>
+      </w:r>
+      <w:r>
+        <w:t xml:space="preserve"> </w:t>
+      </w:r>
+      <w:r>
+        <w:t>и</w:t>
+      </w:r>
+      <w:r>
+        <w:t xml:space="preserve"> </w:t>
+      </w:r>
+      <w:r>
+        <w:t>коррекции</w:t>
+      </w:r>
+      <w:r>
+        <w:t xml:space="preserve"> </w:t>
+      </w:r>
+      <w:r>
+        <w:t>произношения.</w:t>
       </w:r>
     </w:p>
     <w:p>
       <w:r>
-        <w:t>Информационная система изучения иностранных языков с голосовым наставником проектируется для решения проблемы отсутствия разговорной практики при самостоятельном обучении. Ключевой особенностью системы является внедрение модуля распознавания и синтеза речи, который выполняет роль виртуального наставника, корректирующего произношение и поддерживающего диалог с пользователем на изучаемом языке. Поддержка русского языка в интерфейсе и обучающих материалах обеспечивает низкий порог входа для русскоязычных пользователей.</w:t>
+        <w:t>Информационная</w:t>
+      </w:r>
+      <w:r>
+        <w:t xml:space="preserve"> </w:t>
+      </w:r>
+      <w:r>
+        <w:t>система</w:t>
+      </w:r>
+      <w:r>
+        <w:t xml:space="preserve"> </w:t>
+      </w:r>
+      <w:r>
+        <w:t>изучения</w:t>
+      </w:r>
+      <w:r>
+        <w:t xml:space="preserve"> </w:t>
+      </w:r>
+      <w:r>
+        <w:t>иностранных</w:t>
+      </w:r>
+      <w:r>
+        <w:t xml:space="preserve"> </w:t>
+      </w:r>
+      <w:r>
+        <w:t>языков</w:t>
+      </w:r>
+      <w:r>
+        <w:t xml:space="preserve"> </w:t>
+      </w:r>
+      <w:r>
+        <w:t>с</w:t>
+      </w:r>
+      <w:r>
+        <w:t xml:space="preserve"> </w:t>
+      </w:r>
+      <w:r>
+        <w:t>голосовым</w:t>
+      </w:r>
+      <w:r>
+        <w:t xml:space="preserve"> </w:t>
+      </w:r>
+      <w:r>
+        <w:t>наставником</w:t>
+      </w:r>
+      <w:r>
+        <w:t xml:space="preserve"> </w:t>
+      </w:r>
+      <w:r>
+        <w:t>проектируется</w:t>
+      </w:r>
+      <w:r>
+        <w:t xml:space="preserve"> </w:t>
+      </w:r>
+      <w:r>
+        <w:t>для</w:t>
+      </w:r>
+      <w:r>
+        <w:t xml:space="preserve"> </w:t>
+      </w:r>
+      <w:r>
+        <w:t>решения</w:t>
+      </w:r>
+      <w:r>
+        <w:t xml:space="preserve"> </w:t>
+      </w:r>
+      <w:r>
+        <w:t>проблемы</w:t>
+      </w:r>
+      <w:r>
+        <w:t xml:space="preserve"> </w:t>
+      </w:r>
+      <w:r>
+        <w:t>отсутствия</w:t>
+      </w:r>
+      <w:r>
+        <w:t xml:space="preserve"> </w:t>
+      </w:r>
+      <w:r>
+        <w:t>разговорной</w:t>
+      </w:r>
+      <w:r>
+        <w:t xml:space="preserve"> </w:t>
+      </w:r>
+      <w:r>
+        <w:t>практики</w:t>
+      </w:r>
+      <w:r>
+        <w:t xml:space="preserve"> </w:t>
+      </w:r>
+      <w:r>
+        <w:t>при</w:t>
+      </w:r>
+      <w:r>
+        <w:t xml:space="preserve"> </w:t>
+      </w:r>
+      <w:r>
+        <w:t>самостоятельном</w:t>
+      </w:r>
+      <w:r>
+        <w:t xml:space="preserve"> </w:t>
+      </w:r>
+      <w:r>
+        <w:t>обучении.</w:t>
+      </w:r>
+      <w:r>
+        <w:t xml:space="preserve"> </w:t>
+      </w:r>
+      <w:r>
+        <w:t>Ключевой</w:t>
+      </w:r>
+      <w:r>
+        <w:t xml:space="preserve"> </w:t>
+      </w:r>
+      <w:r>
+        <w:t>особенностью</w:t>
+      </w:r>
+      <w:r>
+        <w:t xml:space="preserve"> </w:t>
+      </w:r>
+      <w:r>
+        <w:t>системы</w:t>
+      </w:r>
+      <w:r>
+        <w:t xml:space="preserve"> </w:t>
+      </w:r>
+      <w:r>
+        <w:t>является</w:t>
+      </w:r>
+      <w:r>
+        <w:t xml:space="preserve"> </w:t>
+      </w:r>
+      <w:r>
+        <w:t>внедрение</w:t>
+      </w:r>
+      <w:r>
+        <w:t xml:space="preserve"> </w:t>
+      </w:r>
+      <w:r>
+        <w:t>модуля</w:t>
+      </w:r>
+      <w:r>
+        <w:t xml:space="preserve"> </w:t>
+      </w:r>
+      <w:r>
+        <w:t>распознавания</w:t>
+      </w:r>
+      <w:r>
+        <w:t xml:space="preserve"> </w:t>
+      </w:r>
+      <w:r>
+        <w:t>и</w:t>
+      </w:r>
+      <w:r>
+        <w:t xml:space="preserve"> </w:t>
+      </w:r>
+      <w:r>
+        <w:t>синтеза</w:t>
+      </w:r>
+      <w:r>
+        <w:t xml:space="preserve"> </w:t>
+      </w:r>
+      <w:r>
+        <w:t>речи,</w:t>
+      </w:r>
+      <w:r>
+        <w:t xml:space="preserve"> </w:t>
+      </w:r>
+      <w:r>
+        <w:t>который</w:t>
+      </w:r>
+      <w:r>
+        <w:t xml:space="preserve"> </w:t>
+      </w:r>
+      <w:r>
+        <w:t>выполняет</w:t>
+      </w:r>
+      <w:r>
+        <w:t xml:space="preserve"> </w:t>
+      </w:r>
+      <w:r>
+        <w:t>роль</w:t>
+      </w:r>
+      <w:r>
+        <w:t xml:space="preserve"> </w:t>
+      </w:r>
+      <w:r>
+        <w:t>виртуального</w:t>
+      </w:r>
+      <w:r>
+        <w:t xml:space="preserve"> </w:t>
+      </w:r>
+      <w:r>
+        <w:t>наставника,</w:t>
+      </w:r>
+      <w:r>
+        <w:t xml:space="preserve"> </w:t>
+      </w:r>
+      <w:r>
+        <w:t>корректирующего</w:t>
+      </w:r>
+      <w:r>
+        <w:t xml:space="preserve"> </w:t>
+      </w:r>
+      <w:r>
+        <w:t>произношение</w:t>
+      </w:r>
+      <w:r>
+        <w:t xml:space="preserve"> </w:t>
+      </w:r>
+      <w:r>
+        <w:t>и</w:t>
+      </w:r>
+      <w:r>
+        <w:t xml:space="preserve"> </w:t>
+      </w:r>
+      <w:r>
+        <w:t>поддерживающего</w:t>
+      </w:r>
+      <w:r>
+        <w:t xml:space="preserve"> </w:t>
+      </w:r>
+      <w:r>
+        <w:t>диалог</w:t>
+      </w:r>
+      <w:r>
+        <w:t xml:space="preserve"> </w:t>
+      </w:r>
+      <w:r>
+        <w:t>с</w:t>
+      </w:r>
+      <w:r>
+        <w:t xml:space="preserve"> </w:t>
+      </w:r>
+      <w:r>
+        <w:t>пользователем</w:t>
+      </w:r>
+      <w:r>
+        <w:t xml:space="preserve"> </w:t>
+      </w:r>
+      <w:r>
+        <w:t>на</w:t>
+      </w:r>
+      <w:r>
+        <w:t xml:space="preserve"> </w:t>
+      </w:r>
+      <w:r>
+        <w:t>изучаемом</w:t>
+      </w:r>
+      <w:r>
+        <w:t xml:space="preserve"> </w:t>
+      </w:r>
+      <w:r>
+        <w:t>языке.</w:t>
+      </w:r>
+      <w:r>
+        <w:t xml:space="preserve"> </w:t>
+      </w:r>
+      <w:r>
+        <w:t>Поддержка</w:t>
+      </w:r>
+      <w:r>
+        <w:t xml:space="preserve"> </w:t>
+      </w:r>
+      <w:r>
+        <w:t>русского</w:t>
+      </w:r>
+      <w:r>
+        <w:t xml:space="preserve"> </w:t>
+      </w:r>
+      <w:r>
+        <w:t>языка</w:t>
+      </w:r>
+      <w:r>
+        <w:t xml:space="preserve"> </w:t>
+      </w:r>
+      <w:r>
+        <w:t>в</w:t>
+      </w:r>
+      <w:r>
+        <w:t xml:space="preserve"> </w:t>
+      </w:r>
+      <w:r>
+        <w:t>интерфейсе</w:t>
+      </w:r>
+      <w:r>
+        <w:t xml:space="preserve"> </w:t>
+      </w:r>
+      <w:r>
+        <w:t>и</w:t>
+      </w:r>
+      <w:r>
+        <w:t xml:space="preserve"> </w:t>
+      </w:r>
+      <w:r>
+        <w:t>обучающих</w:t>
+      </w:r>
+      <w:r>
+        <w:t xml:space="preserve"> </w:t>
+      </w:r>
+      <w:r>
+        <w:t>материалах</w:t>
+      </w:r>
+      <w:r>
+        <w:t xml:space="preserve"> </w:t>
+      </w:r>
+      <w:r>
+        <w:t>обеспечивает</w:t>
+      </w:r>
+      <w:r>
+        <w:t xml:space="preserve"> </w:t>
+      </w:r>
+      <w:r>
+        <w:t>низкий</w:t>
+      </w:r>
+      <w:r>
+        <w:t xml:space="preserve"> </w:t>
+      </w:r>
+      <w:r>
+        <w:t>порог</w:t>
+      </w:r>
+      <w:r>
+        <w:t xml:space="preserve"> </w:t>
+      </w:r>
+      <w:r>
+        <w:t>входа</w:t>
+      </w:r>
+      <w:r>
+        <w:t xml:space="preserve"> </w:t>
+      </w:r>
+      <w:r>
+        <w:t>для</w:t>
+      </w:r>
+      <w:r>
+        <w:t xml:space="preserve"> </w:t>
+      </w:r>
+      <w:r>
+        <w:t>русскоязычных</w:t>
+      </w:r>
+      <w:r>
+        <w:t xml:space="preserve"> </w:t>
+      </w:r>
+      <w:r>
+        <w:t>пользователей.</w:t>
       </w:r>
     </w:p>
     <w:p>
       <w:r>
-        <w:t>Целью практической работы является формирование требований к описанной выше системе. Заданием практической работы является описание объекта автоматизации, формулировка основных задач автоматизации объекта, описание основных параметров проектируемой информационной системы, описание путей достижения целей. Кроме того, необходимо сформулировать требования к информационной системе.</w:t>
+        <w:t>Целью</w:t>
+      </w:r>
+      <w:r>
+        <w:t xml:space="preserve"> </w:t>
+      </w:r>
+      <w:r>
+        <w:t>практической</w:t>
+      </w:r>
+      <w:r>
+        <w:t xml:space="preserve"> </w:t>
+      </w:r>
+      <w:r>
+        <w:t>работы</w:t>
+      </w:r>
+      <w:r>
+        <w:t xml:space="preserve"> </w:t>
+      </w:r>
+      <w:r>
+        <w:t>является</w:t>
+      </w:r>
+      <w:r>
+        <w:t xml:space="preserve"> </w:t>
+      </w:r>
+      <w:r>
+        <w:t>формирование</w:t>
+      </w:r>
+      <w:r>
+        <w:t xml:space="preserve"> </w:t>
+      </w:r>
+      <w:r>
+        <w:t>требований</w:t>
+      </w:r>
+      <w:r>
+        <w:t xml:space="preserve"> </w:t>
+      </w:r>
+      <w:r>
+        <w:t>к</w:t>
+      </w:r>
+      <w:r>
+        <w:t xml:space="preserve"> </w:t>
+      </w:r>
+      <w:r>
+        <w:t>описанной</w:t>
+      </w:r>
+      <w:r>
+        <w:t xml:space="preserve"> </w:t>
+      </w:r>
+      <w:r>
+        <w:t>выше</w:t>
+      </w:r>
+      <w:r>
+        <w:t xml:space="preserve"> </w:t>
+      </w:r>
+      <w:r>
+        <w:t>системе.</w:t>
+      </w:r>
+      <w:r>
+        <w:t xml:space="preserve"> </w:t>
+      </w:r>
+      <w:r>
+        <w:t>Заданием</w:t>
+      </w:r>
+      <w:r>
+        <w:t xml:space="preserve"> </w:t>
+      </w:r>
+      <w:r>
+        <w:t>практической</w:t>
+      </w:r>
+      <w:r>
+        <w:t xml:space="preserve"> </w:t>
+      </w:r>
+      <w:r>
+        <w:t>работы</w:t>
+      </w:r>
+      <w:r>
+        <w:t xml:space="preserve"> </w:t>
+      </w:r>
+      <w:r>
+        <w:t>является</w:t>
+      </w:r>
+      <w:r>
+        <w:t xml:space="preserve"> </w:t>
+      </w:r>
+      <w:r>
+        <w:t>описание</w:t>
+      </w:r>
+      <w:r>
+        <w:t xml:space="preserve"> </w:t>
+      </w:r>
+      <w:r>
+        <w:t>объекта</w:t>
+      </w:r>
+      <w:r>
+        <w:t xml:space="preserve"> </w:t>
+      </w:r>
+      <w:r>
+        <w:t>автоматизации,</w:t>
+      </w:r>
+      <w:r>
+        <w:t xml:space="preserve"> </w:t>
+      </w:r>
+      <w:r>
+        <w:t>формулировка</w:t>
+      </w:r>
+      <w:r>
+        <w:t xml:space="preserve"> </w:t>
+      </w:r>
+      <w:r>
+        <w:t>основных</w:t>
+      </w:r>
+      <w:r>
+        <w:t xml:space="preserve"> </w:t>
+      </w:r>
+      <w:r>
+        <w:t>задач</w:t>
+      </w:r>
+      <w:r>
+        <w:t xml:space="preserve"> </w:t>
+      </w:r>
+      <w:r>
+        <w:t>автоматизации</w:t>
+      </w:r>
+      <w:r>
+        <w:t xml:space="preserve"> </w:t>
+      </w:r>
+      <w:r>
+        <w:t>объекта,</w:t>
+      </w:r>
+      <w:r>
+        <w:t xml:space="preserve"> </w:t>
+      </w:r>
+      <w:r>
+        <w:t>описание</w:t>
+      </w:r>
+      <w:r>
+        <w:t xml:space="preserve"> </w:t>
+      </w:r>
+      <w:r>
+        <w:t>основных</w:t>
+      </w:r>
+      <w:r>
+        <w:t xml:space="preserve"> </w:t>
+      </w:r>
+      <w:r>
+        <w:t>параметров</w:t>
+      </w:r>
+      <w:r>
+        <w:t xml:space="preserve"> </w:t>
+      </w:r>
+      <w:r>
+        <w:t>проектируемой</w:t>
+      </w:r>
+      <w:r>
+        <w:t xml:space="preserve"> </w:t>
+      </w:r>
+      <w:r>
+        <w:t>информационной</w:t>
+      </w:r>
+      <w:r>
+        <w:t xml:space="preserve"> </w:t>
+      </w:r>
+      <w:r>
+        <w:t>системы,</w:t>
+      </w:r>
+      <w:r>
+        <w:t xml:space="preserve"> </w:t>
+      </w:r>
+      <w:r>
+        <w:t>описание</w:t>
+      </w:r>
+      <w:r>
+        <w:t xml:space="preserve"> </w:t>
+      </w:r>
+      <w:r>
+        <w:t>путей</w:t>
+      </w:r>
+      <w:r>
+        <w:t xml:space="preserve"> </w:t>
+      </w:r>
+      <w:r>
+        <w:t>достижения</w:t>
+      </w:r>
+      <w:r>
+        <w:t xml:space="preserve"> </w:t>
+      </w:r>
+      <w:r>
+        <w:t>целей.</w:t>
+      </w:r>
+      <w:r>
+        <w:t xml:space="preserve"> </w:t>
+      </w:r>
+      <w:r>
+        <w:t>Кроме</w:t>
+      </w:r>
+      <w:r>
+        <w:t xml:space="preserve"> </w:t>
+      </w:r>
+      <w:r>
+        <w:t>того,</w:t>
+      </w:r>
+      <w:r>
+        <w:t xml:space="preserve"> </w:t>
+      </w:r>
+      <w:r>
+        <w:t>необходимо</w:t>
+      </w:r>
+      <w:r>
+        <w:t xml:space="preserve"> </w:t>
+      </w:r>
+      <w:r>
+        <w:t>сформулировать</w:t>
+      </w:r>
+      <w:r>
+        <w:t xml:space="preserve"> </w:t>
+      </w:r>
+      <w:r>
+        <w:t>требования</w:t>
+      </w:r>
+      <w:r>
+        <w:t xml:space="preserve"> </w:t>
+      </w:r>
+      <w:r>
+        <w:t>к</w:t>
+      </w:r>
+      <w:r>
+        <w:t xml:space="preserve"> </w:t>
+      </w:r>
+      <w:r>
+        <w:t>информационной</w:t>
+      </w:r>
+      <w:r>
+        <w:t xml:space="preserve"> </w:t>
+      </w:r>
+      <w:r>
+        <w:t>системе.</w:t>
       </w:r>
     </w:p>
     <w:p>
       <w:pPr>
         <w:pStyle w:val="1"/>
+      </w:pPr>
+      <w:r>
+        <w:lastRenderedPageBreak/>
+        <w:t>Общие</w:t>
+      </w:r>
+      <w:r>
+        <w:t xml:space="preserve"> </w:t>
+      </w:r>
+      <w:r>
+        <w:t>сведения</w:t>
+      </w:r>
+    </w:p>
+    <w:p>
+      <w:pPr>
+        <w:pStyle w:val="2"/>
         <w:rPr>
           <w:lang w:val="en-US"/>
         </w:rPr>
       </w:pPr>
       <w:r>
-        <w:lastRenderedPageBreak/>
-        <w:t xml:space="preserve">Общие </w:t>
-      </w:r>
-      <w:r>
-        <w:t>сведения</w:t>
+        <w:t>Список</w:t>
+      </w:r>
+      <w:r>
+        <w:t xml:space="preserve"> </w:t>
+      </w:r>
+      <w:r>
+        <w:t>терминов</w:t>
+      </w:r>
+      <w:r>
+        <w:t xml:space="preserve"> </w:t>
+      </w:r>
+      <w:r>
+        <w:t>и</w:t>
+      </w:r>
+      <w:r>
+        <w:t xml:space="preserve"> </w:t>
+      </w:r>
+      <w:r>
+        <w:t>определений</w:t>
+      </w:r>
+    </w:p>
+    <w:p>
+      <w:r>
+        <w:t>Геймификация – внедрение игровых механик в неигровые процессы (обучение) для повышения вовлеченности пользователей.</w:t>
+      </w:r>
+    </w:p>
+    <w:p>
+      <w:r>
+        <w:t>Голосовой</w:t>
+      </w:r>
+      <w:r>
+        <w:t xml:space="preserve"> </w:t>
+      </w:r>
+      <w:r>
+        <w:t>наставник</w:t>
+      </w:r>
+      <w:r>
+        <w:t xml:space="preserve"> </w:t>
+      </w:r>
+      <w:r>
+        <w:t>–</w:t>
+      </w:r>
+      <w:r>
+        <w:t xml:space="preserve"> </w:t>
+      </w:r>
+      <w:r>
+        <w:t>программный</w:t>
+      </w:r>
+      <w:r>
+        <w:t xml:space="preserve"> </w:t>
+      </w:r>
+      <w:r>
+        <w:t>модуль,</w:t>
+      </w:r>
+      <w:r>
+        <w:t xml:space="preserve"> </w:t>
+      </w:r>
+      <w:r>
+        <w:t>основанный</w:t>
+      </w:r>
+      <w:r>
+        <w:t xml:space="preserve"> </w:t>
+      </w:r>
+      <w:r>
+        <w:t>на</w:t>
+      </w:r>
+      <w:r>
+        <w:t xml:space="preserve"> </w:t>
+      </w:r>
+      <w:r>
+        <w:t>технологиях</w:t>
+      </w:r>
+      <w:r>
+        <w:t xml:space="preserve"> </w:t>
+      </w:r>
+      <w:r>
+        <w:t>искусственного</w:t>
+      </w:r>
+      <w:r>
+        <w:t xml:space="preserve"> </w:t>
+      </w:r>
+      <w:r>
+        <w:t>интеллекта,</w:t>
+      </w:r>
+      <w:r>
+        <w:t xml:space="preserve"> </w:t>
+      </w:r>
+      <w:r>
+        <w:t>обеспечивающий</w:t>
+      </w:r>
+      <w:r>
+        <w:t xml:space="preserve"> </w:t>
+      </w:r>
+      <w:r>
+        <w:t>имитацию</w:t>
+      </w:r>
+      <w:r>
+        <w:t xml:space="preserve"> </w:t>
+      </w:r>
+      <w:r>
+        <w:t>диалога</w:t>
+      </w:r>
+      <w:r>
+        <w:t xml:space="preserve"> </w:t>
+      </w:r>
+      <w:r>
+        <w:t>с</w:t>
+      </w:r>
+      <w:r>
+        <w:t xml:space="preserve"> </w:t>
+      </w:r>
+      <w:r>
+        <w:t>пользователем,</w:t>
+      </w:r>
+      <w:r>
+        <w:t xml:space="preserve"> </w:t>
+      </w:r>
+      <w:r>
+        <w:t>анализ</w:t>
+      </w:r>
+      <w:r>
+        <w:t xml:space="preserve"> </w:t>
+      </w:r>
+      <w:r>
+        <w:t>его</w:t>
+      </w:r>
+      <w:r>
+        <w:t xml:space="preserve"> </w:t>
+      </w:r>
+      <w:r>
+        <w:t>произношения</w:t>
+      </w:r>
+      <w:r>
+        <w:t xml:space="preserve"> </w:t>
+      </w:r>
+      <w:r>
+        <w:t>и</w:t>
+      </w:r>
+      <w:r>
+        <w:t xml:space="preserve"> </w:t>
+      </w:r>
+      <w:r>
+        <w:t>предоставление</w:t>
+      </w:r>
+      <w:r>
+        <w:t xml:space="preserve"> </w:t>
+      </w:r>
+      <w:r>
+        <w:t>обратной</w:t>
+      </w:r>
+      <w:r>
+        <w:t xml:space="preserve"> </w:t>
+      </w:r>
+      <w:r>
+        <w:t>связи.</w:t>
+      </w:r>
+    </w:p>
+    <w:p>
+      <w:r>
+        <w:t>ИС</w:t>
+      </w:r>
+      <w:r>
+        <w:t xml:space="preserve"> </w:t>
+      </w:r>
+      <w:r>
+        <w:t>(Информационная</w:t>
+      </w:r>
+      <w:r>
+        <w:t xml:space="preserve"> </w:t>
+      </w:r>
+      <w:r>
+        <w:t>Система)</w:t>
+      </w:r>
+      <w:r>
+        <w:t xml:space="preserve"> </w:t>
+      </w:r>
+      <w:r>
+        <w:t>–</w:t>
+      </w:r>
+      <w:r>
+        <w:t xml:space="preserve"> </w:t>
+      </w:r>
+      <w:r>
+        <w:t>система,</w:t>
+      </w:r>
+      <w:r>
+        <w:t xml:space="preserve"> </w:t>
+      </w:r>
+      <w:r>
+        <w:t>предназначенная</w:t>
+      </w:r>
+      <w:r>
+        <w:t xml:space="preserve"> </w:t>
+      </w:r>
+      <w:r>
+        <w:t>для</w:t>
+      </w:r>
+      <w:r>
+        <w:t xml:space="preserve"> </w:t>
+      </w:r>
+      <w:r>
+        <w:t>хранения,</w:t>
+      </w:r>
+      <w:r>
+        <w:t xml:space="preserve"> </w:t>
+      </w:r>
+      <w:r>
+        <w:t>поиска,</w:t>
+      </w:r>
+      <w:r>
+        <w:t xml:space="preserve"> </w:t>
+      </w:r>
+      <w:r>
+        <w:t>обработки</w:t>
+      </w:r>
+      <w:r>
+        <w:t xml:space="preserve"> </w:t>
+      </w:r>
+      <w:r>
+        <w:t>информации</w:t>
+      </w:r>
+      <w:r>
+        <w:t xml:space="preserve"> </w:t>
+      </w:r>
+      <w:r>
+        <w:t>и</w:t>
+      </w:r>
+      <w:r>
+        <w:t xml:space="preserve"> </w:t>
+      </w:r>
+      <w:r>
+        <w:t>организации</w:t>
+      </w:r>
+      <w:r>
+        <w:t xml:space="preserve"> </w:t>
+      </w:r>
+      <w:r>
+        <w:t>процесса</w:t>
+      </w:r>
+      <w:r>
+        <w:t xml:space="preserve"> </w:t>
+      </w:r>
+      <w:r>
+        <w:t>обучения,</w:t>
+      </w:r>
+      <w:r>
+        <w:t xml:space="preserve"> </w:t>
+      </w:r>
+      <w:r>
+        <w:t>включающая</w:t>
+      </w:r>
+      <w:r>
+        <w:t xml:space="preserve"> </w:t>
+      </w:r>
+      <w:r>
+        <w:t>соответствующие</w:t>
+      </w:r>
+      <w:r>
+        <w:t xml:space="preserve"> </w:t>
+      </w:r>
+      <w:r>
+        <w:t>организационные</w:t>
+      </w:r>
+      <w:r>
+        <w:t xml:space="preserve"> </w:t>
+      </w:r>
+      <w:r>
+        <w:t>и</w:t>
+      </w:r>
+      <w:r>
+        <w:t xml:space="preserve"> </w:t>
+      </w:r>
+      <w:r>
+        <w:t>технические</w:t>
+      </w:r>
+      <w:r>
+        <w:t xml:space="preserve"> </w:t>
+      </w:r>
+      <w:r>
+        <w:t>ресурсы.</w:t>
+      </w:r>
+    </w:p>
+    <w:p>
+      <w:r>
+        <w:t>Контент</w:t>
+      </w:r>
+      <w:r>
+        <w:t xml:space="preserve"> </w:t>
+      </w:r>
+      <w:r>
+        <w:t>–</w:t>
+      </w:r>
+      <w:r>
+        <w:t xml:space="preserve"> </w:t>
+      </w:r>
+      <w:r>
+        <w:t>совокупность</w:t>
+      </w:r>
+      <w:r>
+        <w:t xml:space="preserve"> </w:t>
+      </w:r>
+      <w:r>
+        <w:t>учебных</w:t>
+      </w:r>
+      <w:r>
+        <w:t xml:space="preserve"> </w:t>
+      </w:r>
+      <w:r>
+        <w:t>материалов:</w:t>
+      </w:r>
+      <w:r>
+        <w:t xml:space="preserve"> </w:t>
+      </w:r>
+      <w:r>
+        <w:t>текстовых</w:t>
+      </w:r>
+      <w:r>
+        <w:t xml:space="preserve"> </w:t>
+      </w:r>
+      <w:r>
+        <w:t>уроков,</w:t>
+      </w:r>
+      <w:r>
+        <w:t xml:space="preserve"> </w:t>
+      </w:r>
+      <w:r>
+        <w:t>аудиозаписей,</w:t>
+      </w:r>
+      <w:r>
+        <w:t xml:space="preserve"> </w:t>
+      </w:r>
+      <w:r>
+        <w:t>упражнений</w:t>
+      </w:r>
+      <w:r>
+        <w:t xml:space="preserve"> </w:t>
+      </w:r>
+      <w:r>
+        <w:t>и</w:t>
+      </w:r>
+      <w:r>
+        <w:t xml:space="preserve"> </w:t>
+      </w:r>
+      <w:r>
+        <w:t>тестов.</w:t>
+      </w:r>
+    </w:p>
+    <w:p>
+      <w:r>
+        <w:t>Личный</w:t>
+      </w:r>
+      <w:r>
+        <w:t xml:space="preserve"> </w:t>
+      </w:r>
+      <w:r>
+        <w:t>кабинет</w:t>
+      </w:r>
+      <w:r>
+        <w:t xml:space="preserve"> </w:t>
+      </w:r>
+      <w:r>
+        <w:t>–</w:t>
+      </w:r>
+      <w:r>
+        <w:t xml:space="preserve"> </w:t>
+      </w:r>
+      <w:r>
+        <w:t>персональный</w:t>
+      </w:r>
+      <w:r>
+        <w:t xml:space="preserve"> </w:t>
+      </w:r>
+      <w:r>
+        <w:t>раздел</w:t>
+      </w:r>
+      <w:r>
+        <w:t xml:space="preserve"> </w:t>
+      </w:r>
+      <w:r>
+        <w:t>пользователя</w:t>
+      </w:r>
+      <w:r>
+        <w:t xml:space="preserve"> </w:t>
+      </w:r>
+      <w:r>
+        <w:t>в</w:t>
+      </w:r>
+      <w:r>
+        <w:t xml:space="preserve"> </w:t>
+      </w:r>
+      <w:r>
+        <w:t>системе,</w:t>
+      </w:r>
+      <w:r>
+        <w:t xml:space="preserve"> </w:t>
+      </w:r>
+      <w:r>
+        <w:t>где</w:t>
+      </w:r>
+      <w:r>
+        <w:t xml:space="preserve"> </w:t>
+      </w:r>
+      <w:r>
+        <w:t>отображается</w:t>
+      </w:r>
+      <w:r>
+        <w:t xml:space="preserve"> </w:t>
+      </w:r>
+      <w:r>
+        <w:t>статистика</w:t>
+      </w:r>
+      <w:r>
+        <w:t xml:space="preserve"> </w:t>
+      </w:r>
+      <w:r>
+        <w:t>успеваемости,</w:t>
+      </w:r>
+      <w:r>
+        <w:t xml:space="preserve"> </w:t>
+      </w:r>
+      <w:r>
+        <w:t>доступные</w:t>
+      </w:r>
+      <w:r>
+        <w:t xml:space="preserve"> </w:t>
+      </w:r>
+      <w:r>
+        <w:t>курсы</w:t>
+      </w:r>
+      <w:r>
+        <w:t xml:space="preserve"> </w:t>
+      </w:r>
+      <w:r>
+        <w:t>и</w:t>
+      </w:r>
+      <w:r>
+        <w:t xml:space="preserve"> </w:t>
+      </w:r>
+      <w:r>
+        <w:t>настройки</w:t>
+      </w:r>
+      <w:r>
+        <w:t xml:space="preserve"> </w:t>
+      </w:r>
+      <w:r>
+        <w:t>профиля.</w:t>
+      </w:r>
+    </w:p>
+    <w:p>
+      <w:r>
+        <w:t>ASR</w:t>
+      </w:r>
+      <w:r>
+        <w:t xml:space="preserve"> </w:t>
+      </w:r>
+      <w:r>
+        <w:t>(</w:t>
+      </w:r>
+      <w:proofErr w:type="spellStart"/>
+      <w:r>
+        <w:t>Automatic</w:t>
+      </w:r>
+      <w:proofErr w:type="spellEnd"/>
+      <w:r>
+        <w:t xml:space="preserve"> </w:t>
+      </w:r>
+      <w:proofErr w:type="spellStart"/>
+      <w:r>
+        <w:t>Speech</w:t>
+      </w:r>
+      <w:proofErr w:type="spellEnd"/>
+      <w:r>
+        <w:t xml:space="preserve"> </w:t>
+      </w:r>
+      <w:proofErr w:type="spellStart"/>
+      <w:r>
+        <w:t>Recognition</w:t>
+      </w:r>
+      <w:proofErr w:type="spellEnd"/>
+      <w:r>
+        <w:t>)</w:t>
+      </w:r>
+      <w:r>
+        <w:t xml:space="preserve"> </w:t>
+      </w:r>
+      <w:r>
+        <w:t>–</w:t>
+      </w:r>
+      <w:r>
+        <w:t xml:space="preserve"> </w:t>
+      </w:r>
+      <w:r>
+        <w:t>технология</w:t>
+      </w:r>
+      <w:r>
+        <w:t xml:space="preserve"> </w:t>
+      </w:r>
+      <w:r>
+        <w:t>автоматического</w:t>
+      </w:r>
+      <w:r>
+        <w:t xml:space="preserve"> </w:t>
+      </w:r>
+      <w:r>
+        <w:t>распознавания</w:t>
+      </w:r>
+      <w:r>
+        <w:t xml:space="preserve"> </w:t>
+      </w:r>
+      <w:r>
+        <w:t>речи,</w:t>
+      </w:r>
+      <w:r>
+        <w:t xml:space="preserve"> </w:t>
+      </w:r>
+      <w:r>
+        <w:t>используемая</w:t>
+      </w:r>
+      <w:r>
+        <w:t xml:space="preserve"> </w:t>
+      </w:r>
+      <w:r>
+        <w:t>для</w:t>
+      </w:r>
+      <w:r>
+        <w:t xml:space="preserve"> </w:t>
+      </w:r>
+      <w:r>
+        <w:t>преобразования</w:t>
+      </w:r>
+      <w:r>
+        <w:t xml:space="preserve"> </w:t>
+      </w:r>
+      <w:r>
+        <w:t>аудиосигнала</w:t>
+      </w:r>
+      <w:r>
+        <w:t xml:space="preserve"> </w:t>
+      </w:r>
+      <w:r>
+        <w:t>пользователя</w:t>
+      </w:r>
+      <w:r>
+        <w:t xml:space="preserve"> </w:t>
+      </w:r>
+      <w:r>
+        <w:t>в</w:t>
+      </w:r>
+      <w:r>
+        <w:t xml:space="preserve"> </w:t>
+      </w:r>
+      <w:r>
+        <w:t>текст</w:t>
+      </w:r>
+      <w:r>
+        <w:t xml:space="preserve"> </w:t>
+      </w:r>
+      <w:r>
+        <w:t>для</w:t>
+      </w:r>
+      <w:r>
+        <w:t xml:space="preserve"> </w:t>
+      </w:r>
+      <w:r>
+        <w:t>дальнейшей</w:t>
+      </w:r>
+      <w:r>
+        <w:t xml:space="preserve"> </w:t>
+      </w:r>
+      <w:r>
+        <w:t>проверки.</w:t>
+      </w:r>
+    </w:p>
+    <w:p>
+      <w:r>
+        <w:t>TTS</w:t>
+      </w:r>
+      <w:r>
+        <w:t xml:space="preserve"> </w:t>
+      </w:r>
+      <w:r>
+        <w:t>(Text-</w:t>
+      </w:r>
+      <w:proofErr w:type="spellStart"/>
+      <w:r>
+        <w:t>to</w:t>
+      </w:r>
+      <w:proofErr w:type="spellEnd"/>
+      <w:r>
+        <w:t>-</w:t>
+      </w:r>
+      <w:proofErr w:type="spellStart"/>
+      <w:r>
+        <w:t>Speech</w:t>
+      </w:r>
+      <w:proofErr w:type="spellEnd"/>
+      <w:r>
+        <w:t>)</w:t>
+      </w:r>
+      <w:r>
+        <w:t xml:space="preserve"> </w:t>
+      </w:r>
+      <w:r>
+        <w:t>–</w:t>
+      </w:r>
+      <w:r>
+        <w:t xml:space="preserve"> </w:t>
+      </w:r>
+      <w:r>
+        <w:t>технология</w:t>
+      </w:r>
+      <w:r>
+        <w:t xml:space="preserve"> </w:t>
+      </w:r>
+      <w:r>
+        <w:t>синтеза</w:t>
+      </w:r>
+      <w:r>
+        <w:t xml:space="preserve"> </w:t>
+      </w:r>
+      <w:r>
+        <w:t>речи,</w:t>
+      </w:r>
+      <w:r>
+        <w:t xml:space="preserve"> </w:t>
+      </w:r>
+      <w:r>
+        <w:t>используемая</w:t>
+      </w:r>
+      <w:r>
+        <w:t xml:space="preserve"> </w:t>
+      </w:r>
+      <w:r>
+        <w:t>голосовым</w:t>
+      </w:r>
+      <w:r>
+        <w:t xml:space="preserve"> </w:t>
+      </w:r>
+      <w:r>
+        <w:t>наставником</w:t>
+      </w:r>
+      <w:r>
+        <w:t xml:space="preserve"> </w:t>
+      </w:r>
+      <w:r>
+        <w:t>для</w:t>
+      </w:r>
+      <w:r>
+        <w:t xml:space="preserve"> </w:t>
+      </w:r>
+      <w:r>
+        <w:t>озвучивания</w:t>
+      </w:r>
+      <w:r>
+        <w:t xml:space="preserve"> </w:t>
+      </w:r>
+      <w:r>
+        <w:t>заданий</w:t>
+      </w:r>
+      <w:r>
+        <w:t xml:space="preserve"> </w:t>
+      </w:r>
+      <w:r>
+        <w:t>и</w:t>
+      </w:r>
+      <w:r>
+        <w:t xml:space="preserve"> </w:t>
+      </w:r>
+      <w:r>
+        <w:t>ведения</w:t>
+      </w:r>
+      <w:r>
+        <w:t xml:space="preserve"> </w:t>
+      </w:r>
+      <w:r>
+        <w:t>диалога.</w:t>
       </w:r>
     </w:p>
     <w:p>
@@ -1738,55 +3246,460 @@
         <w:pStyle w:val="2"/>
       </w:pPr>
       <w:r>
-        <w:t>Список терминов и определений</w:t>
+        <w:t>Описание</w:t>
+      </w:r>
+      <w:r>
+        <w:t xml:space="preserve"> </w:t>
+      </w:r>
+      <w:r>
+        <w:t>бизнес-ролей</w:t>
       </w:r>
     </w:p>
     <w:p>
       <w:r>
-        <w:t>Голосовой наставник – программный модуль, основанный на технологиях искусственного интеллекта, обеспечивающий имитацию диалога с пользователем, анализ его произношения и предоставление обратной связи.</w:t>
+        <w:t>Пользователь</w:t>
+      </w:r>
+      <w:r>
+        <w:t xml:space="preserve"> </w:t>
+      </w:r>
+      <w:r>
+        <w:t>–</w:t>
+      </w:r>
+      <w:r>
+        <w:t xml:space="preserve"> </w:t>
+      </w:r>
+      <w:r>
+        <w:t>человек,</w:t>
+      </w:r>
+      <w:r>
+        <w:t xml:space="preserve"> </w:t>
+      </w:r>
+      <w:r>
+        <w:t>зарегистрированный</w:t>
+      </w:r>
+      <w:r>
+        <w:t xml:space="preserve"> </w:t>
+      </w:r>
+      <w:r>
+        <w:t>в</w:t>
+      </w:r>
+      <w:r>
+        <w:t xml:space="preserve"> </w:t>
+      </w:r>
+      <w:r>
+        <w:t>системе,</w:t>
+      </w:r>
+      <w:r>
+        <w:t xml:space="preserve"> </w:t>
+      </w:r>
+      <w:r>
+        <w:t>изучающий</w:t>
+      </w:r>
+      <w:r>
+        <w:t xml:space="preserve"> </w:t>
+      </w:r>
+      <w:r>
+        <w:t>иностранный</w:t>
+      </w:r>
+      <w:r>
+        <w:t xml:space="preserve"> </w:t>
+      </w:r>
+      <w:r>
+        <w:t>язык</w:t>
+      </w:r>
+      <w:r>
+        <w:t xml:space="preserve"> </w:t>
+      </w:r>
+      <w:r>
+        <w:t>и</w:t>
+      </w:r>
+      <w:r>
+        <w:t xml:space="preserve"> </w:t>
+      </w:r>
+      <w:r>
+        <w:t>использующий</w:t>
+      </w:r>
+      <w:r>
+        <w:t xml:space="preserve"> </w:t>
+      </w:r>
+      <w:r>
+        <w:t>функции</w:t>
+      </w:r>
+      <w:r>
+        <w:t xml:space="preserve"> </w:t>
+      </w:r>
+      <w:r>
+        <w:t>голосового</w:t>
+      </w:r>
+      <w:r>
+        <w:t xml:space="preserve"> </w:t>
+      </w:r>
+      <w:r>
+        <w:t>наставника.</w:t>
       </w:r>
     </w:p>
     <w:p>
       <w:r>
-        <w:t>ИС (Информационная Система) – система, предназначенная для хранения, поиска, обработки информации и организации процесса обучения, включающая соответствующие организационные и технические ресурсы.</w:t>
+        <w:t>Администратор</w:t>
+      </w:r>
+      <w:r>
+        <w:t xml:space="preserve"> </w:t>
+      </w:r>
+      <w:r>
+        <w:t>–</w:t>
+      </w:r>
+      <w:r>
+        <w:t xml:space="preserve"> </w:t>
+      </w:r>
+      <w:r>
+        <w:t>специалист,</w:t>
+      </w:r>
+      <w:r>
+        <w:t xml:space="preserve"> </w:t>
+      </w:r>
+      <w:r>
+        <w:t>отвечающий</w:t>
+      </w:r>
+      <w:r>
+        <w:t xml:space="preserve"> </w:t>
+      </w:r>
+      <w:r>
+        <w:t>за</w:t>
+      </w:r>
+      <w:r>
+        <w:t xml:space="preserve"> </w:t>
+      </w:r>
+      <w:r>
+        <w:t>техническую</w:t>
+      </w:r>
+      <w:r>
+        <w:t xml:space="preserve"> </w:t>
+      </w:r>
+      <w:r>
+        <w:t>поддержку</w:t>
+      </w:r>
+      <w:r>
+        <w:t xml:space="preserve"> </w:t>
+      </w:r>
+      <w:r>
+        <w:t>работы</w:t>
+      </w:r>
+      <w:r>
+        <w:t xml:space="preserve"> </w:t>
+      </w:r>
+      <w:r>
+        <w:t>системы,</w:t>
+      </w:r>
+      <w:r>
+        <w:t xml:space="preserve"> </w:t>
+      </w:r>
+      <w:r>
+        <w:t>управление</w:t>
+      </w:r>
+      <w:r>
+        <w:t xml:space="preserve"> </w:t>
+      </w:r>
+      <w:r>
+        <w:t>учетными</w:t>
+      </w:r>
+      <w:r>
+        <w:t xml:space="preserve"> </w:t>
+      </w:r>
+      <w:r>
+        <w:t>записями</w:t>
+      </w:r>
+      <w:r>
+        <w:t xml:space="preserve"> </w:t>
+      </w:r>
+      <w:r>
+        <w:t>и</w:t>
+      </w:r>
+      <w:r>
+        <w:t xml:space="preserve"> </w:t>
+      </w:r>
+      <w:r>
+        <w:t>правами</w:t>
+      </w:r>
+      <w:r>
+        <w:t xml:space="preserve"> </w:t>
+      </w:r>
+      <w:r>
+        <w:t>доступа.</w:t>
       </w:r>
     </w:p>
     <w:p>
       <w:r>
-        <w:t>Личный кабинет – персональный раздел пользователя в системе, где отображается статистика успеваемости, доступные курсы и настройки профиля.</w:t>
+        <w:t>Методист</w:t>
+      </w:r>
+      <w:r>
+        <w:t xml:space="preserve"> </w:t>
+      </w:r>
+      <w:r>
+        <w:t>(Контент-менеджер)</w:t>
+      </w:r>
+      <w:r>
+        <w:t xml:space="preserve"> </w:t>
+      </w:r>
+      <w:r>
+        <w:t>–</w:t>
+      </w:r>
+      <w:r>
+        <w:t xml:space="preserve"> </w:t>
+      </w:r>
+      <w:r>
+        <w:t>специалист,</w:t>
+      </w:r>
+      <w:r>
+        <w:t xml:space="preserve"> </w:t>
+      </w:r>
+      <w:r>
+        <w:t>отвечающий</w:t>
+      </w:r>
+      <w:r>
+        <w:t xml:space="preserve"> </w:t>
+      </w:r>
+      <w:r>
+        <w:t>за</w:t>
+      </w:r>
+      <w:r>
+        <w:t xml:space="preserve"> </w:t>
+      </w:r>
+      <w:r>
+        <w:t>наполнение</w:t>
+      </w:r>
+      <w:r>
+        <w:t xml:space="preserve"> </w:t>
+      </w:r>
+      <w:r>
+        <w:t>системы</w:t>
+      </w:r>
+      <w:r>
+        <w:t xml:space="preserve"> </w:t>
+      </w:r>
+      <w:r>
+        <w:t>учебными</w:t>
+      </w:r>
+      <w:r>
+        <w:t xml:space="preserve"> </w:t>
+      </w:r>
+      <w:r>
+        <w:t>материалами,</w:t>
+      </w:r>
+      <w:r>
+        <w:t xml:space="preserve"> </w:t>
+      </w:r>
+      <w:r>
+        <w:t>разработку</w:t>
+      </w:r>
+      <w:r>
+        <w:t xml:space="preserve"> </w:t>
+      </w:r>
+      <w:r>
+        <w:t>сценариев</w:t>
+      </w:r>
+      <w:r>
+        <w:t xml:space="preserve"> </w:t>
+      </w:r>
+      <w:r>
+        <w:t>диалогов</w:t>
+      </w:r>
+      <w:r>
+        <w:t xml:space="preserve"> </w:t>
+      </w:r>
+      <w:r>
+        <w:t>для</w:t>
+      </w:r>
+      <w:r>
+        <w:t xml:space="preserve"> </w:t>
+      </w:r>
+      <w:r>
+        <w:t>голосового</w:t>
+      </w:r>
+      <w:r>
+        <w:t xml:space="preserve"> </w:t>
+      </w:r>
+      <w:r>
+        <w:t>наставника.</w:t>
       </w:r>
     </w:p>
     <w:p>
       <w:r>
-        <w:t>ASR (</w:t>
-      </w:r>
-      <w:r>
-        <w:rPr>
-          <w:lang w:val="en-US"/>
-        </w:rPr>
-        <w:t>Automatic Speech Recognition</w:t>
-      </w:r>
-      <w:r>
-        <w:t>) – технология автоматического распознавания речи, используемая для преобразования аудиосигнала пользователя в текст для дальнейшей проверки.</w:t>
+        <w:t>Гость</w:t>
+      </w:r>
+      <w:r>
+        <w:t xml:space="preserve"> </w:t>
+      </w:r>
+      <w:r>
+        <w:t>–</w:t>
+      </w:r>
+      <w:r>
+        <w:t xml:space="preserve"> </w:t>
+      </w:r>
+      <w:r>
+        <w:t>незарегистрированный</w:t>
+      </w:r>
+      <w:r>
+        <w:t xml:space="preserve"> </w:t>
+      </w:r>
+      <w:r>
+        <w:t>посетитель,</w:t>
+      </w:r>
+      <w:r>
+        <w:t xml:space="preserve"> </w:t>
+      </w:r>
+      <w:r>
+        <w:t>имеющий</w:t>
+      </w:r>
+      <w:r>
+        <w:t xml:space="preserve"> </w:t>
+      </w:r>
+      <w:r>
+        <w:t>доступ</w:t>
+      </w:r>
+      <w:r>
+        <w:t xml:space="preserve"> </w:t>
+      </w:r>
+      <w:r>
+        <w:t>только</w:t>
+      </w:r>
+      <w:r>
+        <w:t xml:space="preserve"> </w:t>
+      </w:r>
+      <w:r>
+        <w:t>к</w:t>
+      </w:r>
+      <w:r>
+        <w:t xml:space="preserve"> </w:t>
+      </w:r>
+      <w:r>
+        <w:t>общей</w:t>
+      </w:r>
+      <w:r>
+        <w:t xml:space="preserve"> </w:t>
+      </w:r>
+      <w:r>
+        <w:t>информации</w:t>
+      </w:r>
+      <w:r>
+        <w:t xml:space="preserve"> </w:t>
+      </w:r>
+      <w:r>
+        <w:t>о</w:t>
+      </w:r>
+      <w:r>
+        <w:t xml:space="preserve"> </w:t>
+      </w:r>
+      <w:r>
+        <w:t>системе</w:t>
+      </w:r>
+      <w:r>
+        <w:t xml:space="preserve"> </w:t>
+      </w:r>
+      <w:r>
+        <w:t>и</w:t>
+      </w:r>
+      <w:r>
+        <w:t xml:space="preserve"> </w:t>
+      </w:r>
+      <w:r>
+        <w:t>демонстрационному</w:t>
+      </w:r>
+      <w:r>
+        <w:t xml:space="preserve"> </w:t>
+      </w:r>
+      <w:r>
+        <w:t>уроку.</w:t>
       </w:r>
     </w:p>
     <w:p>
-      <w:r>
-        <w:t>TTS (</w:t>
-      </w:r>
-      <w:r>
-        <w:rPr>
-          <w:lang w:val="en-US"/>
-        </w:rPr>
-        <w:t>Text-to-Speech</w:t>
-      </w:r>
-      <w:r>
-        <w:t>) – технология синтеза речи, используемая голосовым наставником для озвучивания заданий и ведения диалога.</w:t>
+      <w:pPr>
+        <w:pStyle w:val="1"/>
+      </w:pPr>
+      <w:r>
+        <w:lastRenderedPageBreak/>
+        <w:t>Требования</w:t>
+      </w:r>
+      <w:r>
+        <w:t xml:space="preserve"> </w:t>
+      </w:r>
+      <w:r>
+        <w:t>к</w:t>
+      </w:r>
+      <w:r>
+        <w:t xml:space="preserve"> </w:t>
+      </w:r>
+      <w:r>
+        <w:t>системе</w:t>
       </w:r>
     </w:p>
     <w:p>
-      <w:r>
-        <w:t>Контент – совокупность учебных материалов: текстовых уроков, аудиозаписей, упражнений и тестов.</w:t>
+      <w:pPr>
+        <w:pStyle w:val="2"/>
+      </w:pPr>
+      <w:r>
+        <w:t>Требования</w:t>
+      </w:r>
+      <w:r>
+        <w:t xml:space="preserve"> </w:t>
+      </w:r>
+      <w:r>
+        <w:t>к</w:t>
+      </w:r>
+      <w:r>
+        <w:t xml:space="preserve"> </w:t>
+      </w:r>
+      <w:r>
+        <w:t>системе</w:t>
+      </w:r>
+      <w:r>
+        <w:t xml:space="preserve"> </w:t>
+      </w:r>
+      <w:r>
+        <w:t>в</w:t>
+      </w:r>
+      <w:r>
+        <w:t xml:space="preserve"> </w:t>
+      </w:r>
+      <w:r>
+        <w:t>целом</w:t>
+      </w:r>
+    </w:p>
+    <w:p>
+      <w:pPr>
+        <w:pStyle w:val="3"/>
+      </w:pPr>
+      <w:r>
+        <w:t>Требования</w:t>
+      </w:r>
+      <w:r>
+        <w:t xml:space="preserve"> </w:t>
+      </w:r>
+      <w:r>
+        <w:t>к</w:t>
+      </w:r>
+      <w:r>
+        <w:t xml:space="preserve"> </w:t>
+      </w:r>
+      <w:r>
+        <w:t>структуре</w:t>
+      </w:r>
+      <w:r>
+        <w:t xml:space="preserve"> </w:t>
+      </w:r>
+      <w:r>
+        <w:t>и</w:t>
+      </w:r>
+      <w:r>
+        <w:t xml:space="preserve"> </w:t>
+      </w:r>
+      <w:r>
+        <w:t>функционированию</w:t>
+      </w:r>
+      <w:r>
+        <w:t xml:space="preserve"> </w:t>
+      </w:r>
+      <w:r>
+        <w:t>системы</w:t>
       </w:r>
     </w:p>
     <w:p>
@@ -1796,7 +3709,3391 @@
         </w:rPr>
       </w:pPr>
       <w:r>
-        <w:t>СУБД (Система Управления Базами Данных) – совокупность программных средств, обеспечивающих управление созданием и использованием базы данных пользователей и учебного контента.</w:t>
+        <w:t>Система</w:t>
+      </w:r>
+      <w:r>
+        <w:t xml:space="preserve"> </w:t>
+      </w:r>
+      <w:r>
+        <w:t>имеет</w:t>
+      </w:r>
+      <w:r>
+        <w:t xml:space="preserve"> </w:t>
+      </w:r>
+      <w:r>
+        <w:t>модульную</w:t>
+      </w:r>
+      <w:r>
+        <w:t xml:space="preserve"> </w:t>
+      </w:r>
+      <w:r>
+        <w:t>структуру,</w:t>
+      </w:r>
+      <w:r>
+        <w:t xml:space="preserve"> </w:t>
+      </w:r>
+      <w:r>
+        <w:t>включающую</w:t>
+      </w:r>
+      <w:r>
+        <w:t xml:space="preserve"> </w:t>
+      </w:r>
+      <w:r>
+        <w:t>в</w:t>
+      </w:r>
+      <w:r>
+        <w:t xml:space="preserve"> </w:t>
+      </w:r>
+      <w:r>
+        <w:t>себя</w:t>
+      </w:r>
+      <w:r>
+        <w:t xml:space="preserve"> </w:t>
+      </w:r>
+      <w:r>
+        <w:t>следующие</w:t>
+      </w:r>
+      <w:r>
+        <w:t xml:space="preserve"> </w:t>
+      </w:r>
+      <w:r>
+        <w:t>модули:</w:t>
+      </w:r>
+    </w:p>
+    <w:p>
+      <w:pPr>
+        <w:pStyle w:val="a0"/>
+      </w:pPr>
+      <w:r>
+        <w:t>модуль</w:t>
+      </w:r>
+      <w:r>
+        <w:t xml:space="preserve"> </w:t>
+      </w:r>
+      <w:r>
+        <w:t>«Обучение»</w:t>
+      </w:r>
+      <w:r>
+        <w:t xml:space="preserve"> </w:t>
+      </w:r>
+      <w:r>
+        <w:t>(уроки,</w:t>
+      </w:r>
+      <w:r>
+        <w:t xml:space="preserve"> </w:t>
+      </w:r>
+      <w:r>
+        <w:t>тесты,</w:t>
+      </w:r>
+      <w:r>
+        <w:t xml:space="preserve"> </w:t>
+      </w:r>
+      <w:r>
+        <w:t>словарь);</w:t>
+      </w:r>
+    </w:p>
+    <w:p>
+      <w:pPr>
+        <w:pStyle w:val="a0"/>
+      </w:pPr>
+      <w:r>
+        <w:t>модуль</w:t>
+      </w:r>
+      <w:r>
+        <w:t xml:space="preserve"> </w:t>
+      </w:r>
+      <w:r>
+        <w:t>«Голосовой</w:t>
+      </w:r>
+      <w:r>
+        <w:t xml:space="preserve"> </w:t>
+      </w:r>
+      <w:r>
+        <w:t>наставник»</w:t>
+      </w:r>
+      <w:r>
+        <w:t xml:space="preserve"> </w:t>
+      </w:r>
+      <w:r>
+        <w:t>(распознавание</w:t>
+      </w:r>
+      <w:r>
+        <w:t xml:space="preserve"> </w:t>
+      </w:r>
+      <w:r>
+        <w:t>и</w:t>
+      </w:r>
+      <w:r>
+        <w:t xml:space="preserve"> </w:t>
+      </w:r>
+      <w:r>
+        <w:t>синтез</w:t>
+      </w:r>
+      <w:r>
+        <w:t xml:space="preserve"> </w:t>
+      </w:r>
+      <w:r>
+        <w:t>речи);</w:t>
+      </w:r>
+    </w:p>
+    <w:p>
+      <w:pPr>
+        <w:pStyle w:val="a0"/>
+      </w:pPr>
+      <w:r>
+        <w:t>модуль</w:t>
+      </w:r>
+      <w:r>
+        <w:t xml:space="preserve"> </w:t>
+      </w:r>
+      <w:r>
+        <w:t>«</w:t>
+      </w:r>
+      <w:r>
+        <w:t>Работа с пользователями</w:t>
+      </w:r>
+      <w:r>
+        <w:t>»;</w:t>
+      </w:r>
+    </w:p>
+    <w:p>
+      <w:pPr>
+        <w:pStyle w:val="a0"/>
+      </w:pPr>
+      <w:r>
+        <w:t>модуль</w:t>
+      </w:r>
+      <w:r>
+        <w:t xml:space="preserve"> </w:t>
+      </w:r>
+      <w:r>
+        <w:t>«Управление</w:t>
+      </w:r>
+      <w:r>
+        <w:t xml:space="preserve"> </w:t>
+      </w:r>
+      <w:r>
+        <w:t>контентом»</w:t>
+      </w:r>
+      <w:r>
+        <w:t>;</w:t>
+      </w:r>
+    </w:p>
+    <w:p>
+      <w:pPr>
+        <w:pStyle w:val="a0"/>
+      </w:pPr>
+      <w:r>
+        <w:t>модуль</w:t>
+      </w:r>
+      <w:r>
+        <w:t xml:space="preserve"> </w:t>
+      </w:r>
+      <w:r>
+        <w:t>«Администрирование»</w:t>
+      </w:r>
+      <w:r>
+        <w:t>.</w:t>
+      </w:r>
+    </w:p>
+    <w:p>
+      <w:r>
+        <w:t>Система</w:t>
+      </w:r>
+      <w:r>
+        <w:t xml:space="preserve"> </w:t>
+      </w:r>
+      <w:r>
+        <w:t>должна</w:t>
+      </w:r>
+      <w:r>
+        <w:t xml:space="preserve"> </w:t>
+      </w:r>
+      <w:r>
+        <w:t>выполнять</w:t>
+      </w:r>
+      <w:r>
+        <w:t xml:space="preserve"> </w:t>
+      </w:r>
+      <w:r>
+        <w:t>следующие</w:t>
+      </w:r>
+      <w:r>
+        <w:t xml:space="preserve"> </w:t>
+      </w:r>
+      <w:r>
+        <w:t>функции:</w:t>
+      </w:r>
+    </w:p>
+    <w:p>
+      <w:pPr>
+        <w:pStyle w:val="a0"/>
+      </w:pPr>
+      <w:r>
+        <w:t>регистрация</w:t>
+      </w:r>
+      <w:r>
+        <w:t xml:space="preserve"> </w:t>
+      </w:r>
+      <w:r>
+        <w:t>и</w:t>
+      </w:r>
+      <w:r>
+        <w:t xml:space="preserve"> </w:t>
+      </w:r>
+      <w:r>
+        <w:t>авторизация</w:t>
+      </w:r>
+      <w:r>
+        <w:t xml:space="preserve"> </w:t>
+      </w:r>
+      <w:r>
+        <w:t>пользователей;</w:t>
+      </w:r>
+    </w:p>
+    <w:p>
+      <w:pPr>
+        <w:pStyle w:val="a0"/>
+      </w:pPr>
+      <w:r>
+        <w:t>предоставление</w:t>
+      </w:r>
+      <w:r>
+        <w:t xml:space="preserve"> </w:t>
+      </w:r>
+      <w:r>
+        <w:t>доступа</w:t>
+      </w:r>
+      <w:r>
+        <w:t xml:space="preserve"> </w:t>
+      </w:r>
+      <w:r>
+        <w:t>к</w:t>
+      </w:r>
+      <w:r>
+        <w:t xml:space="preserve"> </w:t>
+      </w:r>
+      <w:r>
+        <w:t>интерактивным</w:t>
+      </w:r>
+      <w:r>
+        <w:t xml:space="preserve"> </w:t>
+      </w:r>
+      <w:r>
+        <w:t>урокам;</w:t>
+      </w:r>
+    </w:p>
+    <w:p>
+      <w:pPr>
+        <w:pStyle w:val="a0"/>
+      </w:pPr>
+      <w:r>
+        <w:t>распознавание</w:t>
+      </w:r>
+      <w:r>
+        <w:t xml:space="preserve"> </w:t>
+      </w:r>
+      <w:r>
+        <w:t>речи</w:t>
+      </w:r>
+      <w:r>
+        <w:t xml:space="preserve"> </w:t>
+      </w:r>
+      <w:r>
+        <w:t>пользователя</w:t>
+      </w:r>
+      <w:r>
+        <w:t xml:space="preserve"> </w:t>
+      </w:r>
+      <w:r>
+        <w:t>и</w:t>
+      </w:r>
+      <w:r>
+        <w:t xml:space="preserve"> </w:t>
+      </w:r>
+      <w:r>
+        <w:t>сравнение</w:t>
+      </w:r>
+      <w:r>
+        <w:t xml:space="preserve"> </w:t>
+      </w:r>
+      <w:r>
+        <w:t>с</w:t>
+      </w:r>
+      <w:r>
+        <w:t xml:space="preserve"> </w:t>
+      </w:r>
+      <w:r>
+        <w:t>эталоном;</w:t>
+      </w:r>
+    </w:p>
+    <w:p>
+      <w:pPr>
+        <w:pStyle w:val="a0"/>
+      </w:pPr>
+      <w:r>
+        <w:t>ведение</w:t>
+      </w:r>
+      <w:r>
+        <w:t xml:space="preserve"> </w:t>
+      </w:r>
+      <w:r>
+        <w:t>диалога</w:t>
+      </w:r>
+      <w:r>
+        <w:t xml:space="preserve"> </w:t>
+      </w:r>
+      <w:r>
+        <w:t>с</w:t>
+      </w:r>
+      <w:r>
+        <w:t xml:space="preserve"> </w:t>
+      </w:r>
+      <w:r>
+        <w:t>пользователем</w:t>
+      </w:r>
+      <w:r>
+        <w:t xml:space="preserve"> </w:t>
+      </w:r>
+      <w:r>
+        <w:t>по</w:t>
+      </w:r>
+      <w:r>
+        <w:t xml:space="preserve"> </w:t>
+      </w:r>
+      <w:r>
+        <w:t>заданному</w:t>
+      </w:r>
+      <w:r>
+        <w:t xml:space="preserve"> </w:t>
+      </w:r>
+      <w:r>
+        <w:t>сценарию;</w:t>
+      </w:r>
+    </w:p>
+    <w:p>
+      <w:pPr>
+        <w:pStyle w:val="a0"/>
+      </w:pPr>
+      <w:r>
+        <w:t>отслеживание</w:t>
+      </w:r>
+      <w:r>
+        <w:t xml:space="preserve"> </w:t>
+      </w:r>
+      <w:r>
+        <w:t>прогресса</w:t>
+      </w:r>
+      <w:r>
+        <w:t xml:space="preserve"> </w:t>
+      </w:r>
+      <w:r>
+        <w:t>обучения;</w:t>
+      </w:r>
+    </w:p>
+    <w:p>
+      <w:pPr>
+        <w:pStyle w:val="a0"/>
+      </w:pPr>
+      <w:r>
+        <w:t>поддержка</w:t>
+      </w:r>
+      <w:r>
+        <w:t xml:space="preserve"> </w:t>
+      </w:r>
+      <w:r>
+        <w:t>интерфейса</w:t>
+      </w:r>
+      <w:r>
+        <w:t xml:space="preserve"> </w:t>
+      </w:r>
+      <w:r>
+        <w:t>на</w:t>
+      </w:r>
+      <w:r>
+        <w:t xml:space="preserve"> </w:t>
+      </w:r>
+      <w:r>
+        <w:t>русском</w:t>
+      </w:r>
+      <w:r>
+        <w:t xml:space="preserve"> </w:t>
+      </w:r>
+      <w:r>
+        <w:t>языке.</w:t>
+      </w:r>
+    </w:p>
+    <w:p>
+      <w:pPr>
+        <w:pStyle w:val="3"/>
+      </w:pPr>
+      <w:r>
+        <w:t>Требования</w:t>
+      </w:r>
+      <w:r>
+        <w:t xml:space="preserve"> </w:t>
+      </w:r>
+      <w:r>
+        <w:t>к</w:t>
+      </w:r>
+      <w:r>
+        <w:t xml:space="preserve"> </w:t>
+      </w:r>
+      <w:r>
+        <w:t>численности</w:t>
+      </w:r>
+      <w:r>
+        <w:t xml:space="preserve"> </w:t>
+      </w:r>
+      <w:r>
+        <w:t>и</w:t>
+      </w:r>
+      <w:r>
+        <w:t xml:space="preserve"> </w:t>
+      </w:r>
+      <w:r>
+        <w:t>квалификации</w:t>
+      </w:r>
+      <w:r>
+        <w:t xml:space="preserve"> </w:t>
+      </w:r>
+      <w:r>
+        <w:t>персонала</w:t>
+      </w:r>
+      <w:r>
+        <w:t xml:space="preserve"> </w:t>
+      </w:r>
+      <w:r>
+        <w:t>системы</w:t>
+      </w:r>
+      <w:r>
+        <w:t xml:space="preserve"> </w:t>
+      </w:r>
+      <w:r>
+        <w:t>и</w:t>
+      </w:r>
+      <w:r>
+        <w:t xml:space="preserve"> </w:t>
+      </w:r>
+      <w:r>
+        <w:t>режиму</w:t>
+      </w:r>
+      <w:r>
+        <w:t xml:space="preserve"> </w:t>
+      </w:r>
+      <w:r>
+        <w:t>его</w:t>
+      </w:r>
+      <w:r>
+        <w:t xml:space="preserve"> </w:t>
+      </w:r>
+      <w:r>
+        <w:t>работы</w:t>
+      </w:r>
+    </w:p>
+    <w:p>
+      <w:r>
+        <w:t>Для</w:t>
+      </w:r>
+      <w:r>
+        <w:t xml:space="preserve"> </w:t>
+      </w:r>
+      <w:r>
+        <w:t>эксплуатации</w:t>
+      </w:r>
+      <w:r>
+        <w:t xml:space="preserve"> </w:t>
+      </w:r>
+      <w:r>
+        <w:t>клиентской</w:t>
+      </w:r>
+      <w:r>
+        <w:t xml:space="preserve"> </w:t>
+      </w:r>
+      <w:r>
+        <w:t>части</w:t>
+      </w:r>
+      <w:r>
+        <w:t xml:space="preserve"> </w:t>
+      </w:r>
+      <w:r>
+        <w:t>системы</w:t>
+      </w:r>
+      <w:r>
+        <w:t xml:space="preserve"> </w:t>
+      </w:r>
+      <w:r>
+        <w:t>от</w:t>
+      </w:r>
+      <w:r>
+        <w:t xml:space="preserve"> </w:t>
+      </w:r>
+      <w:r>
+        <w:t>пользователя</w:t>
+      </w:r>
+      <w:r>
+        <w:t xml:space="preserve"> </w:t>
+      </w:r>
+      <w:r>
+        <w:t>не</w:t>
+      </w:r>
+      <w:r>
+        <w:t xml:space="preserve"> </w:t>
+      </w:r>
+      <w:r>
+        <w:t>требуется</w:t>
+      </w:r>
+      <w:r>
+        <w:t xml:space="preserve"> </w:t>
+      </w:r>
+      <w:r>
+        <w:t>специальных</w:t>
+      </w:r>
+      <w:r>
+        <w:t xml:space="preserve"> </w:t>
+      </w:r>
+      <w:r>
+        <w:t>технических</w:t>
+      </w:r>
+      <w:r>
+        <w:t xml:space="preserve"> </w:t>
+      </w:r>
+      <w:r>
+        <w:t>навыков,</w:t>
+      </w:r>
+      <w:r>
+        <w:t xml:space="preserve"> </w:t>
+      </w:r>
+      <w:r>
+        <w:t>за</w:t>
+      </w:r>
+      <w:r>
+        <w:t xml:space="preserve"> </w:t>
+      </w:r>
+      <w:r>
+        <w:t>исключением</w:t>
+      </w:r>
+      <w:r>
+        <w:t xml:space="preserve"> </w:t>
+      </w:r>
+      <w:r>
+        <w:t>базовых</w:t>
+      </w:r>
+      <w:r>
+        <w:t xml:space="preserve"> </w:t>
+      </w:r>
+      <w:r>
+        <w:t>навыков</w:t>
+      </w:r>
+      <w:r>
+        <w:t xml:space="preserve"> </w:t>
+      </w:r>
+      <w:r>
+        <w:t>работы</w:t>
+      </w:r>
+      <w:r>
+        <w:t xml:space="preserve"> </w:t>
+      </w:r>
+      <w:r>
+        <w:t>с</w:t>
+      </w:r>
+      <w:r>
+        <w:t xml:space="preserve"> </w:t>
+      </w:r>
+      <w:r>
+        <w:t>компьютером</w:t>
+      </w:r>
+      <w:r>
+        <w:t xml:space="preserve"> </w:t>
+      </w:r>
+      <w:r>
+        <w:t>или</w:t>
+      </w:r>
+      <w:r>
+        <w:t xml:space="preserve"> </w:t>
+      </w:r>
+      <w:r>
+        <w:t>мобильным</w:t>
+      </w:r>
+      <w:r>
+        <w:t xml:space="preserve"> </w:t>
+      </w:r>
+      <w:r>
+        <w:t>устройством</w:t>
+      </w:r>
+      <w:r>
+        <w:t xml:space="preserve"> </w:t>
+      </w:r>
+      <w:r>
+        <w:t>и</w:t>
+      </w:r>
+      <w:r>
+        <w:t xml:space="preserve"> </w:t>
+      </w:r>
+      <w:r>
+        <w:t>наличия</w:t>
+      </w:r>
+      <w:r>
+        <w:t xml:space="preserve"> </w:t>
+      </w:r>
+      <w:r>
+        <w:t>микрофона.</w:t>
+      </w:r>
+    </w:p>
+    <w:p>
+      <w:r>
+        <w:t>Для</w:t>
+      </w:r>
+      <w:r>
+        <w:t xml:space="preserve"> </w:t>
+      </w:r>
+      <w:r>
+        <w:t>поддержания</w:t>
+      </w:r>
+      <w:r>
+        <w:t xml:space="preserve"> </w:t>
+      </w:r>
+      <w:r>
+        <w:t>работоспособности</w:t>
+      </w:r>
+      <w:r>
+        <w:t xml:space="preserve"> </w:t>
+      </w:r>
+      <w:r>
+        <w:t>серверной</w:t>
+      </w:r>
+      <w:r>
+        <w:t xml:space="preserve"> </w:t>
+      </w:r>
+      <w:r>
+        <w:t>части</w:t>
+      </w:r>
+      <w:r>
+        <w:t xml:space="preserve"> </w:t>
+      </w:r>
+      <w:r>
+        <w:t>требуются</w:t>
+      </w:r>
+      <w:r>
+        <w:t xml:space="preserve"> </w:t>
+      </w:r>
+      <w:r>
+        <w:t>администраторы</w:t>
+      </w:r>
+      <w:r>
+        <w:t xml:space="preserve"> </w:t>
+      </w:r>
+      <w:r>
+        <w:t>и</w:t>
+      </w:r>
+      <w:r>
+        <w:t xml:space="preserve"> </w:t>
+      </w:r>
+      <w:r>
+        <w:t>разработчики,</w:t>
+      </w:r>
+      <w:r>
+        <w:t xml:space="preserve"> </w:t>
+      </w:r>
+      <w:r>
+        <w:t>обладающие</w:t>
+      </w:r>
+      <w:r>
+        <w:t xml:space="preserve"> </w:t>
+      </w:r>
+      <w:r>
+        <w:t>навыками</w:t>
+      </w:r>
+      <w:r>
+        <w:t xml:space="preserve"> </w:t>
+      </w:r>
+      <w:r>
+        <w:t>администрирования</w:t>
+      </w:r>
+      <w:r>
+        <w:t xml:space="preserve"> </w:t>
+      </w:r>
+      <w:r>
+        <w:t>веб-серверов</w:t>
+      </w:r>
+      <w:r>
+        <w:t xml:space="preserve"> </w:t>
+      </w:r>
+      <w:r>
+        <w:t>и</w:t>
+      </w:r>
+      <w:r>
+        <w:t xml:space="preserve"> </w:t>
+      </w:r>
+      <w:r>
+        <w:t>баз</w:t>
+      </w:r>
+      <w:r>
+        <w:t xml:space="preserve"> </w:t>
+      </w:r>
+      <w:r>
+        <w:t>данных.</w:t>
+      </w:r>
+      <w:r>
+        <w:t xml:space="preserve"> </w:t>
+      </w:r>
+      <w:r>
+        <w:t>Режим</w:t>
+      </w:r>
+      <w:r>
+        <w:t xml:space="preserve"> </w:t>
+      </w:r>
+      <w:r>
+        <w:t>работы</w:t>
+      </w:r>
+      <w:r>
+        <w:t xml:space="preserve"> </w:t>
+      </w:r>
+      <w:r>
+        <w:t>системы</w:t>
+      </w:r>
+      <w:r>
+        <w:t xml:space="preserve"> </w:t>
+      </w:r>
+      <w:r>
+        <w:t>—</w:t>
+      </w:r>
+      <w:r>
+        <w:t xml:space="preserve"> </w:t>
+      </w:r>
+      <w:r>
+        <w:t>круглосуточный</w:t>
+      </w:r>
+      <w:r>
+        <w:t xml:space="preserve"> </w:t>
+      </w:r>
+      <w:r>
+        <w:t>(24/7),</w:t>
+      </w:r>
+      <w:r>
+        <w:t xml:space="preserve"> </w:t>
+      </w:r>
+      <w:r>
+        <w:t>за</w:t>
+      </w:r>
+      <w:r>
+        <w:t xml:space="preserve"> </w:t>
+      </w:r>
+      <w:r>
+        <w:t>исключением</w:t>
+      </w:r>
+      <w:r>
+        <w:t xml:space="preserve"> </w:t>
+      </w:r>
+      <w:r>
+        <w:t>периодов</w:t>
+      </w:r>
+      <w:r>
+        <w:t xml:space="preserve"> </w:t>
+      </w:r>
+      <w:r>
+        <w:t>проведения</w:t>
+      </w:r>
+      <w:r>
+        <w:t xml:space="preserve"> </w:t>
+      </w:r>
+      <w:r>
+        <w:t>плановых</w:t>
+      </w:r>
+      <w:r>
+        <w:t xml:space="preserve"> </w:t>
+      </w:r>
+      <w:r>
+        <w:t>технических</w:t>
+      </w:r>
+      <w:r>
+        <w:t xml:space="preserve"> </w:t>
+      </w:r>
+      <w:r>
+        <w:t>работ.</w:t>
+      </w:r>
+    </w:p>
+    <w:p>
+      <w:pPr>
+        <w:pStyle w:val="3"/>
+      </w:pPr>
+      <w:r>
+        <w:t>Показатели</w:t>
+      </w:r>
+      <w:r>
+        <w:t xml:space="preserve"> </w:t>
+      </w:r>
+      <w:r>
+        <w:t>назначения</w:t>
+      </w:r>
+    </w:p>
+    <w:p>
+      <w:r>
+        <w:t>Подсистемы,</w:t>
+      </w:r>
+      <w:r>
+        <w:t xml:space="preserve"> </w:t>
+      </w:r>
+      <w:r>
+        <w:t>разработанные</w:t>
+      </w:r>
+      <w:r>
+        <w:t xml:space="preserve"> </w:t>
+      </w:r>
+      <w:r>
+        <w:t>в</w:t>
+      </w:r>
+      <w:r>
+        <w:t xml:space="preserve"> </w:t>
+      </w:r>
+      <w:r>
+        <w:t>рамках</w:t>
+      </w:r>
+      <w:r>
+        <w:t xml:space="preserve"> </w:t>
+      </w:r>
+      <w:r>
+        <w:t>данного</w:t>
+      </w:r>
+      <w:r>
+        <w:t xml:space="preserve"> </w:t>
+      </w:r>
+      <w:r>
+        <w:t>раздела,</w:t>
+      </w:r>
+      <w:r>
+        <w:t xml:space="preserve"> </w:t>
+      </w:r>
+      <w:r>
+        <w:t>должны</w:t>
+      </w:r>
+      <w:r>
+        <w:t xml:space="preserve"> </w:t>
+      </w:r>
+      <w:r>
+        <w:t>обеспечивать</w:t>
+      </w:r>
+      <w:r>
+        <w:t xml:space="preserve"> </w:t>
+      </w:r>
+      <w:r>
+        <w:t>следующие</w:t>
+      </w:r>
+      <w:r>
+        <w:t xml:space="preserve"> </w:t>
+      </w:r>
+      <w:r>
+        <w:t>показатели:</w:t>
+      </w:r>
+    </w:p>
+    <w:p>
+      <w:pPr>
+        <w:pStyle w:val="a"/>
+      </w:pPr>
+      <w:r>
+        <w:lastRenderedPageBreak/>
+        <w:t>Время</w:t>
+      </w:r>
+      <w:r>
+        <w:t xml:space="preserve"> </w:t>
+      </w:r>
+      <w:r>
+        <w:t>отклика</w:t>
+      </w:r>
+      <w:r>
+        <w:t xml:space="preserve"> </w:t>
+      </w:r>
+      <w:r>
+        <w:t>системы</w:t>
+      </w:r>
+      <w:r>
+        <w:t xml:space="preserve"> </w:t>
+      </w:r>
+      <w:r>
+        <w:t>на</w:t>
+      </w:r>
+      <w:r>
+        <w:t xml:space="preserve"> </w:t>
+      </w:r>
+      <w:r>
+        <w:t>действия</w:t>
+      </w:r>
+      <w:r>
+        <w:t xml:space="preserve"> </w:t>
+      </w:r>
+      <w:r>
+        <w:t>пользователя</w:t>
+      </w:r>
+      <w:r>
+        <w:t xml:space="preserve"> </w:t>
+      </w:r>
+      <w:r>
+        <w:t>(кроме</w:t>
+      </w:r>
+      <w:r>
+        <w:t xml:space="preserve"> </w:t>
+      </w:r>
+      <w:r>
+        <w:t>обработки</w:t>
+      </w:r>
+      <w:r>
+        <w:t xml:space="preserve"> </w:t>
+      </w:r>
+      <w:r>
+        <w:t>голоса)</w:t>
+      </w:r>
+      <w:r>
+        <w:t xml:space="preserve"> </w:t>
+      </w:r>
+      <w:r>
+        <w:t>—</w:t>
+      </w:r>
+      <w:r>
+        <w:t xml:space="preserve"> </w:t>
+      </w:r>
+      <w:r>
+        <w:t>не</w:t>
+      </w:r>
+      <w:r>
+        <w:t xml:space="preserve"> </w:t>
+      </w:r>
+      <w:r>
+        <w:t>более</w:t>
+      </w:r>
+      <w:r>
+        <w:t xml:space="preserve"> </w:t>
+      </w:r>
+      <w:r>
+        <w:t>1</w:t>
+      </w:r>
+      <w:r>
+        <w:t xml:space="preserve"> </w:t>
+      </w:r>
+      <w:r>
+        <w:t>секунды.</w:t>
+      </w:r>
+    </w:p>
+    <w:p>
+      <w:pPr>
+        <w:pStyle w:val="a"/>
+      </w:pPr>
+      <w:r>
+        <w:t>Время</w:t>
+      </w:r>
+      <w:r>
+        <w:t xml:space="preserve"> </w:t>
+      </w:r>
+      <w:r>
+        <w:t>обработки</w:t>
+      </w:r>
+      <w:r>
+        <w:t xml:space="preserve"> </w:t>
+      </w:r>
+      <w:r>
+        <w:t>голосового</w:t>
+      </w:r>
+      <w:r>
+        <w:t xml:space="preserve"> </w:t>
+      </w:r>
+      <w:r>
+        <w:t>запроса</w:t>
+      </w:r>
+      <w:r>
+        <w:t xml:space="preserve"> </w:t>
+      </w:r>
+      <w:r>
+        <w:t>(распознавание</w:t>
+      </w:r>
+      <w:r>
+        <w:t xml:space="preserve"> </w:t>
+      </w:r>
+      <w:r>
+        <w:t>и</w:t>
+      </w:r>
+      <w:r>
+        <w:t xml:space="preserve"> </w:t>
+      </w:r>
+      <w:r>
+        <w:t>ответ)</w:t>
+      </w:r>
+      <w:r>
+        <w:t xml:space="preserve"> </w:t>
+      </w:r>
+      <w:r>
+        <w:t>—</w:t>
+      </w:r>
+      <w:r>
+        <w:t xml:space="preserve"> </w:t>
+      </w:r>
+      <w:r>
+        <w:t>не</w:t>
+      </w:r>
+      <w:r>
+        <w:t xml:space="preserve"> </w:t>
+      </w:r>
+      <w:r>
+        <w:t>более</w:t>
+      </w:r>
+      <w:r>
+        <w:t xml:space="preserve"> </w:t>
+      </w:r>
+      <w:r>
+        <w:t>3</w:t>
+      </w:r>
+      <w:r>
+        <w:t xml:space="preserve"> </w:t>
+      </w:r>
+      <w:r>
+        <w:t>секунд</w:t>
+      </w:r>
+      <w:r>
+        <w:t xml:space="preserve"> </w:t>
+      </w:r>
+      <w:r>
+        <w:t>при</w:t>
+      </w:r>
+      <w:r>
+        <w:t xml:space="preserve"> </w:t>
+      </w:r>
+      <w:r>
+        <w:t>стабильном</w:t>
+      </w:r>
+      <w:r>
+        <w:t xml:space="preserve"> </w:t>
+      </w:r>
+      <w:r>
+        <w:t>интернет-соединении.</w:t>
+      </w:r>
+    </w:p>
+    <w:p>
+      <w:pPr>
+        <w:pStyle w:val="a"/>
+      </w:pPr>
+      <w:r>
+        <w:t>Точность</w:t>
+      </w:r>
+      <w:r>
+        <w:t xml:space="preserve"> </w:t>
+      </w:r>
+      <w:r>
+        <w:t>распознавания</w:t>
+      </w:r>
+      <w:r>
+        <w:t xml:space="preserve"> </w:t>
+      </w:r>
+      <w:r>
+        <w:t>речи</w:t>
+      </w:r>
+      <w:r>
+        <w:t xml:space="preserve"> </w:t>
+      </w:r>
+      <w:r>
+        <w:t>—</w:t>
+      </w:r>
+      <w:r>
+        <w:t xml:space="preserve"> </w:t>
+      </w:r>
+      <w:r>
+        <w:t>не</w:t>
+      </w:r>
+      <w:r>
+        <w:t xml:space="preserve"> </w:t>
+      </w:r>
+      <w:r>
+        <w:t>менее</w:t>
+      </w:r>
+      <w:r>
+        <w:t xml:space="preserve"> </w:t>
+      </w:r>
+      <w:r>
+        <w:t>90%</w:t>
+      </w:r>
+      <w:r>
+        <w:t xml:space="preserve"> </w:t>
+      </w:r>
+      <w:r>
+        <w:t>для</w:t>
+      </w:r>
+      <w:r>
+        <w:t xml:space="preserve"> </w:t>
+      </w:r>
+      <w:r>
+        <w:t>четко</w:t>
+      </w:r>
+      <w:r>
+        <w:t xml:space="preserve"> </w:t>
+      </w:r>
+      <w:r>
+        <w:t>произнесенных</w:t>
+      </w:r>
+      <w:r>
+        <w:t xml:space="preserve"> </w:t>
+      </w:r>
+      <w:r>
+        <w:t>фраз.</w:t>
+      </w:r>
+    </w:p>
+    <w:p>
+      <w:pPr>
+        <w:pStyle w:val="a"/>
+      </w:pPr>
+      <w:r>
+        <w:t>Доступность</w:t>
+      </w:r>
+      <w:r>
+        <w:t xml:space="preserve"> </w:t>
+      </w:r>
+      <w:r>
+        <w:t>сервиса</w:t>
+      </w:r>
+      <w:r>
+        <w:t xml:space="preserve"> </w:t>
+      </w:r>
+      <w:r>
+        <w:t>—</w:t>
+      </w:r>
+      <w:r>
+        <w:t xml:space="preserve"> </w:t>
+      </w:r>
+      <w:r>
+        <w:t>9</w:t>
+      </w:r>
+      <w:r>
+        <w:t>8</w:t>
+      </w:r>
+      <w:r>
+        <w:t>%</w:t>
+      </w:r>
+      <w:r>
+        <w:t xml:space="preserve"> </w:t>
+      </w:r>
+      <w:r>
+        <w:t>времени</w:t>
+      </w:r>
+      <w:r>
+        <w:t xml:space="preserve"> </w:t>
+      </w:r>
+      <w:r>
+        <w:t>в</w:t>
+      </w:r>
+      <w:r>
+        <w:t xml:space="preserve"> </w:t>
+      </w:r>
+      <w:r>
+        <w:t>год.</w:t>
+      </w:r>
+    </w:p>
+    <w:p>
+      <w:pPr>
+        <w:pStyle w:val="a"/>
+      </w:pPr>
+      <w:r>
+        <w:t>Поддержка</w:t>
+      </w:r>
+      <w:r>
+        <w:t xml:space="preserve"> </w:t>
+      </w:r>
+      <w:r>
+        <w:t>одновременной</w:t>
+      </w:r>
+      <w:r>
+        <w:t xml:space="preserve"> </w:t>
+      </w:r>
+      <w:r>
+        <w:t>работы</w:t>
+      </w:r>
+      <w:r>
+        <w:t xml:space="preserve"> </w:t>
+      </w:r>
+      <w:r>
+        <w:t>не</w:t>
+      </w:r>
+      <w:r>
+        <w:t xml:space="preserve"> </w:t>
+      </w:r>
+      <w:r>
+        <w:t>менее</w:t>
+      </w:r>
+      <w:r>
+        <w:t xml:space="preserve"> </w:t>
+      </w:r>
+      <w:r>
+        <w:t>1000</w:t>
+      </w:r>
+      <w:r>
+        <w:t xml:space="preserve"> </w:t>
+      </w:r>
+      <w:r>
+        <w:t>пользователей.</w:t>
+      </w:r>
+    </w:p>
+    <w:p>
+      <w:pPr>
+        <w:pStyle w:val="a"/>
+      </w:pPr>
+      <w:r>
+        <w:t>Корректное</w:t>
+      </w:r>
+      <w:r>
+        <w:t xml:space="preserve"> </w:t>
+      </w:r>
+      <w:r>
+        <w:t>отображение</w:t>
+      </w:r>
+      <w:r>
+        <w:t xml:space="preserve"> </w:t>
+      </w:r>
+      <w:r>
+        <w:t>на</w:t>
+      </w:r>
+      <w:r>
+        <w:t xml:space="preserve"> </w:t>
+      </w:r>
+      <w:r>
+        <w:t>устройствах</w:t>
+      </w:r>
+      <w:r>
+        <w:t xml:space="preserve"> </w:t>
+      </w:r>
+      <w:r>
+        <w:t>с</w:t>
+      </w:r>
+      <w:r>
+        <w:t xml:space="preserve"> </w:t>
+      </w:r>
+      <w:r>
+        <w:t>различными</w:t>
+      </w:r>
+      <w:r>
+        <w:t xml:space="preserve"> </w:t>
+      </w:r>
+      <w:r>
+        <w:t>разрешениями</w:t>
+      </w:r>
+      <w:r>
+        <w:t xml:space="preserve"> </w:t>
+      </w:r>
+      <w:r>
+        <w:t>экранов</w:t>
+      </w:r>
+      <w:r>
+        <w:t xml:space="preserve"> </w:t>
+      </w:r>
+      <w:r>
+        <w:t>(адаптивность).</w:t>
+      </w:r>
+    </w:p>
+    <w:p>
+      <w:pPr>
+        <w:pStyle w:val="3"/>
+      </w:pPr>
+      <w:r>
+        <w:t>Требования</w:t>
+      </w:r>
+      <w:r>
+        <w:t xml:space="preserve"> </w:t>
+      </w:r>
+      <w:r>
+        <w:t>к</w:t>
+      </w:r>
+      <w:r>
+        <w:t xml:space="preserve"> </w:t>
+      </w:r>
+      <w:r>
+        <w:t>надежности</w:t>
+      </w:r>
+    </w:p>
+    <w:p>
+      <w:r>
+        <w:t>Система</w:t>
+      </w:r>
+      <w:r>
+        <w:t xml:space="preserve"> </w:t>
+      </w:r>
+      <w:r>
+        <w:t>должна</w:t>
+      </w:r>
+      <w:r>
+        <w:t xml:space="preserve"> </w:t>
+      </w:r>
+      <w:r>
+        <w:t>обеспечивать</w:t>
+      </w:r>
+      <w:r>
+        <w:t xml:space="preserve"> </w:t>
+      </w:r>
+      <w:r>
+        <w:t>сохранение</w:t>
+      </w:r>
+      <w:r>
+        <w:t xml:space="preserve"> </w:t>
+      </w:r>
+      <w:r>
+        <w:t>целостности</w:t>
+      </w:r>
+      <w:r>
+        <w:t xml:space="preserve"> </w:t>
+      </w:r>
+      <w:r>
+        <w:t>данных</w:t>
+      </w:r>
+      <w:r>
+        <w:t xml:space="preserve"> </w:t>
+      </w:r>
+      <w:r>
+        <w:t>при</w:t>
+      </w:r>
+      <w:r>
+        <w:t xml:space="preserve"> </w:t>
+      </w:r>
+      <w:r>
+        <w:t>сбоях</w:t>
+      </w:r>
+      <w:r>
+        <w:t xml:space="preserve"> </w:t>
+      </w:r>
+      <w:r>
+        <w:t>в</w:t>
+      </w:r>
+      <w:r>
+        <w:t xml:space="preserve"> </w:t>
+      </w:r>
+      <w:r>
+        <w:t>электропитании</w:t>
+      </w:r>
+      <w:r>
+        <w:t xml:space="preserve"> </w:t>
+      </w:r>
+      <w:r>
+        <w:t>или</w:t>
+      </w:r>
+      <w:r>
+        <w:t xml:space="preserve"> </w:t>
+      </w:r>
+      <w:r>
+        <w:t>каналах</w:t>
+      </w:r>
+      <w:r>
+        <w:t xml:space="preserve"> </w:t>
+      </w:r>
+      <w:r>
+        <w:t>связи.</w:t>
+      </w:r>
+      <w:r>
+        <w:t xml:space="preserve"> </w:t>
+      </w:r>
+      <w:r>
+        <w:t>Для</w:t>
+      </w:r>
+      <w:r>
+        <w:t xml:space="preserve"> </w:t>
+      </w:r>
+      <w:r>
+        <w:t>устойчивости</w:t>
+      </w:r>
+      <w:r>
+        <w:t xml:space="preserve"> </w:t>
+      </w:r>
+      <w:r>
+        <w:t>к</w:t>
+      </w:r>
+      <w:r>
+        <w:t xml:space="preserve"> </w:t>
+      </w:r>
+      <w:r>
+        <w:t>потере</w:t>
+      </w:r>
+      <w:r>
+        <w:t xml:space="preserve"> </w:t>
+      </w:r>
+      <w:r>
+        <w:t>данных</w:t>
+      </w:r>
+      <w:r>
+        <w:t xml:space="preserve"> </w:t>
+      </w:r>
+      <w:r>
+        <w:t>необходимо</w:t>
+      </w:r>
+      <w:r>
+        <w:t xml:space="preserve"> </w:t>
+      </w:r>
+      <w:r>
+        <w:t>регулярно</w:t>
+      </w:r>
+      <w:r>
+        <w:t xml:space="preserve"> </w:t>
+      </w:r>
+      <w:r>
+        <w:t>производить</w:t>
+      </w:r>
+      <w:r>
+        <w:t xml:space="preserve"> </w:t>
+      </w:r>
+      <w:r>
+        <w:t>резервное</w:t>
+      </w:r>
+      <w:r>
+        <w:t xml:space="preserve"> </w:t>
+      </w:r>
+      <w:r>
+        <w:t>копирование</w:t>
+      </w:r>
+      <w:r>
+        <w:t xml:space="preserve"> </w:t>
+      </w:r>
+      <w:r>
+        <w:t>базы</w:t>
+      </w:r>
+      <w:r>
+        <w:t xml:space="preserve"> </w:t>
+      </w:r>
+      <w:r>
+        <w:t>данных</w:t>
+      </w:r>
+      <w:r>
+        <w:t xml:space="preserve"> </w:t>
+      </w:r>
+      <w:r>
+        <w:t>(не</w:t>
+      </w:r>
+      <w:r>
+        <w:t xml:space="preserve"> </w:t>
+      </w:r>
+      <w:r>
+        <w:t>реже</w:t>
+      </w:r>
+      <w:r>
+        <w:t xml:space="preserve"> </w:t>
+      </w:r>
+      <w:r>
+        <w:t>одного</w:t>
+      </w:r>
+      <w:r>
+        <w:t xml:space="preserve"> </w:t>
+      </w:r>
+      <w:r>
+        <w:t>раза</w:t>
+      </w:r>
+      <w:r>
+        <w:t xml:space="preserve"> </w:t>
+      </w:r>
+      <w:r>
+        <w:t>в</w:t>
+      </w:r>
+      <w:r>
+        <w:t xml:space="preserve"> </w:t>
+      </w:r>
+      <w:r>
+        <w:t>сутки).</w:t>
+      </w:r>
+      <w:r>
+        <w:t xml:space="preserve"> </w:t>
+      </w:r>
+      <w:r>
+        <w:t>Надежность</w:t>
+      </w:r>
+      <w:r>
+        <w:t xml:space="preserve"> </w:t>
+      </w:r>
+      <w:r>
+        <w:t>должна</w:t>
+      </w:r>
+      <w:r>
+        <w:t xml:space="preserve"> </w:t>
+      </w:r>
+      <w:r>
+        <w:t>обеспечиваться</w:t>
+      </w:r>
+      <w:r>
+        <w:t xml:space="preserve"> </w:t>
+      </w:r>
+      <w:r>
+        <w:t>за</w:t>
+      </w:r>
+      <w:r>
+        <w:t xml:space="preserve"> </w:t>
+      </w:r>
+      <w:r>
+        <w:t>счет</w:t>
+      </w:r>
+      <w:r>
+        <w:t xml:space="preserve"> </w:t>
+      </w:r>
+      <w:r>
+        <w:t>использования</w:t>
+      </w:r>
+      <w:r>
+        <w:t xml:space="preserve"> </w:t>
+      </w:r>
+      <w:r>
+        <w:t>отказоустойчивой</w:t>
+      </w:r>
+      <w:r>
+        <w:t xml:space="preserve"> </w:t>
+      </w:r>
+      <w:r>
+        <w:t>архитектуры</w:t>
+      </w:r>
+      <w:r>
+        <w:t xml:space="preserve"> </w:t>
+      </w:r>
+      <w:r>
+        <w:t>сервера</w:t>
+      </w:r>
+      <w:r>
+        <w:t xml:space="preserve"> </w:t>
+      </w:r>
+      <w:r>
+        <w:t>и</w:t>
+      </w:r>
+      <w:r>
+        <w:t xml:space="preserve"> </w:t>
+      </w:r>
+      <w:r>
+        <w:t>балансировки</w:t>
+      </w:r>
+      <w:r>
+        <w:t xml:space="preserve"> </w:t>
+      </w:r>
+      <w:r>
+        <w:t>нагрузки.</w:t>
+      </w:r>
+    </w:p>
+    <w:p>
+      <w:pPr>
+        <w:pStyle w:val="3"/>
+      </w:pPr>
+      <w:r>
+        <w:t>Требования</w:t>
+      </w:r>
+      <w:r>
+        <w:t xml:space="preserve"> </w:t>
+      </w:r>
+      <w:r>
+        <w:t>к</w:t>
+      </w:r>
+      <w:r>
+        <w:t xml:space="preserve"> </w:t>
+      </w:r>
+      <w:r>
+        <w:t>безопасности</w:t>
+      </w:r>
+    </w:p>
+    <w:p>
+      <w:r>
+        <w:t>Безопасность</w:t>
+      </w:r>
+      <w:r>
+        <w:t xml:space="preserve"> </w:t>
+      </w:r>
+      <w:r>
+        <w:t>данных</w:t>
+      </w:r>
+      <w:r>
+        <w:t xml:space="preserve"> </w:t>
+      </w:r>
+      <w:r>
+        <w:t>пользователей</w:t>
+      </w:r>
+      <w:r>
+        <w:t xml:space="preserve"> </w:t>
+      </w:r>
+      <w:r>
+        <w:t>должна</w:t>
+      </w:r>
+      <w:r>
+        <w:t xml:space="preserve"> </w:t>
+      </w:r>
+      <w:r>
+        <w:t>обеспечиваться</w:t>
+      </w:r>
+      <w:r>
+        <w:t xml:space="preserve"> </w:t>
+      </w:r>
+      <w:r>
+        <w:t>шифрованием</w:t>
+      </w:r>
+      <w:r>
+        <w:t xml:space="preserve"> </w:t>
+      </w:r>
+      <w:r>
+        <w:t>передаваемых</w:t>
+      </w:r>
+      <w:r>
+        <w:t xml:space="preserve"> </w:t>
+      </w:r>
+      <w:r>
+        <w:t>данных</w:t>
+      </w:r>
+      <w:r>
+        <w:t xml:space="preserve"> </w:t>
+      </w:r>
+      <w:r>
+        <w:t>по</w:t>
+      </w:r>
+      <w:r>
+        <w:t xml:space="preserve"> </w:t>
+      </w:r>
+      <w:r>
+        <w:t>протоколу</w:t>
+      </w:r>
+      <w:r>
+        <w:t xml:space="preserve"> </w:t>
+      </w:r>
+      <w:r>
+        <w:t>HTTPS</w:t>
+      </w:r>
+      <w:r>
+        <w:t xml:space="preserve"> </w:t>
+      </w:r>
+      <w:r>
+        <w:t>с</w:t>
+      </w:r>
+      <w:r>
+        <w:t xml:space="preserve"> </w:t>
+      </w:r>
+      <w:r>
+        <w:t>использованием</w:t>
+      </w:r>
+      <w:r>
+        <w:t xml:space="preserve"> </w:t>
+      </w:r>
+      <w:r>
+        <w:t>сертификата</w:t>
+      </w:r>
+      <w:r>
+        <w:t xml:space="preserve"> </w:t>
+      </w:r>
+      <w:r>
+        <w:t>TLS</w:t>
+      </w:r>
+      <w:r>
+        <w:t xml:space="preserve"> </w:t>
+      </w:r>
+      <w:r>
+        <w:t>версии</w:t>
+      </w:r>
+      <w:r>
+        <w:t xml:space="preserve"> </w:t>
+      </w:r>
+      <w:r>
+        <w:t>1.2</w:t>
+      </w:r>
+      <w:r>
+        <w:t xml:space="preserve"> </w:t>
+      </w:r>
+      <w:r>
+        <w:t>или</w:t>
+      </w:r>
+      <w:r>
+        <w:t xml:space="preserve"> </w:t>
+      </w:r>
+      <w:r>
+        <w:t>1.3.</w:t>
+      </w:r>
+    </w:p>
+    <w:p>
+      <w:r>
+        <w:t>Пароли</w:t>
+      </w:r>
+      <w:r>
+        <w:t xml:space="preserve"> </w:t>
+      </w:r>
+      <w:r>
+        <w:t>пользователей</w:t>
+      </w:r>
+      <w:r>
+        <w:t xml:space="preserve"> </w:t>
+      </w:r>
+      <w:r>
+        <w:t>должны</w:t>
+      </w:r>
+      <w:r>
+        <w:t xml:space="preserve"> </w:t>
+      </w:r>
+      <w:r>
+        <w:t>храниться</w:t>
+      </w:r>
+      <w:r>
+        <w:t xml:space="preserve"> </w:t>
+      </w:r>
+      <w:r>
+        <w:t>в</w:t>
+      </w:r>
+      <w:r>
+        <w:t xml:space="preserve"> </w:t>
+      </w:r>
+      <w:r>
+        <w:t>базе</w:t>
+      </w:r>
+      <w:r>
+        <w:t xml:space="preserve"> </w:t>
+      </w:r>
+      <w:r>
+        <w:t>данных</w:t>
+      </w:r>
+      <w:r>
+        <w:t xml:space="preserve"> </w:t>
+      </w:r>
+      <w:r>
+        <w:t>в</w:t>
+      </w:r>
+      <w:r>
+        <w:t xml:space="preserve"> </w:t>
+      </w:r>
+      <w:r>
+        <w:t>зашифрованном</w:t>
+      </w:r>
+      <w:r>
+        <w:t xml:space="preserve"> </w:t>
+      </w:r>
+      <w:r>
+        <w:t>виде</w:t>
+      </w:r>
+      <w:r>
+        <w:t xml:space="preserve"> </w:t>
+      </w:r>
+      <w:r>
+        <w:t>с</w:t>
+      </w:r>
+      <w:r>
+        <w:t xml:space="preserve"> </w:t>
+      </w:r>
+      <w:r>
+        <w:t>использованием</w:t>
+      </w:r>
+      <w:r>
+        <w:t xml:space="preserve"> </w:t>
+      </w:r>
+      <w:r>
+        <w:t>алгоритма</w:t>
+      </w:r>
+      <w:r>
+        <w:t xml:space="preserve"> </w:t>
+      </w:r>
+      <w:r>
+        <w:t>хеширования</w:t>
+      </w:r>
+      <w:r>
+        <w:t xml:space="preserve"> </w:t>
+      </w:r>
+      <w:r>
+        <w:t>Argon2id.</w:t>
+      </w:r>
+    </w:p>
+    <w:p>
+      <w:r>
+        <w:t>Доступ</w:t>
+      </w:r>
+      <w:r>
+        <w:t xml:space="preserve"> </w:t>
+      </w:r>
+      <w:r>
+        <w:t>к</w:t>
+      </w:r>
+      <w:r>
+        <w:t xml:space="preserve"> </w:t>
+      </w:r>
+      <w:r>
+        <w:t>административной</w:t>
+      </w:r>
+      <w:r>
+        <w:t xml:space="preserve"> </w:t>
+      </w:r>
+      <w:r>
+        <w:t>панели</w:t>
+      </w:r>
+      <w:r>
+        <w:t xml:space="preserve"> </w:t>
+      </w:r>
+      <w:r>
+        <w:t>должен</w:t>
+      </w:r>
+      <w:r>
+        <w:t xml:space="preserve"> </w:t>
+      </w:r>
+      <w:r>
+        <w:t>быть</w:t>
+      </w:r>
+      <w:r>
+        <w:t xml:space="preserve"> </w:t>
+      </w:r>
+      <w:r>
+        <w:t>ограничен</w:t>
+      </w:r>
+      <w:r>
+        <w:t xml:space="preserve"> </w:t>
+      </w:r>
+      <w:r>
+        <w:t>белым</w:t>
+      </w:r>
+      <w:r>
+        <w:t xml:space="preserve"> </w:t>
+      </w:r>
+      <w:r>
+        <w:t>списком</w:t>
+      </w:r>
+      <w:r>
+        <w:t xml:space="preserve"> </w:t>
+      </w:r>
+      <w:r>
+        <w:t>IP-адресов.</w:t>
+      </w:r>
+    </w:p>
+    <w:p>
+      <w:pPr>
+        <w:pStyle w:val="3"/>
+      </w:pPr>
+      <w:r>
+        <w:t>Требования</w:t>
+      </w:r>
+      <w:r>
+        <w:t xml:space="preserve"> </w:t>
+      </w:r>
+      <w:r>
+        <w:t>к</w:t>
+      </w:r>
+      <w:r>
+        <w:t xml:space="preserve"> </w:t>
+      </w:r>
+      <w:r>
+        <w:t>эргономике</w:t>
+      </w:r>
+      <w:r>
+        <w:t xml:space="preserve"> </w:t>
+      </w:r>
+      <w:r>
+        <w:t>и</w:t>
+      </w:r>
+      <w:r>
+        <w:t xml:space="preserve"> </w:t>
+      </w:r>
+      <w:r>
+        <w:t>технической</w:t>
+      </w:r>
+      <w:r>
+        <w:t xml:space="preserve"> </w:t>
+      </w:r>
+      <w:r>
+        <w:t>эстетике</w:t>
+      </w:r>
+    </w:p>
+    <w:p>
+      <w:r>
+        <w:t>Интерфейс</w:t>
+      </w:r>
+      <w:r>
+        <w:t xml:space="preserve"> </w:t>
+      </w:r>
+      <w:r>
+        <w:t>системы</w:t>
+      </w:r>
+      <w:r>
+        <w:t xml:space="preserve"> </w:t>
+      </w:r>
+      <w:r>
+        <w:t>должен</w:t>
+      </w:r>
+      <w:r>
+        <w:t xml:space="preserve"> </w:t>
+      </w:r>
+      <w:r>
+        <w:t>быть</w:t>
+      </w:r>
+      <w:r>
+        <w:t xml:space="preserve"> </w:t>
+      </w:r>
+      <w:r>
+        <w:t>интуитивно</w:t>
+      </w:r>
+      <w:r>
+        <w:t xml:space="preserve"> </w:t>
+      </w:r>
+      <w:r>
+        <w:t>понятным,</w:t>
+      </w:r>
+      <w:r>
+        <w:t xml:space="preserve"> </w:t>
+      </w:r>
+      <w:r>
+        <w:t>выполненным</w:t>
+      </w:r>
+      <w:r>
+        <w:t xml:space="preserve"> </w:t>
+      </w:r>
+      <w:r>
+        <w:t>в</w:t>
+      </w:r>
+      <w:r>
+        <w:t xml:space="preserve"> </w:t>
+      </w:r>
+      <w:r>
+        <w:t>едином</w:t>
+      </w:r>
+      <w:r>
+        <w:t xml:space="preserve"> </w:t>
+      </w:r>
+      <w:r>
+        <w:t>графическом</w:t>
+      </w:r>
+      <w:r>
+        <w:t xml:space="preserve"> </w:t>
+      </w:r>
+      <w:r>
+        <w:t>стиле.</w:t>
+      </w:r>
+      <w:r>
+        <w:t xml:space="preserve"> </w:t>
+      </w:r>
+      <w:r>
+        <w:t>Взаимодействие</w:t>
+      </w:r>
+      <w:r>
+        <w:t xml:space="preserve"> </w:t>
+      </w:r>
+      <w:r>
+        <w:t>должно</w:t>
+      </w:r>
+      <w:r>
+        <w:t xml:space="preserve"> </w:t>
+      </w:r>
+      <w:r>
+        <w:t>осуществляться</w:t>
+      </w:r>
+      <w:r>
+        <w:t xml:space="preserve"> </w:t>
+      </w:r>
+      <w:r>
+        <w:t>посредством</w:t>
+      </w:r>
+      <w:r>
+        <w:t xml:space="preserve"> </w:t>
+      </w:r>
+      <w:r>
+        <w:t>визуального</w:t>
+      </w:r>
+      <w:r>
+        <w:t xml:space="preserve"> </w:t>
+      </w:r>
+      <w:r>
+        <w:t>графического</w:t>
+      </w:r>
+      <w:r>
+        <w:t xml:space="preserve"> </w:t>
+      </w:r>
+      <w:r>
+        <w:t>интерфейса</w:t>
+      </w:r>
+      <w:r>
+        <w:t xml:space="preserve"> </w:t>
+      </w:r>
+      <w:r>
+        <w:t>(GUI)</w:t>
+      </w:r>
+      <w:r>
+        <w:t xml:space="preserve"> </w:t>
+      </w:r>
+      <w:r>
+        <w:t>с</w:t>
+      </w:r>
+      <w:r>
+        <w:t xml:space="preserve"> </w:t>
+      </w:r>
+      <w:r>
+        <w:t>поддержкой</w:t>
+      </w:r>
+      <w:r>
+        <w:t xml:space="preserve"> </w:t>
+      </w:r>
+      <w:r>
+        <w:t>русского</w:t>
+      </w:r>
+      <w:r>
+        <w:t xml:space="preserve"> </w:t>
+      </w:r>
+      <w:r>
+        <w:t>языка.</w:t>
+      </w:r>
+      <w:r>
+        <w:t xml:space="preserve"> </w:t>
+      </w:r>
+      <w:r>
+        <w:t>Цветовая</w:t>
+      </w:r>
+      <w:r>
+        <w:t xml:space="preserve"> </w:t>
+      </w:r>
+      <w:r>
+        <w:t>гамма</w:t>
+      </w:r>
+      <w:r>
+        <w:t xml:space="preserve"> </w:t>
+      </w:r>
+      <w:r>
+        <w:t>не</w:t>
+      </w:r>
+      <w:r>
+        <w:t xml:space="preserve"> </w:t>
+      </w:r>
+      <w:r>
+        <w:t>должна</w:t>
+      </w:r>
+      <w:r>
+        <w:t xml:space="preserve"> </w:t>
+      </w:r>
+      <w:r>
+        <w:t>вызывать</w:t>
+      </w:r>
+      <w:r>
+        <w:t xml:space="preserve"> </w:t>
+      </w:r>
+      <w:r>
+        <w:t>утомления</w:t>
+      </w:r>
+      <w:r>
+        <w:t xml:space="preserve"> </w:t>
+      </w:r>
+      <w:r>
+        <w:t>глаз</w:t>
+      </w:r>
+      <w:r>
+        <w:t xml:space="preserve"> </w:t>
+      </w:r>
+      <w:r>
+        <w:t>при</w:t>
+      </w:r>
+      <w:r>
+        <w:t xml:space="preserve"> </w:t>
+      </w:r>
+      <w:r>
+        <w:t>длительной</w:t>
+      </w:r>
+      <w:r>
+        <w:t xml:space="preserve"> </w:t>
+      </w:r>
+      <w:r>
+        <w:t>работе.</w:t>
+      </w:r>
+      <w:r>
+        <w:t xml:space="preserve"> </w:t>
+      </w:r>
+      <w:r>
+        <w:t>Элементы</w:t>
+      </w:r>
+      <w:r>
+        <w:t xml:space="preserve"> </w:t>
+      </w:r>
+      <w:r>
+        <w:t>управления</w:t>
+      </w:r>
+      <w:r>
+        <w:t xml:space="preserve"> </w:t>
+      </w:r>
+      <w:r>
+        <w:t>голосовым</w:t>
+      </w:r>
+      <w:r>
+        <w:t xml:space="preserve"> </w:t>
+      </w:r>
+      <w:r>
+        <w:t>вводом</w:t>
+      </w:r>
+      <w:r>
+        <w:t xml:space="preserve"> </w:t>
+      </w:r>
+      <w:r>
+        <w:t>должны</w:t>
+      </w:r>
+      <w:r>
+        <w:t xml:space="preserve"> </w:t>
+      </w:r>
+      <w:r>
+        <w:t>быть</w:t>
+      </w:r>
+      <w:r>
+        <w:t xml:space="preserve"> </w:t>
+      </w:r>
+      <w:r>
+        <w:t>явно</w:t>
+      </w:r>
+      <w:r>
+        <w:t xml:space="preserve"> </w:t>
+      </w:r>
+      <w:r>
+        <w:t>выделены.</w:t>
+      </w:r>
+    </w:p>
+    <w:p>
+      <w:pPr>
+        <w:pStyle w:val="3"/>
+      </w:pPr>
+      <w:r>
+        <w:lastRenderedPageBreak/>
+        <w:t>Требования</w:t>
+      </w:r>
+      <w:r>
+        <w:t xml:space="preserve"> </w:t>
+      </w:r>
+      <w:r>
+        <w:t>к</w:t>
+      </w:r>
+      <w:r>
+        <w:t xml:space="preserve"> </w:t>
+      </w:r>
+      <w:r>
+        <w:t>транспортабельности</w:t>
+      </w:r>
+      <w:r>
+        <w:t xml:space="preserve"> </w:t>
+      </w:r>
+      <w:r>
+        <w:t>для</w:t>
+      </w:r>
+      <w:r>
+        <w:t xml:space="preserve"> </w:t>
+      </w:r>
+      <w:r>
+        <w:t>подвижных</w:t>
+      </w:r>
+      <w:r>
+        <w:t xml:space="preserve"> </w:t>
+      </w:r>
+      <w:r>
+        <w:t>АС</w:t>
+      </w:r>
+    </w:p>
+    <w:p>
+      <w:r>
+        <w:t>Требования</w:t>
+      </w:r>
+      <w:r>
+        <w:t xml:space="preserve"> </w:t>
+      </w:r>
+      <w:r>
+        <w:t>к</w:t>
+      </w:r>
+      <w:r>
+        <w:t xml:space="preserve"> </w:t>
+      </w:r>
+      <w:r>
+        <w:t>транспортабельности</w:t>
+      </w:r>
+      <w:r>
+        <w:t xml:space="preserve"> </w:t>
+      </w:r>
+      <w:r>
+        <w:t>не</w:t>
+      </w:r>
+      <w:r>
+        <w:t xml:space="preserve"> </w:t>
+      </w:r>
+      <w:r>
+        <w:t>предъявляются.</w:t>
+      </w:r>
+    </w:p>
+    <w:p>
+      <w:pPr>
+        <w:pStyle w:val="3"/>
+      </w:pPr>
+      <w:r>
+        <w:t>Требования</w:t>
+      </w:r>
+      <w:r>
+        <w:t xml:space="preserve"> </w:t>
+      </w:r>
+      <w:r>
+        <w:t>к</w:t>
+      </w:r>
+      <w:r>
+        <w:t xml:space="preserve"> </w:t>
+      </w:r>
+      <w:r>
+        <w:t>эксплуатации,</w:t>
+      </w:r>
+      <w:r>
+        <w:t xml:space="preserve"> </w:t>
+      </w:r>
+      <w:r>
+        <w:t>техническому</w:t>
+      </w:r>
+      <w:r>
+        <w:t xml:space="preserve"> </w:t>
+      </w:r>
+      <w:r>
+        <w:t>обслуживанию,</w:t>
+      </w:r>
+      <w:r>
+        <w:t xml:space="preserve"> </w:t>
+      </w:r>
+      <w:r>
+        <w:t>ремонту</w:t>
+      </w:r>
+      <w:r>
+        <w:t xml:space="preserve"> </w:t>
+      </w:r>
+      <w:r>
+        <w:t>и</w:t>
+      </w:r>
+      <w:r>
+        <w:t xml:space="preserve"> </w:t>
+      </w:r>
+      <w:r>
+        <w:t>хранению</w:t>
+      </w:r>
+      <w:r>
+        <w:t xml:space="preserve"> </w:t>
+      </w:r>
+      <w:r>
+        <w:t>компонентов</w:t>
+      </w:r>
+      <w:r>
+        <w:t xml:space="preserve"> </w:t>
+      </w:r>
+      <w:r>
+        <w:t>системы</w:t>
+      </w:r>
+    </w:p>
+    <w:p>
+      <w:r>
+        <w:t>Техническое</w:t>
+      </w:r>
+      <w:r>
+        <w:t xml:space="preserve"> </w:t>
+      </w:r>
+      <w:r>
+        <w:t>обслуживание</w:t>
+      </w:r>
+      <w:r>
+        <w:t xml:space="preserve"> </w:t>
+      </w:r>
+      <w:r>
+        <w:t>серверной</w:t>
+      </w:r>
+      <w:r>
+        <w:t xml:space="preserve"> </w:t>
+      </w:r>
+      <w:r>
+        <w:t>части</w:t>
+      </w:r>
+      <w:r>
+        <w:t xml:space="preserve"> </w:t>
+      </w:r>
+      <w:r>
+        <w:t>должно</w:t>
+      </w:r>
+      <w:r>
+        <w:t xml:space="preserve"> </w:t>
+      </w:r>
+      <w:r>
+        <w:t>проводиться</w:t>
+      </w:r>
+      <w:r>
+        <w:t xml:space="preserve"> </w:t>
+      </w:r>
+      <w:r>
+        <w:t>удаленно.</w:t>
+      </w:r>
+      <w:r>
+        <w:t xml:space="preserve"> </w:t>
+      </w:r>
+      <w:r>
+        <w:t>Обновление</w:t>
+      </w:r>
+      <w:r>
+        <w:t xml:space="preserve"> </w:t>
+      </w:r>
+      <w:r>
+        <w:t>программного</w:t>
+      </w:r>
+      <w:r>
+        <w:t xml:space="preserve"> </w:t>
+      </w:r>
+      <w:r>
+        <w:t>обеспечения</w:t>
+      </w:r>
+      <w:r>
+        <w:t xml:space="preserve"> </w:t>
+      </w:r>
+      <w:r>
+        <w:t>должно</w:t>
+      </w:r>
+      <w:r>
+        <w:t xml:space="preserve"> </w:t>
+      </w:r>
+      <w:r>
+        <w:t>происходить</w:t>
+      </w:r>
+      <w:r>
+        <w:t xml:space="preserve"> </w:t>
+      </w:r>
+      <w:r>
+        <w:t>без</w:t>
+      </w:r>
+      <w:r>
+        <w:t xml:space="preserve"> </w:t>
+      </w:r>
+      <w:r>
+        <w:t>длительной</w:t>
+      </w:r>
+      <w:r>
+        <w:t xml:space="preserve"> </w:t>
+      </w:r>
+      <w:r>
+        <w:t>остановки</w:t>
+      </w:r>
+      <w:r>
+        <w:t xml:space="preserve"> </w:t>
+      </w:r>
+      <w:r>
+        <w:t>сервиса.</w:t>
+      </w:r>
+    </w:p>
+    <w:p>
+      <w:pPr>
+        <w:pStyle w:val="3"/>
+      </w:pPr>
+      <w:r>
+        <w:t>Требования</w:t>
+      </w:r>
+      <w:r>
+        <w:t xml:space="preserve"> </w:t>
+      </w:r>
+      <w:r>
+        <w:t>к</w:t>
+      </w:r>
+      <w:r>
+        <w:t xml:space="preserve"> </w:t>
+      </w:r>
+      <w:r>
+        <w:t>защите</w:t>
+      </w:r>
+      <w:r>
+        <w:t xml:space="preserve"> </w:t>
+      </w:r>
+      <w:r>
+        <w:t>информации</w:t>
+      </w:r>
+      <w:r>
+        <w:t xml:space="preserve"> </w:t>
+      </w:r>
+      <w:r>
+        <w:t>от</w:t>
+      </w:r>
+      <w:r>
+        <w:t xml:space="preserve"> </w:t>
+      </w:r>
+      <w:r>
+        <w:t>несанкционированного</w:t>
+      </w:r>
+      <w:r>
+        <w:t xml:space="preserve"> </w:t>
+      </w:r>
+      <w:r>
+        <w:t>доступа</w:t>
+      </w:r>
+    </w:p>
+    <w:p>
+      <w:r>
+        <w:t>Система</w:t>
+      </w:r>
+      <w:r>
+        <w:t xml:space="preserve"> </w:t>
+      </w:r>
+      <w:r>
+        <w:t>должна</w:t>
+      </w:r>
+      <w:r>
+        <w:t xml:space="preserve"> </w:t>
+      </w:r>
+      <w:r>
+        <w:t>обеспечивать</w:t>
+      </w:r>
+      <w:r>
+        <w:t xml:space="preserve"> </w:t>
+      </w:r>
+      <w:r>
+        <w:t>разграничение</w:t>
+      </w:r>
+      <w:r>
+        <w:t xml:space="preserve"> </w:t>
+      </w:r>
+      <w:r>
+        <w:t>прав</w:t>
+      </w:r>
+      <w:r>
+        <w:t xml:space="preserve"> </w:t>
+      </w:r>
+      <w:r>
+        <w:t>доступа</w:t>
+      </w:r>
+      <w:r>
+        <w:t xml:space="preserve"> </w:t>
+      </w:r>
+      <w:r>
+        <w:t>согласно</w:t>
+      </w:r>
+      <w:r>
+        <w:t xml:space="preserve"> </w:t>
+      </w:r>
+      <w:r>
+        <w:t>ролевой</w:t>
+      </w:r>
+      <w:r>
+        <w:t xml:space="preserve"> </w:t>
+      </w:r>
+      <w:r>
+        <w:t>модели</w:t>
+      </w:r>
+      <w:r>
+        <w:t xml:space="preserve"> </w:t>
+      </w:r>
+      <w:r>
+        <w:t>(Гость,</w:t>
+      </w:r>
+      <w:r>
+        <w:t xml:space="preserve"> </w:t>
+      </w:r>
+      <w:r>
+        <w:t>Пользователь,</w:t>
+      </w:r>
+      <w:r>
+        <w:t xml:space="preserve"> </w:t>
+      </w:r>
+      <w:r>
+        <w:t>Методист,</w:t>
+      </w:r>
+      <w:r>
+        <w:t xml:space="preserve"> </w:t>
+      </w:r>
+      <w:r>
+        <w:t>Администратор).</w:t>
+      </w:r>
+      <w:r>
+        <w:t xml:space="preserve"> </w:t>
+      </w:r>
+      <w:r>
+        <w:t>Должн</w:t>
+      </w:r>
+      <w:r>
+        <w:t>о</w:t>
+      </w:r>
+      <w:r>
+        <w:t xml:space="preserve"> </w:t>
+      </w:r>
+      <w:r>
+        <w:t>вестись</w:t>
+      </w:r>
+      <w:r>
+        <w:t xml:space="preserve"> </w:t>
+      </w:r>
+      <w:r>
+        <w:t>логирование</w:t>
+      </w:r>
+      <w:r>
+        <w:t xml:space="preserve"> </w:t>
+      </w:r>
+      <w:r>
+        <w:t>попыток</w:t>
+      </w:r>
+      <w:r>
+        <w:t xml:space="preserve"> </w:t>
+      </w:r>
+      <w:r>
+        <w:t>несанкционированного</w:t>
+      </w:r>
+      <w:r>
+        <w:t xml:space="preserve"> </w:t>
+      </w:r>
+      <w:r>
+        <w:t>доступа.</w:t>
+      </w:r>
+    </w:p>
+    <w:p>
+      <w:pPr>
+        <w:pStyle w:val="3"/>
+      </w:pPr>
+      <w:r>
+        <w:t>Требования</w:t>
+      </w:r>
+      <w:r>
+        <w:t xml:space="preserve"> </w:t>
+      </w:r>
+      <w:r>
+        <w:t>по</w:t>
+      </w:r>
+      <w:r>
+        <w:t xml:space="preserve"> </w:t>
+      </w:r>
+      <w:r>
+        <w:t>сохранности</w:t>
+      </w:r>
+      <w:r>
+        <w:t xml:space="preserve"> </w:t>
+      </w:r>
+      <w:r>
+        <w:t>информации</w:t>
+      </w:r>
+      <w:r>
+        <w:t xml:space="preserve"> </w:t>
+      </w:r>
+      <w:r>
+        <w:t>при</w:t>
+      </w:r>
+      <w:r>
+        <w:t xml:space="preserve"> </w:t>
+      </w:r>
+      <w:r>
+        <w:t>авариях</w:t>
+      </w:r>
+    </w:p>
+    <w:p>
+      <w:r>
+        <w:t>В</w:t>
+      </w:r>
+      <w:r>
+        <w:t xml:space="preserve"> </w:t>
+      </w:r>
+      <w:r>
+        <w:t>случае</w:t>
+      </w:r>
+      <w:r>
+        <w:t xml:space="preserve"> </w:t>
+      </w:r>
+      <w:r>
+        <w:t>аварийного</w:t>
+      </w:r>
+      <w:r>
+        <w:t xml:space="preserve"> </w:t>
+      </w:r>
+      <w:r>
+        <w:t>отказа</w:t>
+      </w:r>
+      <w:r>
+        <w:t xml:space="preserve"> </w:t>
+      </w:r>
+      <w:r>
+        <w:t>сервера</w:t>
+      </w:r>
+      <w:r>
+        <w:t xml:space="preserve"> </w:t>
+      </w:r>
+      <w:r>
+        <w:t>система</w:t>
+      </w:r>
+      <w:r>
+        <w:t xml:space="preserve"> </w:t>
+      </w:r>
+      <w:r>
+        <w:t>должна</w:t>
+      </w:r>
+      <w:r>
+        <w:t xml:space="preserve"> </w:t>
+      </w:r>
+      <w:r>
+        <w:t>восстанавливать</w:t>
+      </w:r>
+      <w:r>
+        <w:t xml:space="preserve"> </w:t>
+      </w:r>
+      <w:r>
+        <w:t>работоспособность</w:t>
+      </w:r>
+      <w:r>
+        <w:t xml:space="preserve"> </w:t>
+      </w:r>
+      <w:r>
+        <w:t>в</w:t>
+      </w:r>
+      <w:r>
+        <w:t xml:space="preserve"> </w:t>
+      </w:r>
+      <w:r>
+        <w:t>течение</w:t>
+      </w:r>
+      <w:r>
+        <w:t xml:space="preserve"> </w:t>
+      </w:r>
+      <w:r>
+        <w:t>4</w:t>
+      </w:r>
+      <w:r>
+        <w:t xml:space="preserve"> </w:t>
+      </w:r>
+      <w:r>
+        <w:t>часов.</w:t>
+      </w:r>
+      <w:r>
+        <w:t xml:space="preserve"> </w:t>
+      </w:r>
+      <w:r>
+        <w:t>Данные</w:t>
+      </w:r>
+      <w:r>
+        <w:t xml:space="preserve"> </w:t>
+      </w:r>
+      <w:r>
+        <w:t>пользователей</w:t>
+      </w:r>
+      <w:r>
+        <w:t xml:space="preserve"> </w:t>
+      </w:r>
+      <w:r>
+        <w:t>не</w:t>
+      </w:r>
+      <w:r>
+        <w:t xml:space="preserve"> </w:t>
+      </w:r>
+      <w:r>
+        <w:t>должны</w:t>
+      </w:r>
+      <w:r>
+        <w:t xml:space="preserve"> </w:t>
+      </w:r>
+      <w:r>
+        <w:t>быть</w:t>
+      </w:r>
+      <w:r>
+        <w:t xml:space="preserve"> </w:t>
+      </w:r>
+      <w:r>
+        <w:t>потеряны</w:t>
+      </w:r>
+      <w:r>
+        <w:t xml:space="preserve"> </w:t>
+      </w:r>
+      <w:r>
+        <w:t>за</w:t>
+      </w:r>
+      <w:r>
+        <w:t xml:space="preserve"> </w:t>
+      </w:r>
+      <w:r>
+        <w:t>период</w:t>
+      </w:r>
+      <w:r>
+        <w:t xml:space="preserve"> </w:t>
+      </w:r>
+      <w:r>
+        <w:t>более</w:t>
+      </w:r>
+      <w:r>
+        <w:t xml:space="preserve"> </w:t>
+      </w:r>
+      <w:r>
+        <w:t>чем</w:t>
+      </w:r>
+      <w:r>
+        <w:t xml:space="preserve"> </w:t>
+      </w:r>
+      <w:r>
+        <w:t>1</w:t>
+      </w:r>
+      <w:r>
+        <w:t xml:space="preserve"> </w:t>
+      </w:r>
+      <w:r>
+        <w:t>час</w:t>
+      </w:r>
+      <w:r>
+        <w:t xml:space="preserve"> </w:t>
+      </w:r>
+      <w:r>
+        <w:t>до</w:t>
+      </w:r>
+      <w:r>
+        <w:t xml:space="preserve"> </w:t>
+      </w:r>
+      <w:r>
+        <w:t>момента</w:t>
+      </w:r>
+      <w:r>
+        <w:t xml:space="preserve"> </w:t>
+      </w:r>
+      <w:r>
+        <w:t>аварии.</w:t>
+      </w:r>
+    </w:p>
+    <w:p>
+      <w:pPr>
+        <w:pStyle w:val="3"/>
+      </w:pPr>
+      <w:r>
+        <w:t>Требования</w:t>
+      </w:r>
+      <w:r>
+        <w:t xml:space="preserve"> </w:t>
+      </w:r>
+      <w:r>
+        <w:t>к</w:t>
+      </w:r>
+      <w:r>
+        <w:t xml:space="preserve"> </w:t>
+      </w:r>
+      <w:r>
+        <w:t>защите</w:t>
+      </w:r>
+      <w:r>
+        <w:t xml:space="preserve"> </w:t>
+      </w:r>
+      <w:r>
+        <w:t>от</w:t>
+      </w:r>
+      <w:r>
+        <w:t xml:space="preserve"> </w:t>
+      </w:r>
+      <w:r>
+        <w:t>влияния</w:t>
+      </w:r>
+      <w:r>
+        <w:t xml:space="preserve"> </w:t>
+      </w:r>
+      <w:r>
+        <w:t>внешних</w:t>
+      </w:r>
+      <w:r>
+        <w:t xml:space="preserve"> </w:t>
+      </w:r>
+      <w:r>
+        <w:t>воздействий</w:t>
+      </w:r>
+    </w:p>
+    <w:p>
+      <w:r>
+        <w:t>Требования</w:t>
+      </w:r>
+      <w:r>
+        <w:t xml:space="preserve"> </w:t>
+      </w:r>
+      <w:r>
+        <w:t>к</w:t>
+      </w:r>
+      <w:r>
+        <w:t xml:space="preserve"> </w:t>
+      </w:r>
+      <w:r>
+        <w:t>защите</w:t>
+      </w:r>
+      <w:r>
+        <w:t xml:space="preserve"> </w:t>
+      </w:r>
+      <w:r>
+        <w:t>от</w:t>
+      </w:r>
+      <w:r>
+        <w:t xml:space="preserve"> </w:t>
+      </w:r>
+      <w:r>
+        <w:t>влияния</w:t>
+      </w:r>
+      <w:r>
+        <w:t xml:space="preserve"> </w:t>
+      </w:r>
+      <w:r>
+        <w:t>внешних</w:t>
+      </w:r>
+      <w:r>
+        <w:t xml:space="preserve"> </w:t>
+      </w:r>
+      <w:r>
+        <w:t>воздействий</w:t>
+      </w:r>
+      <w:r>
+        <w:t xml:space="preserve"> </w:t>
+      </w:r>
+      <w:r>
+        <w:t>не</w:t>
+      </w:r>
+      <w:r>
+        <w:t xml:space="preserve"> </w:t>
+      </w:r>
+      <w:r>
+        <w:t>предъявляются.</w:t>
+      </w:r>
+    </w:p>
+    <w:p>
+      <w:pPr>
+        <w:pStyle w:val="3"/>
+      </w:pPr>
+      <w:r>
+        <w:t>Требования</w:t>
+      </w:r>
+      <w:r>
+        <w:t xml:space="preserve"> </w:t>
+      </w:r>
+      <w:r>
+        <w:t>к</w:t>
+      </w:r>
+      <w:r>
+        <w:t xml:space="preserve"> </w:t>
+      </w:r>
+      <w:r>
+        <w:t>патентной</w:t>
+      </w:r>
+      <w:r>
+        <w:t xml:space="preserve"> </w:t>
+      </w:r>
+      <w:r>
+        <w:t>чистоте</w:t>
+      </w:r>
+    </w:p>
+    <w:p>
+      <w:r>
+        <w:t>Система</w:t>
+      </w:r>
+      <w:r>
+        <w:t xml:space="preserve"> </w:t>
+      </w:r>
+      <w:r>
+        <w:t>должна</w:t>
+      </w:r>
+      <w:r>
+        <w:t xml:space="preserve"> </w:t>
+      </w:r>
+      <w:r>
+        <w:t>быть</w:t>
+      </w:r>
+      <w:r>
+        <w:t xml:space="preserve"> </w:t>
+      </w:r>
+      <w:r>
+        <w:t>реализована</w:t>
+      </w:r>
+      <w:r>
+        <w:t xml:space="preserve"> </w:t>
+      </w:r>
+      <w:r>
+        <w:t>с</w:t>
+      </w:r>
+      <w:r>
+        <w:t xml:space="preserve"> </w:t>
+      </w:r>
+      <w:r>
+        <w:t>использованием</w:t>
+      </w:r>
+      <w:r>
+        <w:t xml:space="preserve"> </w:t>
+      </w:r>
+      <w:r>
+        <w:t>лицензионного</w:t>
+      </w:r>
+      <w:r>
+        <w:t xml:space="preserve"> </w:t>
+      </w:r>
+      <w:r>
+        <w:t>ПО</w:t>
+      </w:r>
+      <w:r>
+        <w:t xml:space="preserve"> </w:t>
+      </w:r>
+      <w:r>
+        <w:t>или</w:t>
+      </w:r>
+      <w:r>
+        <w:t xml:space="preserve"> </w:t>
+      </w:r>
+      <w:r>
+        <w:t>ПО</w:t>
+      </w:r>
+      <w:r>
+        <w:t xml:space="preserve"> </w:t>
+      </w:r>
+      <w:r>
+        <w:t>с</w:t>
+      </w:r>
+      <w:r>
+        <w:t xml:space="preserve"> </w:t>
+      </w:r>
+      <w:r>
+        <w:t>открытым</w:t>
+      </w:r>
+      <w:r>
+        <w:t xml:space="preserve"> </w:t>
+      </w:r>
+      <w:r>
+        <w:t>исходным</w:t>
+      </w:r>
+      <w:r>
+        <w:t xml:space="preserve"> </w:t>
+      </w:r>
+      <w:r>
+        <w:t>кодом,</w:t>
+      </w:r>
+      <w:r>
+        <w:t xml:space="preserve"> </w:t>
+      </w:r>
+      <w:r>
+        <w:t>допускающим</w:t>
+      </w:r>
+      <w:r>
+        <w:t xml:space="preserve"> </w:t>
+      </w:r>
+      <w:r>
+        <w:t>коммерческое</w:t>
+      </w:r>
+      <w:r>
+        <w:t xml:space="preserve"> </w:t>
+      </w:r>
+      <w:r>
+        <w:t>использование.</w:t>
+      </w:r>
+    </w:p>
+    <w:p>
+      <w:pPr>
+        <w:pStyle w:val="3"/>
+      </w:pPr>
+      <w:r>
+        <w:t>Требования</w:t>
+      </w:r>
+      <w:r>
+        <w:t xml:space="preserve"> </w:t>
+      </w:r>
+      <w:r>
+        <w:t>к</w:t>
+      </w:r>
+      <w:r>
+        <w:t xml:space="preserve"> </w:t>
+      </w:r>
+      <w:r>
+        <w:t>стандартизации</w:t>
+      </w:r>
+      <w:r>
+        <w:t xml:space="preserve"> </w:t>
+      </w:r>
+      <w:r>
+        <w:t>и</w:t>
+      </w:r>
+      <w:r>
+        <w:t xml:space="preserve"> </w:t>
+      </w:r>
+      <w:r>
+        <w:t>унификации</w:t>
+      </w:r>
+    </w:p>
+    <w:p>
+      <w:r>
+        <w:t xml:space="preserve">Для реализации серверной части должен использоваться язык </w:t>
+      </w:r>
+      <w:r>
+        <w:rPr>
+          <w:lang w:val="en-US"/>
+        </w:rPr>
+        <w:t>Python</w:t>
+      </w:r>
+      <w:r>
+        <w:t>,</w:t>
+      </w:r>
+      <w:r>
+        <w:t xml:space="preserve"> а код </w:t>
+      </w:r>
+      <w:r>
+        <w:t>должен</w:t>
+      </w:r>
+      <w:r>
+        <w:t xml:space="preserve"> </w:t>
+      </w:r>
+      <w:r>
+        <w:t>быть</w:t>
+      </w:r>
+      <w:r>
+        <w:t xml:space="preserve"> </w:t>
+      </w:r>
+      <w:r>
+        <w:t>оформлен</w:t>
+      </w:r>
+      <w:r>
+        <w:t xml:space="preserve"> </w:t>
+      </w:r>
+      <w:r>
+        <w:t>в</w:t>
+      </w:r>
+      <w:r>
+        <w:t xml:space="preserve"> </w:t>
+      </w:r>
+      <w:r>
+        <w:t>соответствии</w:t>
+      </w:r>
+      <w:r>
+        <w:t xml:space="preserve"> </w:t>
+      </w:r>
+      <w:r>
+        <w:t>со</w:t>
+      </w:r>
+      <w:r>
+        <w:t xml:space="preserve"> </w:t>
+      </w:r>
+      <w:r>
+        <w:t>стандартом</w:t>
+      </w:r>
+      <w:r>
+        <w:t xml:space="preserve"> </w:t>
+      </w:r>
+      <w:r>
+        <w:t>PEP</w:t>
+      </w:r>
+      <w:r>
+        <w:t xml:space="preserve"> </w:t>
+      </w:r>
+      <w:r>
+        <w:t>8.</w:t>
+      </w:r>
+    </w:p>
+    <w:p>
+      <w:r>
+        <w:t>Исходный</w:t>
+      </w:r>
+      <w:r>
+        <w:t xml:space="preserve"> </w:t>
+      </w:r>
+      <w:r>
+        <w:t>код</w:t>
+      </w:r>
+      <w:r>
+        <w:t xml:space="preserve"> </w:t>
+      </w:r>
+      <w:r>
+        <w:t>клиентской</w:t>
+      </w:r>
+      <w:r>
+        <w:t xml:space="preserve"> </w:t>
+      </w:r>
+      <w:r>
+        <w:t>части</w:t>
+      </w:r>
+      <w:r>
+        <w:t xml:space="preserve"> </w:t>
+      </w:r>
+      <w:r>
+        <w:t>должен</w:t>
+      </w:r>
+      <w:r>
+        <w:t xml:space="preserve"> </w:t>
+      </w:r>
+      <w:r>
+        <w:t>соответствовать</w:t>
+      </w:r>
+      <w:r>
+        <w:t xml:space="preserve"> </w:t>
+      </w:r>
+      <w:r>
+        <w:t>стандарту</w:t>
+      </w:r>
+      <w:r>
+        <w:t xml:space="preserve"> </w:t>
+      </w:r>
+      <w:proofErr w:type="spellStart"/>
+      <w:r>
+        <w:t>Airbnb</w:t>
+      </w:r>
+      <w:proofErr w:type="spellEnd"/>
+      <w:r>
+        <w:t xml:space="preserve"> </w:t>
+      </w:r>
+      <w:r>
+        <w:t>JavaScript</w:t>
+      </w:r>
+      <w:r>
+        <w:t xml:space="preserve"> </w:t>
+      </w:r>
+      <w:r>
+        <w:t>Style</w:t>
+      </w:r>
+      <w:r>
+        <w:t xml:space="preserve"> </w:t>
+      </w:r>
+      <w:r>
+        <w:t>Guide.</w:t>
+      </w:r>
+    </w:p>
+    <w:p>
+      <w:r>
+        <w:t>Интерфейс</w:t>
+      </w:r>
+      <w:r>
+        <w:t xml:space="preserve"> </w:t>
+      </w:r>
+      <w:r>
+        <w:t>взаимодействия</w:t>
+      </w:r>
+      <w:r>
+        <w:t xml:space="preserve"> </w:t>
+      </w:r>
+      <w:r>
+        <w:t>(API)</w:t>
+      </w:r>
+      <w:r>
+        <w:t xml:space="preserve"> </w:t>
+      </w:r>
+      <w:r>
+        <w:t>должен</w:t>
+      </w:r>
+      <w:r>
+        <w:t xml:space="preserve"> </w:t>
+      </w:r>
+      <w:r>
+        <w:t>быть</w:t>
+      </w:r>
+      <w:r>
+        <w:t xml:space="preserve"> </w:t>
+      </w:r>
+      <w:r>
+        <w:t>построен</w:t>
+      </w:r>
+      <w:r>
+        <w:t xml:space="preserve"> </w:t>
+      </w:r>
+      <w:r>
+        <w:t>на</w:t>
+      </w:r>
+      <w:r>
+        <w:t xml:space="preserve"> </w:t>
+      </w:r>
+      <w:r>
+        <w:t>принципах</w:t>
+      </w:r>
+      <w:r>
+        <w:t xml:space="preserve"> </w:t>
+      </w:r>
+      <w:r>
+        <w:t>архитектурного</w:t>
+      </w:r>
+      <w:r>
+        <w:t xml:space="preserve"> </w:t>
+      </w:r>
+      <w:r>
+        <w:t>стиля</w:t>
+      </w:r>
+      <w:r>
+        <w:t xml:space="preserve"> </w:t>
+      </w:r>
+      <w:r>
+        <w:t>REST,</w:t>
+      </w:r>
+      <w:r>
+        <w:t xml:space="preserve"> </w:t>
+      </w:r>
+      <w:r>
+        <w:t>обмен</w:t>
+      </w:r>
+      <w:r>
+        <w:t xml:space="preserve"> </w:t>
+      </w:r>
+      <w:r>
+        <w:t>данными</w:t>
+      </w:r>
+      <w:r>
+        <w:t xml:space="preserve"> </w:t>
+      </w:r>
+      <w:r>
+        <w:t>должен</w:t>
+      </w:r>
+      <w:r>
+        <w:t xml:space="preserve"> </w:t>
+      </w:r>
+      <w:r>
+        <w:t>осуществляться</w:t>
+      </w:r>
+      <w:r>
+        <w:t xml:space="preserve"> </w:t>
+      </w:r>
+      <w:r>
+        <w:t>в</w:t>
+      </w:r>
+      <w:r>
+        <w:t xml:space="preserve"> </w:t>
+      </w:r>
+      <w:r>
+        <w:t>формате</w:t>
+      </w:r>
+      <w:r>
+        <w:t xml:space="preserve"> </w:t>
+      </w:r>
+      <w:r>
+        <w:t>JSON.</w:t>
+      </w:r>
+    </w:p>
+    <w:p>
+      <w:r>
+        <w:lastRenderedPageBreak/>
+        <w:t>Разработка браузерного веб-приложения (Front-</w:t>
+      </w:r>
+      <w:proofErr w:type="spellStart"/>
+      <w:r>
+        <w:t>end</w:t>
+      </w:r>
+      <w:proofErr w:type="spellEnd"/>
+      <w:r>
+        <w:t xml:space="preserve">) должна осуществляться с использованием языка программирования </w:t>
+      </w:r>
+      <w:proofErr w:type="spellStart"/>
+      <w:r>
+        <w:t>TypeScript</w:t>
+      </w:r>
+      <w:proofErr w:type="spellEnd"/>
+      <w:r>
+        <w:t xml:space="preserve"> (версии 4.5 и выше) и библиотеки </w:t>
+      </w:r>
+      <w:proofErr w:type="spellStart"/>
+      <w:r>
+        <w:t>React</w:t>
+      </w:r>
+      <w:proofErr w:type="spellEnd"/>
+      <w:r>
+        <w:t xml:space="preserve"> (версии 18.0 и выше). Для управления состоянием приложения должен использоваться стейт-менеджер </w:t>
+      </w:r>
+      <w:proofErr w:type="spellStart"/>
+      <w:r>
+        <w:t>Redux</w:t>
+      </w:r>
+      <w:proofErr w:type="spellEnd"/>
+      <w:r>
+        <w:t xml:space="preserve"> </w:t>
+      </w:r>
+      <w:proofErr w:type="spellStart"/>
+      <w:r>
+        <w:t>Toolkit</w:t>
+      </w:r>
+      <w:proofErr w:type="spellEnd"/>
+      <w:r>
+        <w:t>. Взаимодействие с аудио-оборудованием пользователя в браузере должно быть реализовано через Web Audio API.</w:t>
+      </w:r>
+    </w:p>
+    <w:p>
+      <w:r>
+        <w:t xml:space="preserve">Разработка мобильного приложения должна осуществляться на базе кроссплатформенного фреймворка </w:t>
+      </w:r>
+      <w:proofErr w:type="spellStart"/>
+      <w:r>
+        <w:t>React</w:t>
+      </w:r>
+      <w:proofErr w:type="spellEnd"/>
+      <w:r>
+        <w:t xml:space="preserve"> </w:t>
+      </w:r>
+      <w:proofErr w:type="spellStart"/>
+      <w:r>
+        <w:t>Native</w:t>
+      </w:r>
+      <w:proofErr w:type="spellEnd"/>
+      <w:r>
+        <w:t xml:space="preserve"> (версии 0.70 и выше) с использованием языка </w:t>
+      </w:r>
+      <w:proofErr w:type="spellStart"/>
+      <w:r>
+        <w:t>TypeScript</w:t>
+      </w:r>
+      <w:proofErr w:type="spellEnd"/>
+      <w:r>
+        <w:t>.</w:t>
+      </w:r>
+    </w:p>
+    <w:p>
+      <w:pPr>
+        <w:pStyle w:val="3"/>
+      </w:pPr>
+      <w:r>
+        <w:t>Дополнительные</w:t>
+      </w:r>
+      <w:r>
+        <w:t xml:space="preserve"> </w:t>
+      </w:r>
+      <w:r>
+        <w:t>требования</w:t>
+      </w:r>
+    </w:p>
+    <w:p>
+      <w:r>
+        <w:t>Система</w:t>
+      </w:r>
+      <w:r>
+        <w:t xml:space="preserve"> </w:t>
+      </w:r>
+      <w:r>
+        <w:t>должна</w:t>
+      </w:r>
+      <w:r>
+        <w:t xml:space="preserve"> </w:t>
+      </w:r>
+      <w:r>
+        <w:t>предусматривать</w:t>
+      </w:r>
+      <w:r>
+        <w:t xml:space="preserve"> </w:t>
+      </w:r>
+      <w:r>
+        <w:t>возможность</w:t>
+      </w:r>
+      <w:r>
+        <w:t xml:space="preserve"> </w:t>
+      </w:r>
+      <w:r>
+        <w:t>масштабирования</w:t>
+      </w:r>
+      <w:r>
+        <w:t xml:space="preserve"> </w:t>
+      </w:r>
+      <w:r>
+        <w:t>путем</w:t>
+      </w:r>
+      <w:r>
+        <w:t xml:space="preserve"> </w:t>
+      </w:r>
+      <w:r>
+        <w:t>добавления</w:t>
+      </w:r>
+      <w:r>
+        <w:t xml:space="preserve"> </w:t>
+      </w:r>
+      <w:r>
+        <w:t>новых</w:t>
+      </w:r>
+      <w:r>
+        <w:t xml:space="preserve"> </w:t>
+      </w:r>
+      <w:r>
+        <w:t>языковых</w:t>
+      </w:r>
+      <w:r>
+        <w:t xml:space="preserve"> </w:t>
+      </w:r>
+      <w:r>
+        <w:t>курсов</w:t>
+      </w:r>
+      <w:r>
+        <w:t xml:space="preserve"> </w:t>
+      </w:r>
+      <w:r>
+        <w:t>без</w:t>
+      </w:r>
+      <w:r>
+        <w:t xml:space="preserve"> </w:t>
+      </w:r>
+      <w:r>
+        <w:t>изменения</w:t>
+      </w:r>
+      <w:r>
+        <w:t xml:space="preserve"> </w:t>
+      </w:r>
+      <w:r>
+        <w:t>программного</w:t>
+      </w:r>
+      <w:r>
+        <w:t xml:space="preserve"> </w:t>
+      </w:r>
+      <w:r>
+        <w:t>кода</w:t>
+      </w:r>
+      <w:r>
+        <w:t xml:space="preserve"> </w:t>
+      </w:r>
+      <w:r>
+        <w:t>ядра</w:t>
+      </w:r>
+      <w:r>
+        <w:t xml:space="preserve"> </w:t>
+      </w:r>
+      <w:r>
+        <w:t>системы.</w:t>
       </w:r>
     </w:p>
     <w:p>
@@ -1804,37 +7101,1033 @@
         <w:pStyle w:val="2"/>
       </w:pPr>
       <w:r>
-        <w:t>Описание бизнес-ролей</w:t>
-      </w:r>
-    </w:p>
-    <w:p>
-      <w:r>
-        <w:t>Пользователь – человек, зарегистрированный в системе, изучающий иностранный язык и использующий функции голосового наставника.</w:t>
-      </w:r>
-    </w:p>
-    <w:p>
-      <w:r>
-        <w:t>Администратор – специалист, отвечающий за техническую поддержку работы системы, управление учетными записями и правами доступа.</w:t>
-      </w:r>
-    </w:p>
-    <w:p>
-      <w:r>
-        <w:t>Методист (Контент-менеджер) – специалист, отвечающий за наполнение системы учебными материалами, разработку сценариев диалогов для голосового наставника.</w:t>
-      </w:r>
-    </w:p>
-    <w:p>
-      <w:r>
-        <w:lastRenderedPageBreak/>
-        <w:t>Гость – незарегистрированный посетитель, имеющий доступ только к общей информации о системе и демонстрационному уроку.</w:t>
+        <w:t>Требования</w:t>
+      </w:r>
+      <w:r>
+        <w:t xml:space="preserve"> </w:t>
+      </w:r>
+      <w:r>
+        <w:t>к</w:t>
+      </w:r>
+      <w:r>
+        <w:t xml:space="preserve"> </w:t>
+      </w:r>
+      <w:r>
+        <w:t>функциям</w:t>
+      </w:r>
+      <w:r>
+        <w:t xml:space="preserve"> </w:t>
+      </w:r>
+      <w:r>
+        <w:t>(задачам),</w:t>
+      </w:r>
+      <w:r>
+        <w:t xml:space="preserve"> </w:t>
+      </w:r>
+      <w:r>
+        <w:t>выполняемым</w:t>
+      </w:r>
+      <w:r>
+        <w:t xml:space="preserve"> </w:t>
+      </w:r>
+      <w:r>
+        <w:t>системой</w:t>
       </w:r>
     </w:p>
     <w:p>
       <w:pPr>
-        <w:pStyle w:val="1"/>
+        <w:pStyle w:val="af1"/>
       </w:pPr>
       <w:r>
+        <w:t>Таблица</w:t>
+      </w:r>
+      <w:r>
+        <w:t xml:space="preserve"> </w:t>
+      </w:r>
+      <w:r>
+        <w:fldChar w:fldCharType="begin"/>
+      </w:r>
+      <w:r>
+        <w:instrText xml:space="preserve"> SEQ Таблица \* ARABIC </w:instrText>
+      </w:r>
+      <w:r>
+        <w:fldChar w:fldCharType="separate"/>
+      </w:r>
+      <w:r>
+        <w:rPr>
+          <w:noProof/>
+        </w:rPr>
+        <w:t>1</w:t>
+      </w:r>
+      <w:r>
+        <w:fldChar w:fldCharType="end"/>
+      </w:r>
+      <w:r>
+        <w:t xml:space="preserve"> </w:t>
+      </w:r>
+      <w:r>
+        <w:t>–</w:t>
+      </w:r>
+      <w:r>
+        <w:t xml:space="preserve"> </w:t>
+      </w:r>
+      <w:r>
+        <w:t>Требования</w:t>
+      </w:r>
+      <w:r>
+        <w:t xml:space="preserve"> </w:t>
+      </w:r>
+      <w:r>
+        <w:t>к</w:t>
+      </w:r>
+      <w:r>
+        <w:t xml:space="preserve"> </w:t>
+      </w:r>
+      <w:r>
+        <w:t>функциям,</w:t>
+      </w:r>
+      <w:r>
+        <w:t xml:space="preserve"> </w:t>
+      </w:r>
+      <w:r>
+        <w:t>выполняемым</w:t>
+      </w:r>
+      <w:r>
+        <w:t xml:space="preserve"> </w:t>
+      </w:r>
+      <w:r>
+        <w:t>системой</w:t>
+      </w:r>
+    </w:p>
+    <w:tbl>
+      <w:tblPr>
+        <w:tblStyle w:val="af2"/>
+        <w:tblW w:w="0" w:type="auto"/>
+        <w:tblLook w:val="04A0" w:firstRow="1" w:lastRow="0" w:firstColumn="1" w:lastColumn="0" w:noHBand="0" w:noVBand="1"/>
+      </w:tblPr>
+      <w:tblGrid>
+        <w:gridCol w:w="3397"/>
+        <w:gridCol w:w="6231"/>
+      </w:tblGrid>
+      <w:tr>
+        <w:tc>
+          <w:tcPr>
+            <w:tcW w:w="3397" w:type="dxa"/>
+          </w:tcPr>
+          <w:p>
+            <w:pPr>
+              <w:pStyle w:val="af"/>
+            </w:pPr>
+            <w:r>
+              <w:t>Функция</w:t>
+            </w:r>
+          </w:p>
+        </w:tc>
+        <w:tc>
+          <w:tcPr>
+            <w:tcW w:w="6231" w:type="dxa"/>
+          </w:tcPr>
+          <w:p>
+            <w:pPr>
+              <w:pStyle w:val="af"/>
+            </w:pPr>
+            <w:r>
+              <w:t>Задача</w:t>
+            </w:r>
+          </w:p>
+        </w:tc>
+      </w:tr>
+      <w:tr>
+        <w:tc>
+          <w:tcPr>
+            <w:tcW w:w="3397" w:type="dxa"/>
+            <w:vMerge w:val="restart"/>
+          </w:tcPr>
+          <w:p>
+            <w:pPr>
+              <w:pStyle w:val="ae"/>
+            </w:pPr>
+            <w:r>
+              <w:t>Обучение</w:t>
+            </w:r>
+          </w:p>
+        </w:tc>
+        <w:tc>
+          <w:tcPr>
+            <w:tcW w:w="6231" w:type="dxa"/>
+          </w:tcPr>
+          <w:p>
+            <w:pPr>
+              <w:pStyle w:val="ae"/>
+            </w:pPr>
+            <w:r>
+              <w:t>Предоставление</w:t>
+            </w:r>
+            <w:r>
+              <w:t xml:space="preserve"> </w:t>
+            </w:r>
+            <w:r>
+              <w:t>теоретического</w:t>
+            </w:r>
+            <w:r>
+              <w:t xml:space="preserve"> </w:t>
+            </w:r>
+            <w:r>
+              <w:t>материала</w:t>
+            </w:r>
+          </w:p>
+        </w:tc>
+      </w:tr>
+      <w:tr>
+        <w:tc>
+          <w:tcPr>
+            <w:tcW w:w="3397" w:type="dxa"/>
+            <w:vMerge/>
+          </w:tcPr>
+          <w:p>
+            <w:pPr>
+              <w:pStyle w:val="ae"/>
+            </w:pPr>
+          </w:p>
+        </w:tc>
+        <w:tc>
+          <w:tcPr>
+            <w:tcW w:w="6231" w:type="dxa"/>
+          </w:tcPr>
+          <w:p>
+            <w:pPr>
+              <w:pStyle w:val="ae"/>
+            </w:pPr>
+            <w:r>
+              <w:t>Выдача</w:t>
+            </w:r>
+            <w:r>
+              <w:t xml:space="preserve"> </w:t>
+            </w:r>
+            <w:r>
+              <w:t>практических</w:t>
+            </w:r>
+            <w:r>
+              <w:t xml:space="preserve"> </w:t>
+            </w:r>
+            <w:r>
+              <w:t>заданий</w:t>
+            </w:r>
+          </w:p>
+        </w:tc>
+      </w:tr>
+      <w:tr>
+        <w:tc>
+          <w:tcPr>
+            <w:tcW w:w="3397" w:type="dxa"/>
+            <w:vMerge/>
+          </w:tcPr>
+          <w:p>
+            <w:pPr>
+              <w:pStyle w:val="ae"/>
+            </w:pPr>
+          </w:p>
+        </w:tc>
+        <w:tc>
+          <w:tcPr>
+            <w:tcW w:w="6231" w:type="dxa"/>
+          </w:tcPr>
+          <w:p>
+            <w:pPr>
+              <w:pStyle w:val="ae"/>
+            </w:pPr>
+            <w:r>
+              <w:t>Проверка</w:t>
+            </w:r>
+            <w:r>
+              <w:t xml:space="preserve"> </w:t>
+            </w:r>
+            <w:r>
+              <w:t>тестов</w:t>
+            </w:r>
+          </w:p>
+        </w:tc>
+      </w:tr>
+      <w:tr>
+        <w:tc>
+          <w:tcPr>
+            <w:tcW w:w="3397" w:type="dxa"/>
+            <w:vMerge/>
+          </w:tcPr>
+          <w:p>
+            <w:pPr>
+              <w:pStyle w:val="ae"/>
+            </w:pPr>
+          </w:p>
+        </w:tc>
+        <w:tc>
+          <w:tcPr>
+            <w:tcW w:w="6231" w:type="dxa"/>
+          </w:tcPr>
+          <w:p>
+            <w:pPr>
+              <w:pStyle w:val="ae"/>
+            </w:pPr>
+            <w:r>
+              <w:t>Начисление баллов опыта за пройденные уроки</w:t>
+            </w:r>
+          </w:p>
+        </w:tc>
+      </w:tr>
+      <w:tr>
+        <w:tc>
+          <w:tcPr>
+            <w:tcW w:w="3397" w:type="dxa"/>
+            <w:vMerge/>
+          </w:tcPr>
+          <w:p>
+            <w:pPr>
+              <w:pStyle w:val="ae"/>
+            </w:pPr>
+          </w:p>
+        </w:tc>
+        <w:tc>
+          <w:tcPr>
+            <w:tcW w:w="6231" w:type="dxa"/>
+          </w:tcPr>
+          <w:p>
+            <w:pPr>
+              <w:pStyle w:val="ae"/>
+            </w:pPr>
+            <w:r>
+              <w:t>Ведение рейтинга пользователей</w:t>
+            </w:r>
+          </w:p>
+        </w:tc>
+      </w:tr>
+      <w:tr>
+        <w:tc>
+          <w:tcPr>
+            <w:tcW w:w="3397" w:type="dxa"/>
+            <w:vMerge/>
+          </w:tcPr>
+          <w:p>
+            <w:pPr>
+              <w:pStyle w:val="ae"/>
+            </w:pPr>
+          </w:p>
+        </w:tc>
+        <w:tc>
+          <w:tcPr>
+            <w:tcW w:w="6231" w:type="dxa"/>
+          </w:tcPr>
+          <w:p>
+            <w:pPr>
+              <w:pStyle w:val="ae"/>
+            </w:pPr>
+            <w:r>
+              <w:t>Система достижений и наград</w:t>
+            </w:r>
+          </w:p>
+        </w:tc>
+      </w:tr>
+      <w:tr>
+        <w:tc>
+          <w:tcPr>
+            <w:tcW w:w="3397" w:type="dxa"/>
+            <w:vMerge/>
+          </w:tcPr>
+          <w:p>
+            <w:pPr>
+              <w:pStyle w:val="ae"/>
+            </w:pPr>
+          </w:p>
+        </w:tc>
+        <w:tc>
+          <w:tcPr>
+            <w:tcW w:w="6231" w:type="dxa"/>
+          </w:tcPr>
+          <w:p>
+            <w:pPr>
+              <w:pStyle w:val="ae"/>
+            </w:pPr>
+            <w:r>
+              <w:t>Поддержка ежедневных целей</w:t>
+            </w:r>
+            <w:r>
+              <w:t xml:space="preserve"> с наградами</w:t>
+            </w:r>
+          </w:p>
+        </w:tc>
+      </w:tr>
+      <w:tr>
+        <w:tc>
+          <w:tcPr>
+            <w:tcW w:w="3397" w:type="dxa"/>
+            <w:vMerge w:val="restart"/>
+          </w:tcPr>
+          <w:p>
+            <w:pPr>
+              <w:pStyle w:val="ae"/>
+            </w:pPr>
+            <w:r>
+              <w:t>Голосово</w:t>
+            </w:r>
+            <w:r>
+              <w:t>й наставник</w:t>
+            </w:r>
+          </w:p>
+        </w:tc>
+        <w:tc>
+          <w:tcPr>
+            <w:tcW w:w="6231" w:type="dxa"/>
+          </w:tcPr>
+          <w:p>
+            <w:pPr>
+              <w:pStyle w:val="ae"/>
+            </w:pPr>
+            <w:r>
+              <w:t>Запись</w:t>
+            </w:r>
+            <w:r>
+              <w:t xml:space="preserve"> </w:t>
+            </w:r>
+            <w:r>
+              <w:t>речи</w:t>
+            </w:r>
+            <w:r>
+              <w:t xml:space="preserve"> </w:t>
+            </w:r>
+            <w:r>
+              <w:t>пользователя</w:t>
+            </w:r>
+            <w:r>
+              <w:t xml:space="preserve"> </w:t>
+            </w:r>
+            <w:r>
+              <w:t>через</w:t>
+            </w:r>
+            <w:r>
+              <w:t xml:space="preserve"> </w:t>
+            </w:r>
+            <w:r>
+              <w:t>микрофон</w:t>
+            </w:r>
+          </w:p>
+        </w:tc>
+      </w:tr>
+      <w:tr>
+        <w:tc>
+          <w:tcPr>
+            <w:tcW w:w="3397" w:type="dxa"/>
+            <w:vMerge/>
+          </w:tcPr>
+          <w:p>
+            <w:pPr>
+              <w:pStyle w:val="ae"/>
+            </w:pPr>
+          </w:p>
+        </w:tc>
+        <w:tc>
+          <w:tcPr>
+            <w:tcW w:w="6231" w:type="dxa"/>
+          </w:tcPr>
+          <w:p>
+            <w:pPr>
+              <w:pStyle w:val="ae"/>
+            </w:pPr>
+            <w:r>
+              <w:t>Распознавание</w:t>
+            </w:r>
+            <w:r>
+              <w:t xml:space="preserve"> </w:t>
+            </w:r>
+            <w:r>
+              <w:t>речи</w:t>
+            </w:r>
+            <w:r>
+              <w:t xml:space="preserve"> </w:t>
+            </w:r>
+            <w:r>
+              <w:t>(</w:t>
+            </w:r>
+            <w:r>
+              <w:rPr>
+                <w:lang w:val="en-US"/>
+              </w:rPr>
+              <w:t>ASR</w:t>
+            </w:r>
+            <w:r>
+              <w:t>)</w:t>
+            </w:r>
+          </w:p>
+        </w:tc>
+      </w:tr>
+      <w:tr>
+        <w:tc>
+          <w:tcPr>
+            <w:tcW w:w="3397" w:type="dxa"/>
+            <w:vMerge/>
+          </w:tcPr>
+          <w:p>
+            <w:pPr>
+              <w:pStyle w:val="ae"/>
+            </w:pPr>
+          </w:p>
+        </w:tc>
+        <w:tc>
+          <w:tcPr>
+            <w:tcW w:w="6231" w:type="dxa"/>
+          </w:tcPr>
+          <w:p>
+            <w:pPr>
+              <w:pStyle w:val="ae"/>
+              <w:rPr>
+                <w:lang w:val="en-US"/>
+              </w:rPr>
+            </w:pPr>
+            <w:r>
+              <w:t>Синтез</w:t>
+            </w:r>
+            <w:r>
+              <w:t xml:space="preserve"> </w:t>
+            </w:r>
+            <w:r>
+              <w:t>речи</w:t>
+            </w:r>
+            <w:r>
+              <w:t xml:space="preserve"> </w:t>
+            </w:r>
+            <w:r>
+              <w:t>наставника</w:t>
+            </w:r>
+            <w:r>
+              <w:rPr>
+                <w:lang w:val="en-US"/>
+              </w:rPr>
+              <w:t xml:space="preserve"> (TTS)</w:t>
+            </w:r>
+          </w:p>
+        </w:tc>
+      </w:tr>
+      <w:tr>
+        <w:tc>
+          <w:tcPr>
+            <w:tcW w:w="3397" w:type="dxa"/>
+            <w:vMerge/>
+          </w:tcPr>
+          <w:p>
+            <w:pPr>
+              <w:pStyle w:val="ae"/>
+            </w:pPr>
+          </w:p>
+        </w:tc>
+        <w:tc>
+          <w:tcPr>
+            <w:tcW w:w="6231" w:type="dxa"/>
+          </w:tcPr>
+          <w:p>
+            <w:pPr>
+              <w:pStyle w:val="ae"/>
+            </w:pPr>
+            <w:r>
+              <w:t>Сравнение</w:t>
+            </w:r>
+            <w:r>
+              <w:t xml:space="preserve"> </w:t>
+            </w:r>
+            <w:r>
+              <w:t>произношения</w:t>
+            </w:r>
+            <w:r>
+              <w:t xml:space="preserve"> </w:t>
+            </w:r>
+            <w:r>
+              <w:t>с</w:t>
+            </w:r>
+            <w:r>
+              <w:t xml:space="preserve"> </w:t>
+            </w:r>
+            <w:r>
+              <w:t>эталоном</w:t>
+            </w:r>
+          </w:p>
+        </w:tc>
+      </w:tr>
+      <w:tr>
+        <w:tc>
+          <w:tcPr>
+            <w:tcW w:w="3397" w:type="dxa"/>
+            <w:vMerge w:val="restart"/>
+          </w:tcPr>
+          <w:p>
+            <w:pPr>
+              <w:pStyle w:val="ae"/>
+            </w:pPr>
+            <w:r>
+              <w:t>Работа</w:t>
+            </w:r>
+            <w:r>
+              <w:t xml:space="preserve"> </w:t>
+            </w:r>
+            <w:r>
+              <w:t>с</w:t>
+            </w:r>
+            <w:r>
+              <w:t xml:space="preserve"> </w:t>
+            </w:r>
+            <w:r>
+              <w:t>пользователями</w:t>
+            </w:r>
+          </w:p>
+        </w:tc>
+        <w:tc>
+          <w:tcPr>
+            <w:tcW w:w="6231" w:type="dxa"/>
+          </w:tcPr>
+          <w:p>
+            <w:pPr>
+              <w:pStyle w:val="ae"/>
+            </w:pPr>
+            <w:r>
+              <w:t>Регистрация</w:t>
+            </w:r>
+            <w:r>
+              <w:t xml:space="preserve"> пользователей</w:t>
+            </w:r>
+          </w:p>
+        </w:tc>
+      </w:tr>
+      <w:tr>
+        <w:tc>
+          <w:tcPr>
+            <w:tcW w:w="3397" w:type="dxa"/>
+            <w:vMerge/>
+          </w:tcPr>
+          <w:p>
+            <w:pPr>
+              <w:pStyle w:val="ae"/>
+            </w:pPr>
+          </w:p>
+        </w:tc>
+        <w:tc>
+          <w:tcPr>
+            <w:tcW w:w="6231" w:type="dxa"/>
+          </w:tcPr>
+          <w:p>
+            <w:pPr>
+              <w:pStyle w:val="ae"/>
+              <w:rPr>
+                <w:lang w:val="en-US"/>
+              </w:rPr>
+            </w:pPr>
+            <w:r>
+              <w:t>Авторизация пользователей</w:t>
+            </w:r>
+          </w:p>
+        </w:tc>
+      </w:tr>
+      <w:tr>
+        <w:tc>
+          <w:tcPr>
+            <w:tcW w:w="3397" w:type="dxa"/>
+            <w:vMerge/>
+          </w:tcPr>
+          <w:p>
+            <w:pPr>
+              <w:pStyle w:val="ae"/>
+            </w:pPr>
+          </w:p>
+        </w:tc>
+        <w:tc>
+          <w:tcPr>
+            <w:tcW w:w="6231" w:type="dxa"/>
+          </w:tcPr>
+          <w:p>
+            <w:pPr>
+              <w:pStyle w:val="ae"/>
+            </w:pPr>
+            <w:r>
+              <w:t>Аутентификация пользователей</w:t>
+            </w:r>
+          </w:p>
+        </w:tc>
+      </w:tr>
+      <w:tr>
+        <w:tc>
+          <w:tcPr>
+            <w:tcW w:w="3397" w:type="dxa"/>
+            <w:vMerge/>
+          </w:tcPr>
+          <w:p>
+            <w:pPr>
+              <w:pStyle w:val="ae"/>
+            </w:pPr>
+          </w:p>
+        </w:tc>
+        <w:tc>
+          <w:tcPr>
+            <w:tcW w:w="6231" w:type="dxa"/>
+          </w:tcPr>
+          <w:p>
+            <w:pPr>
+              <w:pStyle w:val="ae"/>
+            </w:pPr>
+            <w:r>
+              <w:t>Ведение</w:t>
+            </w:r>
+            <w:r>
+              <w:t xml:space="preserve"> </w:t>
+            </w:r>
+            <w:r>
+              <w:t>профиля</w:t>
+            </w:r>
+            <w:r>
+              <w:t xml:space="preserve"> </w:t>
+            </w:r>
+            <w:r>
+              <w:t>пользователя</w:t>
+            </w:r>
+          </w:p>
+        </w:tc>
+      </w:tr>
+      <w:tr>
+        <w:tc>
+          <w:tcPr>
+            <w:tcW w:w="3397" w:type="dxa"/>
+            <w:vMerge/>
+          </w:tcPr>
+          <w:p>
+            <w:pPr>
+              <w:pStyle w:val="ae"/>
+            </w:pPr>
+          </w:p>
+        </w:tc>
+        <w:tc>
+          <w:tcPr>
+            <w:tcW w:w="6231" w:type="dxa"/>
+          </w:tcPr>
+          <w:p>
+            <w:pPr>
+              <w:pStyle w:val="ae"/>
+            </w:pPr>
+            <w:r>
+              <w:t>Отображение</w:t>
+            </w:r>
+            <w:r>
+              <w:t xml:space="preserve"> </w:t>
+            </w:r>
+            <w:r>
+              <w:t>статистики</w:t>
+            </w:r>
+            <w:r>
+              <w:t xml:space="preserve"> </w:t>
+            </w:r>
+            <w:r>
+              <w:t>прогресса</w:t>
+            </w:r>
+          </w:p>
+        </w:tc>
+      </w:tr>
+      <w:tr>
+        <w:tc>
+          <w:tcPr>
+            <w:tcW w:w="3397" w:type="dxa"/>
+            <w:vMerge w:val="restart"/>
+          </w:tcPr>
+          <w:p>
+            <w:pPr>
+              <w:pStyle w:val="ae"/>
+            </w:pPr>
+            <w:r>
+              <w:t>Управление</w:t>
+            </w:r>
+            <w:r>
+              <w:t xml:space="preserve"> </w:t>
+            </w:r>
+            <w:r>
+              <w:t>контентом</w:t>
+            </w:r>
+          </w:p>
+          <w:p>
+            <w:pPr>
+              <w:pStyle w:val="ae"/>
+            </w:pPr>
+          </w:p>
+        </w:tc>
+        <w:tc>
+          <w:tcPr>
+            <w:tcW w:w="6231" w:type="dxa"/>
+          </w:tcPr>
+          <w:p>
+            <w:pPr>
+              <w:pStyle w:val="ae"/>
+            </w:pPr>
+            <w:r>
+              <w:t>Добавление</w:t>
+            </w:r>
+            <w:r>
+              <w:t xml:space="preserve"> </w:t>
+            </w:r>
+            <w:r>
+              <w:t>новых</w:t>
+            </w:r>
+            <w:r>
+              <w:t xml:space="preserve"> </w:t>
+            </w:r>
+            <w:r>
+              <w:t>уроков</w:t>
+            </w:r>
+            <w:r>
+              <w:t xml:space="preserve"> </w:t>
+            </w:r>
+            <w:r>
+              <w:t>и</w:t>
+            </w:r>
+            <w:r>
+              <w:t xml:space="preserve"> </w:t>
+            </w:r>
+            <w:r>
+              <w:t>упражнений</w:t>
+            </w:r>
+          </w:p>
+        </w:tc>
+      </w:tr>
+      <w:tr>
+        <w:tc>
+          <w:tcPr>
+            <w:tcW w:w="3397" w:type="dxa"/>
+            <w:vMerge/>
+          </w:tcPr>
+          <w:p>
+            <w:pPr>
+              <w:pStyle w:val="ae"/>
+            </w:pPr>
+          </w:p>
+        </w:tc>
+        <w:tc>
+          <w:tcPr>
+            <w:tcW w:w="6231" w:type="dxa"/>
+          </w:tcPr>
+          <w:p>
+            <w:pPr>
+              <w:pStyle w:val="ae"/>
+            </w:pPr>
+            <w:r>
+              <w:t>Редактирование</w:t>
+            </w:r>
+            <w:r>
+              <w:t xml:space="preserve"> </w:t>
+            </w:r>
+            <w:r>
+              <w:t>сценариев</w:t>
+            </w:r>
+            <w:r>
+              <w:t xml:space="preserve"> </w:t>
+            </w:r>
+            <w:r>
+              <w:t>диалогов</w:t>
+            </w:r>
+          </w:p>
+        </w:tc>
+      </w:tr>
+      <w:tr>
+        <w:tc>
+          <w:tcPr>
+            <w:tcW w:w="3397" w:type="dxa"/>
+            <w:vMerge w:val="restart"/>
+          </w:tcPr>
+          <w:p>
+            <w:pPr>
+              <w:pStyle w:val="ae"/>
+            </w:pPr>
+            <w:r>
+              <w:t>Администрирование</w:t>
+            </w:r>
+          </w:p>
+        </w:tc>
+        <w:tc>
+          <w:tcPr>
+            <w:tcW w:w="6231" w:type="dxa"/>
+          </w:tcPr>
+          <w:p>
+            <w:pPr>
+              <w:pStyle w:val="ae"/>
+            </w:pPr>
+            <w:r>
+              <w:t>Мониторинг</w:t>
+            </w:r>
+            <w:r>
+              <w:t xml:space="preserve"> </w:t>
+            </w:r>
+            <w:r>
+              <w:t>работоспособности</w:t>
+            </w:r>
+            <w:r>
+              <w:t xml:space="preserve"> </w:t>
+            </w:r>
+            <w:r>
+              <w:t>системы</w:t>
+            </w:r>
+          </w:p>
+        </w:tc>
+      </w:tr>
+      <w:tr>
+        <w:tc>
+          <w:tcPr>
+            <w:tcW w:w="3397" w:type="dxa"/>
+            <w:vMerge/>
+          </w:tcPr>
+          <w:p>
+            <w:pPr>
+              <w:pStyle w:val="ae"/>
+            </w:pPr>
+          </w:p>
+        </w:tc>
+        <w:tc>
+          <w:tcPr>
+            <w:tcW w:w="6231" w:type="dxa"/>
+          </w:tcPr>
+          <w:p>
+            <w:pPr>
+              <w:pStyle w:val="ae"/>
+            </w:pPr>
+            <w:r>
+              <w:t>Управление</w:t>
+            </w:r>
+            <w:r>
+              <w:t xml:space="preserve"> </w:t>
+            </w:r>
+            <w:r>
+              <w:t>правами</w:t>
+            </w:r>
+            <w:r>
+              <w:t xml:space="preserve"> </w:t>
+            </w:r>
+            <w:r>
+              <w:t>доступа</w:t>
+            </w:r>
+          </w:p>
+        </w:tc>
+      </w:tr>
+      <w:tr>
+        <w:tc>
+          <w:tcPr>
+            <w:tcW w:w="3397" w:type="dxa"/>
+            <w:vMerge/>
+          </w:tcPr>
+          <w:p>
+            <w:pPr>
+              <w:pStyle w:val="ae"/>
+            </w:pPr>
+          </w:p>
+        </w:tc>
+        <w:tc>
+          <w:tcPr>
+            <w:tcW w:w="6231" w:type="dxa"/>
+          </w:tcPr>
+          <w:p>
+            <w:pPr>
+              <w:pStyle w:val="ae"/>
+            </w:pPr>
+            <w:r>
+              <w:t>Резервное</w:t>
+            </w:r>
+            <w:r>
+              <w:t xml:space="preserve"> </w:t>
+            </w:r>
+            <w:r>
+              <w:t>копирование</w:t>
+            </w:r>
+            <w:r>
+              <w:t xml:space="preserve"> </w:t>
+            </w:r>
+            <w:r>
+              <w:t>данных</w:t>
+            </w:r>
+          </w:p>
+        </w:tc>
+      </w:tr>
+    </w:tbl>
+    <w:p>
+      <w:pPr>
+        <w:pStyle w:val="af3"/>
+        <w:keepNext/>
+      </w:pPr>
+      <w:r>
         <w:lastRenderedPageBreak/>
-        <w:t>Требования к системе</w:t>
+        <w:drawing>
+          <wp:inline distT="0" distB="0" distL="0" distR="0" wp14:anchorId="7C23C0C1" wp14:editId="7DFF7F79">
+            <wp:extent cx="6120130" cy="5969635"/>
+            <wp:effectExtent l="0" t="0" r="0" b="0"/>
+            <wp:docPr id="5" name="Рисунок 5"/>
+            <wp:cNvGraphicFramePr>
+              <a:graphicFrameLocks xmlns:a="http://schemas.openxmlformats.org/drawingml/2006/main" noChangeAspect="1"/>
+            </wp:cNvGraphicFramePr>
+            <a:graphic xmlns:a="http://schemas.openxmlformats.org/drawingml/2006/main">
+              <a:graphicData uri="http://schemas.openxmlformats.org/drawingml/2006/picture">
+                <pic:pic xmlns:pic="http://schemas.openxmlformats.org/drawingml/2006/picture">
+                  <pic:nvPicPr>
+                    <pic:cNvPr id="0" name="Picture 7"/>
+                    <pic:cNvPicPr>
+                      <a:picLocks noChangeAspect="1" noChangeArrowheads="1"/>
+                    </pic:cNvPicPr>
+                  </pic:nvPicPr>
+                  <pic:blipFill>
+                    <a:blip r:embed="rId7">
+                      <a:extLst>
+                        <a:ext uri="{28A0092B-C50C-407E-A947-70E740481C1C}">
+                          <a14:useLocalDpi xmlns:a14="http://schemas.microsoft.com/office/drawing/2010/main" val="0"/>
+                        </a:ext>
+                      </a:extLst>
+                    </a:blip>
+                    <a:srcRect/>
+                    <a:stretch>
+                      <a:fillRect/>
+                    </a:stretch>
+                  </pic:blipFill>
+                  <pic:spPr bwMode="auto">
+                    <a:xfrm>
+                      <a:off x="0" y="0"/>
+                      <a:ext cx="6120130" cy="5969635"/>
+                    </a:xfrm>
+                    <a:prstGeom prst="rect">
+                      <a:avLst/>
+                    </a:prstGeom>
+                    <a:noFill/>
+                    <a:ln>
+                      <a:noFill/>
+                    </a:ln>
+                  </pic:spPr>
+                </pic:pic>
+              </a:graphicData>
+            </a:graphic>
+          </wp:inline>
+        </w:drawing>
+      </w:r>
+    </w:p>
+    <w:p>
+      <w:pPr>
+        <w:pStyle w:val="af0"/>
+      </w:pPr>
+      <w:r>
+        <w:t xml:space="preserve">Рисунок </w:t>
+      </w:r>
+      <w:r>
+        <w:fldChar w:fldCharType="begin"/>
+      </w:r>
+      <w:r>
+        <w:instrText xml:space="preserve"> SEQ Рисунок \* ARABIC </w:instrText>
+      </w:r>
+      <w:r>
+        <w:fldChar w:fldCharType="separate"/>
+      </w:r>
+      <w:r>
+        <w:rPr>
+          <w:noProof/>
+        </w:rPr>
+        <w:t>1</w:t>
+      </w:r>
+      <w:r>
+        <w:fldChar w:fldCharType="end"/>
+      </w:r>
+      <w:r>
+        <w:t xml:space="preserve"> – Структурная диаграмма</w:t>
       </w:r>
     </w:p>
     <w:p>
@@ -1842,7 +8135,25 @@
         <w:pStyle w:val="2"/>
       </w:pPr>
       <w:r>
-        <w:t>Требования к системе в целом</w:t>
+        <w:t>Требования</w:t>
+      </w:r>
+      <w:r>
+        <w:t xml:space="preserve"> </w:t>
+      </w:r>
+      <w:r>
+        <w:t>к</w:t>
+      </w:r>
+      <w:r>
+        <w:t xml:space="preserve"> </w:t>
+      </w:r>
+      <w:r>
+        <w:t>видам</w:t>
+      </w:r>
+      <w:r>
+        <w:t xml:space="preserve"> </w:t>
+      </w:r>
+      <w:r>
+        <w:t>обеспечения</w:t>
       </w:r>
     </w:p>
     <w:p>
@@ -1850,124 +8161,1702 @@
         <w:pStyle w:val="3"/>
       </w:pPr>
       <w:r>
-        <w:t>Требования к структуре и функционированию системы</w:t>
+        <w:t>Требования</w:t>
+      </w:r>
+      <w:r>
+        <w:t xml:space="preserve"> </w:t>
+      </w:r>
+      <w:r>
+        <w:t>к</w:t>
+      </w:r>
+      <w:r>
+        <w:t xml:space="preserve"> </w:t>
+      </w:r>
+      <w:r>
+        <w:t>математическому</w:t>
+      </w:r>
+      <w:r>
+        <w:t xml:space="preserve"> </w:t>
+      </w:r>
+      <w:r>
+        <w:t>обеспечению</w:t>
+      </w:r>
+      <w:r>
+        <w:t xml:space="preserve"> </w:t>
+      </w:r>
+      <w:r>
+        <w:t>системы</w:t>
       </w:r>
     </w:p>
     <w:p>
       <w:r>
-        <w:t>Система имеет модульную структуру, включающую в себя следующие модули:</w:t>
-      </w:r>
-    </w:p>
-    <w:p>
-      <w:pPr>
-        <w:pStyle w:val="a"/>
-      </w:pPr>
-      <w:r>
-        <w:t>модуль «Личный кабинет и профиль пользователя»;</w:t>
-      </w:r>
-    </w:p>
-    <w:p>
-      <w:pPr>
-        <w:pStyle w:val="a"/>
-      </w:pPr>
-      <w:r>
-        <w:t>модуль «Обучение» (уроки, тесты, словарь);</w:t>
-      </w:r>
-    </w:p>
-    <w:p>
-      <w:pPr>
-        <w:pStyle w:val="a"/>
-      </w:pPr>
-      <w:r>
-        <w:t>модуль «Голосовой наставник» (распознавание и синтез речи);</w:t>
-      </w:r>
-    </w:p>
-    <w:p>
-      <w:pPr>
-        <w:pStyle w:val="a"/>
-      </w:pPr>
-      <w:r>
-        <w:t>модуль «Статистика и прогресс»;</w:t>
-      </w:r>
-    </w:p>
-    <w:p>
-      <w:pPr>
-        <w:pStyle w:val="a"/>
-      </w:pPr>
-      <w:r>
-        <w:t>модуль «Администрирование»;</w:t>
-      </w:r>
-    </w:p>
-    <w:p>
-      <w:pPr>
-        <w:pStyle w:val="a"/>
-      </w:pPr>
-      <w:r>
-        <w:t>модуль «Управление контентом».</w:t>
-      </w:r>
-    </w:p>
-    <w:p>
-      <w:r>
-        <w:t>Система должна выполнять следующие функции:</w:t>
-      </w:r>
-    </w:p>
-    <w:p>
-      <w:pPr>
-        <w:pStyle w:val="a"/>
-      </w:pPr>
-      <w:r>
-        <w:t>регистрация и авторизация пользователей;</w:t>
-      </w:r>
-    </w:p>
-    <w:p>
-      <w:pPr>
-        <w:pStyle w:val="a"/>
-      </w:pPr>
-      <w:r>
-        <w:t>предоставление доступа к интерактивным урокам;</w:t>
-      </w:r>
-    </w:p>
-    <w:p>
-      <w:pPr>
-        <w:pStyle w:val="a"/>
-      </w:pPr>
-      <w:r>
-        <w:t>распознавание речи пользователя и сравнение с эталоном;</w:t>
-      </w:r>
-    </w:p>
-    <w:p>
-      <w:pPr>
-        <w:pStyle w:val="a"/>
-      </w:pPr>
-      <w:r>
-        <w:t>ведение диалога с пользователем по заданному сценарию;</w:t>
-      </w:r>
-    </w:p>
-    <w:p>
-      <w:pPr>
-        <w:pStyle w:val="a"/>
-      </w:pPr>
-      <w:r>
-        <w:t>отслеживание прогресса обучения;</w:t>
-      </w:r>
-    </w:p>
-    <w:p>
-      <w:pPr>
-        <w:pStyle w:val="a"/>
-      </w:pPr>
-      <w:r>
-        <w:t>поддержка интерфейса на русском языке.</w:t>
+        <w:t>Математическое</w:t>
+      </w:r>
+      <w:r>
+        <w:t xml:space="preserve"> </w:t>
+      </w:r>
+      <w:r>
+        <w:t>обеспечение</w:t>
+      </w:r>
+      <w:r>
+        <w:t xml:space="preserve"> </w:t>
+      </w:r>
+      <w:r>
+        <w:t>должно</w:t>
+      </w:r>
+      <w:r>
+        <w:t xml:space="preserve"> </w:t>
+      </w:r>
+      <w:r>
+        <w:t>включать</w:t>
+      </w:r>
+      <w:r>
+        <w:t xml:space="preserve"> </w:t>
+      </w:r>
+      <w:r>
+        <w:t>алгоритмы</w:t>
+      </w:r>
+      <w:r>
+        <w:t xml:space="preserve"> </w:t>
+      </w:r>
+      <w:r>
+        <w:t>цифровой</w:t>
+      </w:r>
+      <w:r>
+        <w:t xml:space="preserve"> </w:t>
+      </w:r>
+      <w:r>
+        <w:t>обработки</w:t>
+      </w:r>
+      <w:r>
+        <w:t xml:space="preserve"> </w:t>
+      </w:r>
+      <w:r>
+        <w:t>сигналов</w:t>
+      </w:r>
+      <w:r>
+        <w:t xml:space="preserve"> </w:t>
+      </w:r>
+      <w:r>
+        <w:t>для</w:t>
+      </w:r>
+      <w:r>
+        <w:t xml:space="preserve"> </w:t>
+      </w:r>
+      <w:r>
+        <w:t>очистки</w:t>
+      </w:r>
+      <w:r>
+        <w:t xml:space="preserve"> </w:t>
+      </w:r>
+      <w:r>
+        <w:t>голоса</w:t>
+      </w:r>
+      <w:r>
+        <w:t xml:space="preserve"> </w:t>
+      </w:r>
+      <w:r>
+        <w:t>от</w:t>
+      </w:r>
+      <w:r>
+        <w:t xml:space="preserve"> </w:t>
+      </w:r>
+      <w:r>
+        <w:t>шума,</w:t>
+      </w:r>
+      <w:r>
+        <w:t xml:space="preserve"> </w:t>
+      </w:r>
+      <w:r>
+        <w:t>алгоритмы</w:t>
+      </w:r>
+      <w:r>
+        <w:t xml:space="preserve"> </w:t>
+      </w:r>
+      <w:r>
+        <w:t>машинного</w:t>
+      </w:r>
+      <w:r>
+        <w:t xml:space="preserve"> </w:t>
+      </w:r>
+      <w:r>
+        <w:t>обучения</w:t>
+      </w:r>
+      <w:r>
+        <w:t xml:space="preserve"> </w:t>
+      </w:r>
+      <w:r>
+        <w:t>для</w:t>
+      </w:r>
+      <w:r>
+        <w:t xml:space="preserve"> </w:t>
+      </w:r>
+      <w:r>
+        <w:t>распознавания</w:t>
+      </w:r>
+      <w:r>
+        <w:t xml:space="preserve"> </w:t>
+      </w:r>
+      <w:r>
+        <w:t>речи,</w:t>
+      </w:r>
+      <w:r>
+        <w:t xml:space="preserve"> </w:t>
+      </w:r>
+      <w:r>
+        <w:t>алгоритмы</w:t>
+      </w:r>
+      <w:r>
+        <w:t xml:space="preserve"> </w:t>
+      </w:r>
+      <w:r>
+        <w:t>синтеза</w:t>
+      </w:r>
+      <w:r>
+        <w:t xml:space="preserve"> </w:t>
+      </w:r>
+      <w:r>
+        <w:t>речи</w:t>
+      </w:r>
+      <w:r>
+        <w:t xml:space="preserve"> </w:t>
+      </w:r>
+      <w:r>
+        <w:t>и</w:t>
+      </w:r>
+      <w:r>
+        <w:t xml:space="preserve"> </w:t>
+      </w:r>
+      <w:r>
+        <w:t>алгоритмы</w:t>
+      </w:r>
+      <w:r>
+        <w:t xml:space="preserve"> </w:t>
+      </w:r>
+      <w:r>
+        <w:t>оценки</w:t>
+      </w:r>
+      <w:r>
+        <w:t xml:space="preserve"> </w:t>
+      </w:r>
+      <w:r>
+        <w:t>схожести</w:t>
+      </w:r>
+      <w:r>
+        <w:t xml:space="preserve"> </w:t>
+      </w:r>
+      <w:r>
+        <w:t>произношения</w:t>
+      </w:r>
+      <w:r>
+        <w:t xml:space="preserve"> </w:t>
+      </w:r>
+      <w:r>
+        <w:t>пользователя</w:t>
+      </w:r>
+      <w:r>
+        <w:t xml:space="preserve"> </w:t>
+      </w:r>
+      <w:r>
+        <w:t>с</w:t>
+      </w:r>
+      <w:r>
+        <w:t xml:space="preserve"> </w:t>
+      </w:r>
+      <w:r>
+        <w:t>эталонным</w:t>
+      </w:r>
+      <w:r>
+        <w:t xml:space="preserve"> </w:t>
+      </w:r>
+      <w:r>
+        <w:t>аудио-образцом.</w:t>
       </w:r>
     </w:p>
     <w:p>
       <w:pPr>
         <w:pStyle w:val="3"/>
-        <w:rPr>
-          <w:lang w:val="en-US"/>
-        </w:rPr>
       </w:pPr>
       <w:r>
-        <w:t>Требования к численности и квалификации персонала системы и режиму его работы</w:t>
+        <w:t>Требования</w:t>
+      </w:r>
+      <w:r>
+        <w:t xml:space="preserve"> </w:t>
+      </w:r>
+      <w:r>
+        <w:t>к</w:t>
+      </w:r>
+      <w:r>
+        <w:t xml:space="preserve"> </w:t>
+      </w:r>
+      <w:r>
+        <w:t>информационному</w:t>
+      </w:r>
+      <w:r>
+        <w:t xml:space="preserve"> </w:t>
+      </w:r>
+      <w:r>
+        <w:t>обеспечению</w:t>
+      </w:r>
+      <w:r>
+        <w:t xml:space="preserve"> </w:t>
+      </w:r>
+      <w:r>
+        <w:t>системы</w:t>
+      </w:r>
+    </w:p>
+    <w:p>
+      <w:r>
+        <w:t>Данные</w:t>
+      </w:r>
+      <w:r>
+        <w:t xml:space="preserve"> </w:t>
+      </w:r>
+      <w:r>
+        <w:t>должны</w:t>
+      </w:r>
+      <w:r>
+        <w:t xml:space="preserve"> </w:t>
+      </w:r>
+      <w:r>
+        <w:t>храниться</w:t>
+      </w:r>
+      <w:r>
+        <w:t xml:space="preserve"> </w:t>
+      </w:r>
+      <w:r>
+        <w:t>в</w:t>
+      </w:r>
+      <w:r>
+        <w:t xml:space="preserve"> </w:t>
+      </w:r>
+      <w:r>
+        <w:t>реляционной</w:t>
+      </w:r>
+      <w:r>
+        <w:t xml:space="preserve"> </w:t>
+      </w:r>
+      <w:r>
+        <w:t>СУБД</w:t>
+      </w:r>
+      <w:r>
+        <w:t xml:space="preserve"> </w:t>
+      </w:r>
+      <w:proofErr w:type="spellStart"/>
+      <w:r>
+        <w:t>PostgreSQL</w:t>
+      </w:r>
+      <w:proofErr w:type="spellEnd"/>
+      <w:r>
+        <w:t>.</w:t>
+      </w:r>
+    </w:p>
+    <w:p>
+      <w:r>
+        <w:lastRenderedPageBreak/>
+        <w:t>Файловое хранилище (S3-совместимое) должно использоваться для хранения медиаконтента.</w:t>
+      </w:r>
+      <w:r>
+        <w:t xml:space="preserve"> </w:t>
+      </w:r>
+      <w:r>
+        <w:t>Аудио</w:t>
+      </w:r>
+      <w:r>
+        <w:t>файлы</w:t>
+      </w:r>
+      <w:r>
+        <w:t xml:space="preserve"> должны храниться в формате WAV или MP3 с битрейтом не менее 192 кбит/с.</w:t>
+      </w:r>
+      <w:r>
+        <w:t xml:space="preserve"> </w:t>
+      </w:r>
+      <w:r>
+        <w:t>Аудиопоток от пользователя для распознавания речи должен передаваться на сервер с частотой дискретизации не менее 44.1 кГц и разрядностью 16 бит.</w:t>
+      </w:r>
+    </w:p>
+    <w:p>
+      <w:r>
+        <w:t>Обмен</w:t>
+      </w:r>
+      <w:r>
+        <w:t xml:space="preserve"> </w:t>
+      </w:r>
+      <w:r>
+        <w:t>данными</w:t>
+      </w:r>
+      <w:r>
+        <w:t xml:space="preserve"> </w:t>
+      </w:r>
+      <w:r>
+        <w:t>между</w:t>
+      </w:r>
+      <w:r>
+        <w:t xml:space="preserve"> </w:t>
+      </w:r>
+      <w:r>
+        <w:t>клиентом</w:t>
+      </w:r>
+      <w:r>
+        <w:t xml:space="preserve"> </w:t>
+      </w:r>
+      <w:r>
+        <w:t>и</w:t>
+      </w:r>
+      <w:r>
+        <w:t xml:space="preserve"> </w:t>
+      </w:r>
+      <w:r>
+        <w:t>сервером</w:t>
+      </w:r>
+      <w:r>
+        <w:t xml:space="preserve"> </w:t>
+      </w:r>
+      <w:r>
+        <w:t>должен</w:t>
+      </w:r>
+      <w:r>
+        <w:t xml:space="preserve"> </w:t>
+      </w:r>
+      <w:r>
+        <w:t>осуществляться</w:t>
+      </w:r>
+      <w:r>
+        <w:t xml:space="preserve"> </w:t>
+      </w:r>
+      <w:r>
+        <w:t>в</w:t>
+      </w:r>
+      <w:r>
+        <w:t xml:space="preserve"> </w:t>
+      </w:r>
+      <w:r>
+        <w:t>формате</w:t>
+      </w:r>
+      <w:r>
+        <w:t xml:space="preserve"> </w:t>
+      </w:r>
+      <w:r>
+        <w:t>JSON.</w:t>
+      </w:r>
+    </w:p>
+    <w:p>
+      <w:pPr>
+        <w:pStyle w:val="3"/>
+      </w:pPr>
+      <w:r>
+        <w:t>Требования</w:t>
+      </w:r>
+      <w:r>
+        <w:t xml:space="preserve"> </w:t>
+      </w:r>
+      <w:r>
+        <w:t>к</w:t>
+      </w:r>
+      <w:r>
+        <w:t xml:space="preserve"> </w:t>
+      </w:r>
+      <w:r>
+        <w:t>лингвистическому</w:t>
+      </w:r>
+      <w:r>
+        <w:t xml:space="preserve"> </w:t>
+      </w:r>
+      <w:r>
+        <w:t>обеспечению</w:t>
+      </w:r>
+      <w:r>
+        <w:t xml:space="preserve"> </w:t>
+      </w:r>
+      <w:r>
+        <w:t>системы</w:t>
+      </w:r>
+    </w:p>
+    <w:p>
+      <w:r>
+        <w:t>Интерфейс</w:t>
+      </w:r>
+      <w:r>
+        <w:t xml:space="preserve"> </w:t>
+      </w:r>
+      <w:r>
+        <w:t>системы</w:t>
+      </w:r>
+      <w:r>
+        <w:t xml:space="preserve"> </w:t>
+      </w:r>
+      <w:r>
+        <w:t>должен</w:t>
+      </w:r>
+      <w:r>
+        <w:t xml:space="preserve"> </w:t>
+      </w:r>
+      <w:r>
+        <w:t>быть</w:t>
+      </w:r>
+      <w:r>
+        <w:t xml:space="preserve"> </w:t>
+      </w:r>
+      <w:r>
+        <w:t>реализован</w:t>
+      </w:r>
+      <w:r>
+        <w:t xml:space="preserve"> </w:t>
+      </w:r>
+      <w:r>
+        <w:t>на</w:t>
+      </w:r>
+      <w:r>
+        <w:t xml:space="preserve"> </w:t>
+      </w:r>
+      <w:r>
+        <w:t>двух</w:t>
+      </w:r>
+      <w:r>
+        <w:t xml:space="preserve"> </w:t>
+      </w:r>
+      <w:r>
+        <w:t>языках:</w:t>
+      </w:r>
+      <w:r>
+        <w:t xml:space="preserve"> </w:t>
+      </w:r>
+      <w:r>
+        <w:t>русском</w:t>
+      </w:r>
+      <w:r>
+        <w:t xml:space="preserve"> </w:t>
+      </w:r>
+      <w:r>
+        <w:t>и</w:t>
+      </w:r>
+      <w:r>
+        <w:t xml:space="preserve"> </w:t>
+      </w:r>
+      <w:r>
+        <w:t>английском.</w:t>
+      </w:r>
+      <w:r>
+        <w:t xml:space="preserve"> </w:t>
+      </w:r>
+      <w:r>
+        <w:t>Должна</w:t>
+      </w:r>
+      <w:r>
+        <w:t xml:space="preserve"> </w:t>
+      </w:r>
+      <w:r>
+        <w:t>быть</w:t>
+      </w:r>
+      <w:r>
+        <w:t xml:space="preserve"> </w:t>
+      </w:r>
+      <w:r>
+        <w:t>предусмотрена</w:t>
+      </w:r>
+      <w:r>
+        <w:t xml:space="preserve"> </w:t>
+      </w:r>
+      <w:r>
+        <w:t>возможность</w:t>
+      </w:r>
+      <w:r>
+        <w:t xml:space="preserve"> </w:t>
+      </w:r>
+      <w:r>
+        <w:t>переключения</w:t>
+      </w:r>
+      <w:r>
+        <w:t xml:space="preserve"> </w:t>
+      </w:r>
+      <w:r>
+        <w:t>языка</w:t>
+      </w:r>
+      <w:r>
+        <w:t xml:space="preserve"> </w:t>
+      </w:r>
+      <w:r>
+        <w:t>интерфейса</w:t>
+      </w:r>
+      <w:r>
+        <w:t xml:space="preserve"> </w:t>
+      </w:r>
+      <w:r>
+        <w:t>в</w:t>
+      </w:r>
+      <w:r>
+        <w:t xml:space="preserve"> </w:t>
+      </w:r>
+      <w:r>
+        <w:t>настройках</w:t>
+      </w:r>
+      <w:r>
+        <w:t xml:space="preserve"> </w:t>
+      </w:r>
+      <w:r>
+        <w:t>профиля</w:t>
+      </w:r>
+      <w:r>
+        <w:t xml:space="preserve"> </w:t>
+      </w:r>
+      <w:r>
+        <w:t>пользователя</w:t>
+      </w:r>
+      <w:r>
+        <w:t xml:space="preserve"> </w:t>
+      </w:r>
+      <w:r>
+        <w:t>и</w:t>
+      </w:r>
+      <w:r>
+        <w:t xml:space="preserve"> </w:t>
+      </w:r>
+      <w:r>
+        <w:t>на</w:t>
+      </w:r>
+      <w:r>
+        <w:t xml:space="preserve"> </w:t>
+      </w:r>
+      <w:r>
+        <w:t>главной</w:t>
+      </w:r>
+      <w:r>
+        <w:t xml:space="preserve"> </w:t>
+      </w:r>
+      <w:r>
+        <w:t>странице</w:t>
+      </w:r>
+      <w:r>
+        <w:t xml:space="preserve"> </w:t>
+      </w:r>
+      <w:r>
+        <w:t>входа.</w:t>
+      </w:r>
+    </w:p>
+    <w:p>
+      <w:r>
+        <w:t>Обучающий</w:t>
+      </w:r>
+      <w:r>
+        <w:t xml:space="preserve"> </w:t>
+      </w:r>
+      <w:r>
+        <w:t>контент</w:t>
+      </w:r>
+      <w:r>
+        <w:t xml:space="preserve"> </w:t>
+      </w:r>
+      <w:r>
+        <w:t>должен</w:t>
+      </w:r>
+      <w:r>
+        <w:t xml:space="preserve"> </w:t>
+      </w:r>
+      <w:r>
+        <w:t>поддерживать</w:t>
+      </w:r>
+      <w:r>
+        <w:t xml:space="preserve"> </w:t>
+      </w:r>
+      <w:r>
+        <w:t>символы</w:t>
+      </w:r>
+      <w:r>
+        <w:t xml:space="preserve"> </w:t>
+      </w:r>
+      <w:r>
+        <w:t>алфавитов</w:t>
+      </w:r>
+      <w:r>
+        <w:t xml:space="preserve"> </w:t>
+      </w:r>
+      <w:r>
+        <w:t>изучаемых</w:t>
+      </w:r>
+      <w:r>
+        <w:t xml:space="preserve"> </w:t>
+      </w:r>
+      <w:r>
+        <w:t>языков</w:t>
+      </w:r>
+      <w:r>
+        <w:t xml:space="preserve"> </w:t>
+      </w:r>
+      <w:r>
+        <w:t>(латиница,</w:t>
+      </w:r>
+      <w:r>
+        <w:t xml:space="preserve"> </w:t>
+      </w:r>
+      <w:r>
+        <w:t>кириллица,</w:t>
+      </w:r>
+      <w:r>
+        <w:t xml:space="preserve"> </w:t>
+      </w:r>
+      <w:r>
+        <w:t>иероглифы)</w:t>
+      </w:r>
+      <w:r>
+        <w:t xml:space="preserve"> </w:t>
+      </w:r>
+      <w:r>
+        <w:t>в</w:t>
+      </w:r>
+      <w:r>
+        <w:t xml:space="preserve"> </w:t>
+      </w:r>
+      <w:r>
+        <w:t>кодировке</w:t>
+      </w:r>
+      <w:r>
+        <w:t xml:space="preserve"> </w:t>
+      </w:r>
+      <w:r>
+        <w:t>UTF-8.</w:t>
+      </w:r>
+    </w:p>
+    <w:p>
+      <w:r>
+        <w:t>Система</w:t>
+      </w:r>
+      <w:r>
+        <w:t xml:space="preserve"> </w:t>
+      </w:r>
+      <w:r>
+        <w:t>ввода-вывода</w:t>
+      </w:r>
+      <w:r>
+        <w:t xml:space="preserve"> </w:t>
+      </w:r>
+      <w:r>
+        <w:t>(модуль</w:t>
+      </w:r>
+      <w:r>
+        <w:t xml:space="preserve"> </w:t>
+      </w:r>
+      <w:r>
+        <w:t>синтеза</w:t>
+      </w:r>
+      <w:r>
+        <w:t xml:space="preserve"> </w:t>
+      </w:r>
+      <w:r>
+        <w:t>и</w:t>
+      </w:r>
+      <w:r>
+        <w:t xml:space="preserve"> </w:t>
+      </w:r>
+      <w:r>
+        <w:t>распознавания</w:t>
+      </w:r>
+      <w:r>
+        <w:t xml:space="preserve"> </w:t>
+      </w:r>
+      <w:r>
+        <w:t>речи)</w:t>
+      </w:r>
+      <w:r>
+        <w:t xml:space="preserve"> </w:t>
+      </w:r>
+      <w:r>
+        <w:t>должна</w:t>
+      </w:r>
+      <w:r>
+        <w:t xml:space="preserve"> </w:t>
+      </w:r>
+      <w:r>
+        <w:t>поддерживать</w:t>
+      </w:r>
+      <w:r>
+        <w:t xml:space="preserve"> </w:t>
+      </w:r>
+      <w:r>
+        <w:t>обработку</w:t>
+      </w:r>
+      <w:r>
+        <w:t xml:space="preserve"> </w:t>
+      </w:r>
+      <w:r>
+        <w:t>фонетики</w:t>
+      </w:r>
+      <w:r>
+        <w:t xml:space="preserve"> </w:t>
+      </w:r>
+      <w:r>
+        <w:t>русского,</w:t>
+      </w:r>
+      <w:r>
+        <w:t xml:space="preserve"> </w:t>
+      </w:r>
+      <w:r>
+        <w:t>английского</w:t>
+      </w:r>
+      <w:r>
+        <w:t xml:space="preserve"> </w:t>
+      </w:r>
+      <w:r>
+        <w:t>и</w:t>
+      </w:r>
+      <w:r>
+        <w:t xml:space="preserve"> </w:t>
+      </w:r>
+      <w:r>
+        <w:t>других</w:t>
+      </w:r>
+      <w:r>
+        <w:t xml:space="preserve"> </w:t>
+      </w:r>
+      <w:r>
+        <w:t>изучаемых</w:t>
+      </w:r>
+      <w:r>
+        <w:t xml:space="preserve"> </w:t>
+      </w:r>
+      <w:r>
+        <w:t>языков.</w:t>
+      </w:r>
+    </w:p>
+    <w:p>
+      <w:pPr>
+        <w:pStyle w:val="3"/>
+      </w:pPr>
+      <w:r>
+        <w:t>Требования</w:t>
+      </w:r>
+      <w:r>
+        <w:t xml:space="preserve"> </w:t>
+      </w:r>
+      <w:r>
+        <w:t>к</w:t>
+      </w:r>
+      <w:r>
+        <w:t xml:space="preserve"> </w:t>
+      </w:r>
+      <w:r>
+        <w:t>программному</w:t>
+      </w:r>
+      <w:r>
+        <w:t xml:space="preserve"> </w:t>
+      </w:r>
+      <w:r>
+        <w:t>обеспечению</w:t>
+      </w:r>
+      <w:r>
+        <w:t xml:space="preserve"> </w:t>
+      </w:r>
+      <w:r>
+        <w:t>системы</w:t>
+      </w:r>
+    </w:p>
+    <w:p>
+      <w:r>
+        <w:t xml:space="preserve">Для обеспечения изоляции окружения и удобства развертывания серверные компоненты системы должны быть упакованы в контейнеры </w:t>
+      </w:r>
+      <w:proofErr w:type="spellStart"/>
+      <w:r>
+        <w:t>Docker</w:t>
+      </w:r>
+      <w:proofErr w:type="spellEnd"/>
+      <w:r>
+        <w:t xml:space="preserve">. </w:t>
+      </w:r>
+      <w:proofErr w:type="spellStart"/>
+      <w:r>
+        <w:t>Оркестрация</w:t>
+      </w:r>
+      <w:proofErr w:type="spellEnd"/>
+      <w:r>
+        <w:t xml:space="preserve"> контейнеров должна осуществляться средствами </w:t>
+      </w:r>
+      <w:proofErr w:type="spellStart"/>
+      <w:r>
+        <w:t>Docker</w:t>
+      </w:r>
+      <w:proofErr w:type="spellEnd"/>
+      <w:r>
+        <w:t xml:space="preserve"> </w:t>
+      </w:r>
+      <w:proofErr w:type="spellStart"/>
+      <w:r>
+        <w:t>Compose</w:t>
+      </w:r>
+      <w:proofErr w:type="spellEnd"/>
+      <w:r>
+        <w:t xml:space="preserve"> для тестовых сред или </w:t>
+      </w:r>
+      <w:proofErr w:type="spellStart"/>
+      <w:r>
+        <w:t>Kubernetes</w:t>
+      </w:r>
+      <w:proofErr w:type="spellEnd"/>
+      <w:r>
+        <w:t xml:space="preserve"> для промышленной эксплуатации.</w:t>
+      </w:r>
+    </w:p>
+    <w:p>
+      <w:r>
+        <w:t>Программное</w:t>
+      </w:r>
+      <w:r>
+        <w:t xml:space="preserve"> </w:t>
+      </w:r>
+      <w:r>
+        <w:t>обеспечение</w:t>
+      </w:r>
+      <w:r>
+        <w:t xml:space="preserve"> </w:t>
+      </w:r>
+      <w:r>
+        <w:t>клиентской</w:t>
+      </w:r>
+      <w:r>
+        <w:t xml:space="preserve"> </w:t>
+      </w:r>
+      <w:r>
+        <w:t>части</w:t>
+      </w:r>
+      <w:r>
+        <w:t xml:space="preserve"> </w:t>
+      </w:r>
+      <w:r>
+        <w:t>(веб-интерфейс)</w:t>
+      </w:r>
+      <w:r>
+        <w:t xml:space="preserve"> </w:t>
+      </w:r>
+      <w:r>
+        <w:t>должно</w:t>
+      </w:r>
+      <w:r>
+        <w:t xml:space="preserve"> </w:t>
+      </w:r>
+      <w:r>
+        <w:t>корректно</w:t>
+      </w:r>
+      <w:r>
+        <w:t xml:space="preserve"> </w:t>
+      </w:r>
+      <w:r>
+        <w:t>функционировать</w:t>
+      </w:r>
+      <w:r>
+        <w:t xml:space="preserve"> </w:t>
+      </w:r>
+      <w:r>
+        <w:t>в</w:t>
+      </w:r>
+      <w:r>
+        <w:t xml:space="preserve"> </w:t>
+      </w:r>
+      <w:r>
+        <w:t>следующих</w:t>
+      </w:r>
+      <w:r>
+        <w:t xml:space="preserve"> </w:t>
+      </w:r>
+      <w:r>
+        <w:t>браузерах:</w:t>
+      </w:r>
+    </w:p>
+    <w:p>
+      <w:r>
+        <w:t>–</w:t>
+      </w:r>
+      <w:r>
+        <w:t xml:space="preserve"> </w:t>
+      </w:r>
+      <w:r>
+        <w:t>Google</w:t>
+      </w:r>
+      <w:r>
+        <w:t xml:space="preserve"> </w:t>
+      </w:r>
+      <w:proofErr w:type="spellStart"/>
+      <w:r>
+        <w:t>Chrome</w:t>
+      </w:r>
+      <w:proofErr w:type="spellEnd"/>
+      <w:r>
+        <w:t xml:space="preserve"> </w:t>
+      </w:r>
+      <w:r>
+        <w:t>версии</w:t>
+      </w:r>
+      <w:r>
+        <w:t xml:space="preserve"> </w:t>
+      </w:r>
+      <w:r>
+        <w:t>100.0</w:t>
+      </w:r>
+      <w:r>
+        <w:t xml:space="preserve"> </w:t>
+      </w:r>
+      <w:r>
+        <w:t>и</w:t>
+      </w:r>
+      <w:r>
+        <w:t xml:space="preserve"> </w:t>
+      </w:r>
+      <w:r>
+        <w:t>выше;</w:t>
+      </w:r>
+    </w:p>
+    <w:p>
+      <w:r>
+        <w:t>–</w:t>
+      </w:r>
+      <w:r>
+        <w:t xml:space="preserve"> </w:t>
+      </w:r>
+      <w:r>
+        <w:t>Mozilla</w:t>
+      </w:r>
+      <w:r>
+        <w:t xml:space="preserve"> </w:t>
+      </w:r>
+      <w:r>
+        <w:t>Firefox</w:t>
+      </w:r>
+      <w:r>
+        <w:t xml:space="preserve"> </w:t>
+      </w:r>
+      <w:r>
+        <w:t>версии</w:t>
+      </w:r>
+      <w:r>
+        <w:t xml:space="preserve"> </w:t>
+      </w:r>
+      <w:r>
+        <w:t>100.0</w:t>
+      </w:r>
+      <w:r>
+        <w:t xml:space="preserve"> </w:t>
+      </w:r>
+      <w:r>
+        <w:t>и</w:t>
+      </w:r>
+      <w:r>
+        <w:t xml:space="preserve"> </w:t>
+      </w:r>
+      <w:r>
+        <w:t>выше;</w:t>
+      </w:r>
+    </w:p>
+    <w:p>
+      <w:r>
+        <w:t>–</w:t>
+      </w:r>
+      <w:r>
+        <w:t xml:space="preserve"> </w:t>
+      </w:r>
+      <w:r>
+        <w:t>Safari</w:t>
+      </w:r>
+      <w:r>
+        <w:t xml:space="preserve"> </w:t>
+      </w:r>
+      <w:r>
+        <w:t>версии</w:t>
+      </w:r>
+      <w:r>
+        <w:t xml:space="preserve"> </w:t>
+      </w:r>
+      <w:r>
+        <w:t>15.0</w:t>
+      </w:r>
+      <w:r>
+        <w:t xml:space="preserve"> </w:t>
+      </w:r>
+      <w:r>
+        <w:t>и</w:t>
+      </w:r>
+      <w:r>
+        <w:t xml:space="preserve"> </w:t>
+      </w:r>
+      <w:r>
+        <w:t>выше;</w:t>
+      </w:r>
+    </w:p>
+    <w:p>
+      <w:r>
+        <w:t>–</w:t>
+      </w:r>
+      <w:r>
+        <w:t xml:space="preserve"> </w:t>
+      </w:r>
+      <w:r>
+        <w:t>Microsoft</w:t>
+      </w:r>
+      <w:r>
+        <w:t xml:space="preserve"> </w:t>
+      </w:r>
+      <w:r>
+        <w:t>Edge</w:t>
+      </w:r>
+      <w:r>
+        <w:t xml:space="preserve"> </w:t>
+      </w:r>
+      <w:r>
+        <w:t>версии</w:t>
+      </w:r>
+      <w:r>
+        <w:t xml:space="preserve"> </w:t>
+      </w:r>
+      <w:r>
+        <w:t>100.0</w:t>
+      </w:r>
+      <w:r>
+        <w:t xml:space="preserve"> </w:t>
+      </w:r>
+      <w:r>
+        <w:t>и</w:t>
+      </w:r>
+      <w:r>
+        <w:t xml:space="preserve"> </w:t>
+      </w:r>
+      <w:r>
+        <w:t>выше;</w:t>
+      </w:r>
+    </w:p>
+    <w:p>
+      <w:r>
+        <w:t>–</w:t>
+      </w:r>
+      <w:r>
+        <w:t xml:space="preserve"> </w:t>
+      </w:r>
+      <w:proofErr w:type="spellStart"/>
+      <w:r>
+        <w:t>Яндекс.Браузер</w:t>
+      </w:r>
+      <w:proofErr w:type="spellEnd"/>
+      <w:r>
+        <w:t xml:space="preserve"> </w:t>
+      </w:r>
+      <w:r>
+        <w:t>версии</w:t>
+      </w:r>
+      <w:r>
+        <w:t xml:space="preserve"> </w:t>
+      </w:r>
+      <w:r>
+        <w:t>22.0</w:t>
+      </w:r>
+      <w:r>
+        <w:t xml:space="preserve"> </w:t>
+      </w:r>
+      <w:r>
+        <w:t>и</w:t>
+      </w:r>
+      <w:r>
+        <w:t xml:space="preserve"> </w:t>
+      </w:r>
+      <w:r>
+        <w:t>выше.</w:t>
+      </w:r>
+    </w:p>
+    <w:p>
+      <w:r>
+        <w:t>Мобильное</w:t>
+      </w:r>
+      <w:r>
+        <w:t xml:space="preserve"> </w:t>
+      </w:r>
+      <w:r>
+        <w:t>приложение</w:t>
+      </w:r>
+      <w:r>
+        <w:t xml:space="preserve"> </w:t>
+      </w:r>
+      <w:r>
+        <w:t>должно</w:t>
+      </w:r>
+      <w:r>
+        <w:t xml:space="preserve"> </w:t>
+      </w:r>
+      <w:r>
+        <w:t>поддерживать</w:t>
+      </w:r>
+      <w:r>
+        <w:t xml:space="preserve"> </w:t>
+      </w:r>
+      <w:r>
+        <w:t>операционные</w:t>
+      </w:r>
+      <w:r>
+        <w:t xml:space="preserve"> </w:t>
+      </w:r>
+      <w:r>
+        <w:t>системы:</w:t>
+      </w:r>
+    </w:p>
+    <w:p>
+      <w:r>
+        <w:t>–</w:t>
+      </w:r>
+      <w:r>
+        <w:t xml:space="preserve"> </w:t>
+      </w:r>
+      <w:proofErr w:type="spellStart"/>
+      <w:r>
+        <w:t>Android</w:t>
+      </w:r>
+      <w:proofErr w:type="spellEnd"/>
+      <w:r>
+        <w:t xml:space="preserve"> </w:t>
+      </w:r>
+      <w:r>
+        <w:t>версии</w:t>
+      </w:r>
+      <w:r>
+        <w:t xml:space="preserve"> </w:t>
+      </w:r>
+      <w:r>
+        <w:t>10.0</w:t>
+      </w:r>
+      <w:r>
+        <w:t xml:space="preserve"> </w:t>
+      </w:r>
+      <w:r>
+        <w:t>и</w:t>
+      </w:r>
+      <w:r>
+        <w:t xml:space="preserve"> </w:t>
+      </w:r>
+      <w:r>
+        <w:t>выше;</w:t>
+      </w:r>
+    </w:p>
+    <w:p>
+      <w:r>
+        <w:lastRenderedPageBreak/>
+        <w:t>–</w:t>
+      </w:r>
+      <w:r>
+        <w:t xml:space="preserve"> </w:t>
+      </w:r>
+      <w:proofErr w:type="spellStart"/>
+      <w:r>
+        <w:t>iOS</w:t>
+      </w:r>
+      <w:proofErr w:type="spellEnd"/>
+      <w:r>
+        <w:t xml:space="preserve"> </w:t>
+      </w:r>
+      <w:r>
+        <w:t>версии</w:t>
+      </w:r>
+      <w:r>
+        <w:t xml:space="preserve"> </w:t>
+      </w:r>
+      <w:r>
+        <w:t>15.0</w:t>
+      </w:r>
+      <w:r>
+        <w:t xml:space="preserve"> </w:t>
+      </w:r>
+      <w:r>
+        <w:t>и</w:t>
+      </w:r>
+      <w:r>
+        <w:t xml:space="preserve"> </w:t>
+      </w:r>
+      <w:r>
+        <w:t>выше.</w:t>
+      </w:r>
+    </w:p>
+    <w:p>
+      <w:pPr>
+        <w:pStyle w:val="3"/>
+      </w:pPr>
+      <w:r>
+        <w:t>Требования</w:t>
+      </w:r>
+      <w:r>
+        <w:t xml:space="preserve"> </w:t>
+      </w:r>
+      <w:r>
+        <w:t>к</w:t>
+      </w:r>
+      <w:r>
+        <w:t xml:space="preserve"> </w:t>
+      </w:r>
+      <w:r>
+        <w:t>техническому</w:t>
+      </w:r>
+      <w:r>
+        <w:t xml:space="preserve"> </w:t>
+      </w:r>
+      <w:r>
+        <w:t>обеспечению</w:t>
+      </w:r>
+      <w:r>
+        <w:t xml:space="preserve"> </w:t>
+      </w:r>
+      <w:r>
+        <w:t>системы</w:t>
+      </w:r>
+    </w:p>
+    <w:p>
+      <w:r>
+        <w:t>Для</w:t>
+      </w:r>
+      <w:r>
+        <w:t xml:space="preserve"> </w:t>
+      </w:r>
+      <w:r>
+        <w:t>сервера:</w:t>
+      </w:r>
+      <w:r>
+        <w:t xml:space="preserve"> </w:t>
+      </w:r>
+    </w:p>
+    <w:p>
+      <w:pPr>
+        <w:pStyle w:val="a0"/>
+      </w:pPr>
+      <w:r>
+        <w:t>процессор</w:t>
+      </w:r>
+      <w:r>
+        <w:t xml:space="preserve"> </w:t>
+      </w:r>
+      <w:r>
+        <w:t>не</w:t>
+      </w:r>
+      <w:r>
+        <w:t xml:space="preserve"> </w:t>
+      </w:r>
+      <w:r>
+        <w:t>менее</w:t>
+      </w:r>
+      <w:r>
+        <w:t xml:space="preserve"> </w:t>
+      </w:r>
+      <w:r>
+        <w:t>4</w:t>
+      </w:r>
+      <w:r>
+        <w:t xml:space="preserve"> </w:t>
+      </w:r>
+      <w:r>
+        <w:t>ядер</w:t>
+      </w:r>
+    </w:p>
+    <w:p>
+      <w:pPr>
+        <w:pStyle w:val="a0"/>
+      </w:pPr>
+      <w:r>
+        <w:t>оперативная</w:t>
+      </w:r>
+      <w:r>
+        <w:t xml:space="preserve"> </w:t>
+      </w:r>
+      <w:r>
+        <w:t>память</w:t>
+      </w:r>
+      <w:r>
+        <w:t xml:space="preserve"> </w:t>
+      </w:r>
+      <w:r>
+        <w:t>не</w:t>
+      </w:r>
+      <w:r>
+        <w:t xml:space="preserve"> </w:t>
+      </w:r>
+      <w:r>
+        <w:t>менее</w:t>
+      </w:r>
+      <w:r>
+        <w:t xml:space="preserve"> </w:t>
+      </w:r>
+      <w:r>
+        <w:t>8</w:t>
+      </w:r>
+      <w:r>
+        <w:t xml:space="preserve"> </w:t>
+      </w:r>
+      <w:r>
+        <w:t>ГБ</w:t>
+      </w:r>
+    </w:p>
+    <w:p>
+      <w:pPr>
+        <w:pStyle w:val="a0"/>
+      </w:pPr>
+      <w:r>
+        <w:t>SSD</w:t>
+      </w:r>
+      <w:r>
+        <w:t xml:space="preserve"> </w:t>
+      </w:r>
+      <w:r>
+        <w:t>диск</w:t>
+      </w:r>
+      <w:r>
+        <w:t xml:space="preserve"> </w:t>
+      </w:r>
+      <w:r>
+        <w:t>не</w:t>
+      </w:r>
+      <w:r>
+        <w:t xml:space="preserve"> </w:t>
+      </w:r>
+      <w:r>
+        <w:t>менее</w:t>
+      </w:r>
+      <w:r>
+        <w:t xml:space="preserve"> </w:t>
+      </w:r>
+      <w:r>
+        <w:t>100</w:t>
+      </w:r>
+      <w:r>
+        <w:t xml:space="preserve"> </w:t>
+      </w:r>
+      <w:r>
+        <w:t>ГБ</w:t>
+      </w:r>
+    </w:p>
+    <w:p>
+      <w:r>
+        <w:t>Для</w:t>
+      </w:r>
+      <w:r>
+        <w:t xml:space="preserve"> </w:t>
+      </w:r>
+      <w:r>
+        <w:t>клиента:</w:t>
+      </w:r>
+      <w:r>
+        <w:t xml:space="preserve"> </w:t>
+      </w:r>
+      <w:r>
+        <w:t>персональный</w:t>
+      </w:r>
+      <w:r>
+        <w:t xml:space="preserve"> </w:t>
+      </w:r>
+      <w:r>
+        <w:t>компьютер</w:t>
+      </w:r>
+      <w:r>
+        <w:t xml:space="preserve"> </w:t>
+      </w:r>
+      <w:r>
+        <w:t>или</w:t>
+      </w:r>
+      <w:r>
+        <w:t xml:space="preserve"> </w:t>
+      </w:r>
+      <w:r>
+        <w:t>мобильное</w:t>
+      </w:r>
+      <w:r>
+        <w:t xml:space="preserve"> </w:t>
+      </w:r>
+      <w:r>
+        <w:t>устройство</w:t>
+      </w:r>
+      <w:r>
+        <w:t xml:space="preserve"> </w:t>
+      </w:r>
+      <w:r>
+        <w:t>с</w:t>
+      </w:r>
+      <w:r>
+        <w:t xml:space="preserve"> </w:t>
+      </w:r>
+      <w:r>
+        <w:t>доступом</w:t>
+      </w:r>
+      <w:r>
+        <w:t xml:space="preserve"> </w:t>
+      </w:r>
+      <w:r>
+        <w:t>в</w:t>
+      </w:r>
+      <w:r>
+        <w:t xml:space="preserve"> </w:t>
+      </w:r>
+      <w:r>
+        <w:t>Интернет,</w:t>
+      </w:r>
+      <w:r>
+        <w:t xml:space="preserve"> </w:t>
+      </w:r>
+      <w:r>
+        <w:t>наличие</w:t>
+      </w:r>
+      <w:r>
+        <w:t xml:space="preserve"> </w:t>
+      </w:r>
+      <w:r>
+        <w:t>исправного</w:t>
+      </w:r>
+      <w:r>
+        <w:t xml:space="preserve"> </w:t>
+      </w:r>
+      <w:r>
+        <w:t>микрофона</w:t>
+      </w:r>
+      <w:r>
+        <w:t xml:space="preserve"> </w:t>
+      </w:r>
+      <w:r>
+        <w:t>и</w:t>
+      </w:r>
+      <w:r>
+        <w:t xml:space="preserve"> </w:t>
+      </w:r>
+      <w:r>
+        <w:t>устройств</w:t>
+      </w:r>
+      <w:r>
+        <w:t xml:space="preserve"> </w:t>
+      </w:r>
+      <w:r>
+        <w:t>вывода</w:t>
+      </w:r>
+      <w:r>
+        <w:t xml:space="preserve"> </w:t>
+      </w:r>
+      <w:r>
+        <w:t>звука</w:t>
+      </w:r>
+      <w:r>
+        <w:t xml:space="preserve"> </w:t>
+      </w:r>
+      <w:r>
+        <w:t>(динамики/наушники).</w:t>
+      </w:r>
+    </w:p>
+    <w:p>
+      <w:pPr>
+        <w:pStyle w:val="3"/>
+      </w:pPr>
+      <w:r>
+        <w:t>Требования</w:t>
+      </w:r>
+      <w:r>
+        <w:t xml:space="preserve"> </w:t>
+      </w:r>
+      <w:r>
+        <w:t>к</w:t>
+      </w:r>
+      <w:r>
+        <w:t xml:space="preserve"> </w:t>
+      </w:r>
+      <w:r>
+        <w:t>метрологическому</w:t>
+      </w:r>
+      <w:r>
+        <w:t xml:space="preserve"> </w:t>
+      </w:r>
+      <w:r>
+        <w:t>обеспечению</w:t>
+      </w:r>
+      <w:r>
+        <w:t xml:space="preserve"> </w:t>
+      </w:r>
+      <w:r>
+        <w:t>системы</w:t>
+      </w:r>
+    </w:p>
+    <w:p>
+      <w:r>
+        <w:t>Требования</w:t>
+      </w:r>
+      <w:r>
+        <w:t xml:space="preserve"> </w:t>
+      </w:r>
+      <w:r>
+        <w:t>к</w:t>
+      </w:r>
+      <w:r>
+        <w:t xml:space="preserve"> </w:t>
+      </w:r>
+      <w:r>
+        <w:t>метрологическому</w:t>
+      </w:r>
+      <w:r>
+        <w:t xml:space="preserve"> </w:t>
+      </w:r>
+      <w:r>
+        <w:t>обеспечению</w:t>
+      </w:r>
+      <w:r>
+        <w:t xml:space="preserve"> </w:t>
+      </w:r>
+      <w:r>
+        <w:t>не</w:t>
+      </w:r>
+      <w:r>
+        <w:t xml:space="preserve"> </w:t>
+      </w:r>
+      <w:r>
+        <w:t>предъявляются.</w:t>
+      </w:r>
+    </w:p>
+    <w:p>
+      <w:pPr>
+        <w:pStyle w:val="3"/>
+      </w:pPr>
+      <w:r>
+        <w:t>Требования</w:t>
+      </w:r>
+      <w:r>
+        <w:t xml:space="preserve"> </w:t>
+      </w:r>
+      <w:r>
+        <w:t>к</w:t>
+      </w:r>
+      <w:r>
+        <w:t xml:space="preserve"> </w:t>
+      </w:r>
+      <w:r>
+        <w:t>организационному</w:t>
+      </w:r>
+      <w:r>
+        <w:t xml:space="preserve"> </w:t>
+      </w:r>
+      <w:r>
+        <w:t>обеспечению</w:t>
+      </w:r>
+      <w:r>
+        <w:t xml:space="preserve"> </w:t>
+      </w:r>
+      <w:r>
+        <w:t>системы</w:t>
+      </w:r>
+    </w:p>
+    <w:p>
+      <w:r>
+        <w:t>Должны</w:t>
+      </w:r>
+      <w:r>
+        <w:t xml:space="preserve"> </w:t>
+      </w:r>
+      <w:r>
+        <w:t>быть</w:t>
+      </w:r>
+      <w:r>
+        <w:t xml:space="preserve"> </w:t>
+      </w:r>
+      <w:r>
+        <w:t>разработаны</w:t>
+      </w:r>
+      <w:r>
+        <w:t xml:space="preserve"> </w:t>
+      </w:r>
+      <w:r>
+        <w:t>регламенты</w:t>
+      </w:r>
+      <w:r>
+        <w:t xml:space="preserve"> </w:t>
+      </w:r>
+      <w:r>
+        <w:t>по</w:t>
+      </w:r>
+      <w:r>
+        <w:t xml:space="preserve"> </w:t>
+      </w:r>
+      <w:r>
+        <w:t>добавлению</w:t>
+      </w:r>
+      <w:r>
+        <w:t xml:space="preserve"> </w:t>
+      </w:r>
+      <w:r>
+        <w:t>нового</w:t>
+      </w:r>
+      <w:r>
+        <w:t xml:space="preserve"> </w:t>
+      </w:r>
+      <w:r>
+        <w:t>контента</w:t>
+      </w:r>
+      <w:r>
+        <w:t xml:space="preserve"> </w:t>
+      </w:r>
+      <w:r>
+        <w:t>и</w:t>
+      </w:r>
+      <w:r>
+        <w:t xml:space="preserve"> </w:t>
+      </w:r>
+      <w:r>
+        <w:t>инструкции</w:t>
+      </w:r>
+      <w:r>
+        <w:t xml:space="preserve"> </w:t>
+      </w:r>
+      <w:r>
+        <w:t>по</w:t>
+      </w:r>
+      <w:r>
+        <w:t xml:space="preserve"> </w:t>
+      </w:r>
+      <w:r>
+        <w:t>действиям</w:t>
+      </w:r>
+      <w:r>
+        <w:t xml:space="preserve"> </w:t>
+      </w:r>
+      <w:r>
+        <w:t>в</w:t>
+      </w:r>
+      <w:r>
+        <w:t xml:space="preserve"> </w:t>
+      </w:r>
+      <w:r>
+        <w:t>случае</w:t>
+      </w:r>
+      <w:r>
+        <w:t xml:space="preserve"> </w:t>
+      </w:r>
+      <w:r>
+        <w:t>технических</w:t>
+      </w:r>
+      <w:r>
+        <w:t xml:space="preserve"> </w:t>
+      </w:r>
+      <w:r>
+        <w:t>сбоев.</w:t>
+      </w:r>
+    </w:p>
+    <w:p>
+      <w:pPr>
+        <w:pStyle w:val="3"/>
+      </w:pPr>
+      <w:r>
+        <w:t>Требования</w:t>
+      </w:r>
+      <w:r>
+        <w:t xml:space="preserve"> </w:t>
+      </w:r>
+      <w:r>
+        <w:t>к</w:t>
+      </w:r>
+      <w:r>
+        <w:t xml:space="preserve"> </w:t>
+      </w:r>
+      <w:r>
+        <w:t>методическому</w:t>
+      </w:r>
+      <w:r>
+        <w:t xml:space="preserve"> </w:t>
+      </w:r>
+      <w:r>
+        <w:t>обеспечению</w:t>
+      </w:r>
+      <w:r>
+        <w:t xml:space="preserve"> </w:t>
+      </w:r>
+      <w:r>
+        <w:t>системы</w:t>
       </w:r>
     </w:p>
     <w:p>
@@ -1976,6 +9865,99 @@
           <w:lang w:val="en-US"/>
         </w:rPr>
       </w:pPr>
+      <w:r>
+        <w:t>Необходимо</w:t>
+      </w:r>
+      <w:r>
+        <w:t xml:space="preserve"> </w:t>
+      </w:r>
+      <w:r>
+        <w:t>разработать</w:t>
+      </w:r>
+      <w:r>
+        <w:t xml:space="preserve"> </w:t>
+      </w:r>
+      <w:r>
+        <w:t>руководство</w:t>
+      </w:r>
+      <w:r>
+        <w:t xml:space="preserve"> </w:t>
+      </w:r>
+      <w:r>
+        <w:t>пользователя</w:t>
+      </w:r>
+      <w:r>
+        <w:t xml:space="preserve"> </w:t>
+      </w:r>
+      <w:r>
+        <w:t>и</w:t>
+      </w:r>
+      <w:r>
+        <w:t xml:space="preserve"> </w:t>
+      </w:r>
+      <w:r>
+        <w:t>руководство</w:t>
+      </w:r>
+      <w:r>
+        <w:t xml:space="preserve"> </w:t>
+      </w:r>
+      <w:r>
+        <w:t>администратора.</w:t>
+      </w:r>
+      <w:r>
+        <w:t xml:space="preserve"> </w:t>
+      </w:r>
+      <w:r>
+        <w:t>Учебные</w:t>
+      </w:r>
+      <w:r>
+        <w:t xml:space="preserve"> </w:t>
+      </w:r>
+      <w:r>
+        <w:t>материалы</w:t>
+      </w:r>
+      <w:r>
+        <w:t xml:space="preserve"> </w:t>
+      </w:r>
+      <w:r>
+        <w:t>должны</w:t>
+      </w:r>
+      <w:r>
+        <w:t xml:space="preserve"> </w:t>
+      </w:r>
+      <w:r>
+        <w:t>быть</w:t>
+      </w:r>
+      <w:r>
+        <w:t xml:space="preserve"> </w:t>
+      </w:r>
+      <w:r>
+        <w:t>составлены</w:t>
+      </w:r>
+      <w:r>
+        <w:t xml:space="preserve"> </w:t>
+      </w:r>
+      <w:r>
+        <w:t>профессиональными</w:t>
+      </w:r>
+      <w:r>
+        <w:t xml:space="preserve"> </w:t>
+      </w:r>
+      <w:r>
+        <w:t>методистами</w:t>
+      </w:r>
+      <w:r>
+        <w:t xml:space="preserve"> </w:t>
+      </w:r>
+      <w:r>
+        <w:t>или</w:t>
+      </w:r>
+      <w:r>
+        <w:t xml:space="preserve"> </w:t>
+      </w:r>
+      <w:r>
+        <w:t>лингвистами.</w:t>
+      </w:r>
     </w:p>
     <w:p/>
     <w:p/>
@@ -1992,24 +9974,48 @@
 <file path=word/numbering.xml><?xml version="1.0" encoding="utf-8"?>
 <w:numbering xmlns:wpc="http://schemas.microsoft.com/office/word/2010/wordprocessingCanvas" xmlns:cx="http://schemas.microsoft.com/office/drawing/2014/chartex" xmlns:cx1="http://schemas.microsoft.com/office/drawing/2015/9/8/chartex" xmlns:cx2="http://schemas.microsoft.com/office/drawing/2015/10/21/chartex" xmlns:cx3="http://schemas.microsoft.com/office/drawing/2016/5/9/chartex" xmlns:cx4="http://schemas.microsoft.com/office/drawing/2016/5/10/chartex" xmlns:cx5="http://schemas.microsoft.com/office/drawing/2016/5/11/chartex" xmlns:cx6="http://schemas.microsoft.com/office/drawing/2016/5/12/chartex" xmlns:cx7="http://schemas.microsoft.com/office/drawing/2016/5/13/chartex" xmlns:cx8="http://schemas.microsoft.com/office/drawing/2016/5/14/chartex" xmlns:mc="http://schemas.openxmlformats.org/markup-compatibility/2006" xmlns:aink="http://schemas.microsoft.com/office/drawing/2016/ink" xmlns:am3d="http://schemas.microsoft.com/office/drawing/2017/model3d" xmlns:o="urn:schemas-microsoft-com:office:office" xmlns:oel="http://schemas.microsoft.com/office/2019/extlst" xmlns:r="http://schemas.openxmlformats.org/officeDocument/2006/relationships" xmlns:m="http://schemas.openxmlformats.org/officeDocument/2006/math" xmlns:v="urn:schemas-microsoft-com:vml" xmlns:wp14="http://schemas.microsoft.com/office/word/2010/wordprocessingDrawing" xmlns:wp="http://schemas.openxmlformats.org/drawingml/2006/wordprocessingDrawing" xmlns:w10="urn:schemas-microsoft-com:office:word" xmlns:w="http://schemas.openxmlformats.org/wordprocessingml/2006/main" xmlns:w14="http://schemas.microsoft.com/office/word/2010/wordml" xmlns:w15="http://schemas.microsoft.com/office/word/2012/wordml" xmlns:w16cex="http://schemas.microsoft.com/office/word/2018/wordml/cex" xmlns:w16cid="http://schemas.microsoft.com/office/word/2016/wordml/cid" xmlns:w16="http://schemas.microsoft.com/office/word/2018/wordml" xmlns:w16sdtdh="http://schemas.microsoft.com/office/word/2020/wordml/sdtdatahash" xmlns:w16se="http://schemas.microsoft.com/office/word/2015/wordml/symex" xmlns:wpg="http://schemas.microsoft.com/office/word/2010/wordprocessingGroup" xmlns:wpi="http://schemas.microsoft.com/office/word/2010/wordprocessingInk" xmlns:wne="http://schemas.microsoft.com/office/word/2006/wordml" xmlns:wps="http://schemas.microsoft.com/office/word/2010/wordprocessingShape" mc:Ignorable="w14 w15 w16se w16cid w16 w16cex w16sdtdh wp14">
   <w:abstractNum w:abstractNumId="0" w15:restartNumberingAfterBreak="0">
+    <w:nsid w:val="FFFFFF88"/>
+    <w:multiLevelType w:val="singleLevel"/>
+    <w:tmpl w:val="DD72F0E6"/>
+    <w:lvl w:ilvl="0">
+      <w:start w:val="1"/>
+      <w:numFmt w:val="decimal"/>
+      <w:pStyle w:val="a"/>
+      <w:lvlText w:val="%1."/>
+      <w:lvlJc w:val="left"/>
+      <w:pPr>
+        <w:tabs>
+          <w:tab w:val="num" w:pos="992"/>
+        </w:tabs>
+        <w:ind w:left="0" w:firstLine="709"/>
+      </w:pPr>
+      <w:rPr>
+        <w:rFonts w:hint="default"/>
+      </w:rPr>
+    </w:lvl>
+  </w:abstractNum>
+  <w:abstractNum w:abstractNumId="1" w15:restartNumberingAfterBreak="0">
     <w:nsid w:val="FFFFFF89"/>
     <w:multiLevelType w:val="singleLevel"/>
-    <w:tmpl w:val="2BB40404"/>
+    <w:tmpl w:val="01706F20"/>
     <w:lvl w:ilvl="0">
       <w:start w:val="1"/>
       <w:numFmt w:val="bullet"/>
-      <w:pStyle w:val="a"/>
+      <w:pStyle w:val="a0"/>
       <w:lvlText w:val="–"/>
       <w:lvlJc w:val="left"/>
       <w:pPr>
-        <w:ind w:left="992" w:hanging="283"/>
+        <w:tabs>
+          <w:tab w:val="num" w:pos="992"/>
+        </w:tabs>
+        <w:ind w:left="0" w:firstLine="709"/>
       </w:pPr>
       <w:rPr>
         <w:rFonts w:ascii="Times New Roman" w:hAnsi="Times New Roman" w:cs="Times New Roman" w:hint="default"/>
       </w:rPr>
     </w:lvl>
   </w:abstractNum>
-  <w:abstractNum w:abstractNumId="1" w15:restartNumberingAfterBreak="0">
+  <w:abstractNum w:abstractNumId="2" w15:restartNumberingAfterBreak="0">
     <w:nsid w:val="7F77433A"/>
     <w:multiLevelType w:val="multilevel"/>
     <w:tmpl w:val="5CFA56A0"/>
@@ -2129,55 +10135,64 @@
     </w:lvl>
   </w:abstractNum>
   <w:num w:numId="1" w16cid:durableId="869610886">
-    <w:abstractNumId w:val="0"/>
+    <w:abstractNumId w:val="1"/>
   </w:num>
   <w:num w:numId="2" w16cid:durableId="662245122">
-    <w:abstractNumId w:val="1"/>
+    <w:abstractNumId w:val="2"/>
   </w:num>
   <w:num w:numId="3" w16cid:durableId="770245761">
-    <w:abstractNumId w:val="0"/>
+    <w:abstractNumId w:val="1"/>
     <w:lvlOverride w:ilvl="0">
       <w:startOverride w:val="1"/>
     </w:lvlOverride>
   </w:num>
   <w:num w:numId="4" w16cid:durableId="2030639065">
-    <w:abstractNumId w:val="0"/>
+    <w:abstractNumId w:val="1"/>
     <w:lvlOverride w:ilvl="0">
       <w:startOverride w:val="1"/>
     </w:lvlOverride>
   </w:num>
   <w:num w:numId="5" w16cid:durableId="1497377834">
-    <w:abstractNumId w:val="0"/>
+    <w:abstractNumId w:val="1"/>
     <w:lvlOverride w:ilvl="0">
       <w:startOverride w:val="1"/>
     </w:lvlOverride>
   </w:num>
   <w:num w:numId="6" w16cid:durableId="1162233525">
-    <w:abstractNumId w:val="0"/>
+    <w:abstractNumId w:val="1"/>
     <w:lvlOverride w:ilvl="0">
       <w:startOverride w:val="1"/>
     </w:lvlOverride>
   </w:num>
   <w:num w:numId="7" w16cid:durableId="170146039">
-    <w:abstractNumId w:val="0"/>
+    <w:abstractNumId w:val="1"/>
     <w:lvlOverride w:ilvl="0">
       <w:startOverride w:val="1"/>
     </w:lvlOverride>
   </w:num>
   <w:num w:numId="8" w16cid:durableId="846403000">
-    <w:abstractNumId w:val="0"/>
+    <w:abstractNumId w:val="1"/>
     <w:lvlOverride w:ilvl="0">
       <w:startOverride w:val="1"/>
     </w:lvlOverride>
   </w:num>
   <w:num w:numId="9" w16cid:durableId="1069307084">
-    <w:abstractNumId w:val="0"/>
+    <w:abstractNumId w:val="1"/>
     <w:lvlOverride w:ilvl="0">
       <w:startOverride w:val="1"/>
     </w:lvlOverride>
   </w:num>
   <w:num w:numId="10" w16cid:durableId="700205159">
+    <w:abstractNumId w:val="1"/>
+    <w:lvlOverride w:ilvl="0">
+      <w:startOverride w:val="1"/>
+    </w:lvlOverride>
+  </w:num>
+  <w:num w:numId="11" w16cid:durableId="1673751280">
     <w:abstractNumId w:val="0"/>
+  </w:num>
+  <w:num w:numId="12" w16cid:durableId="1383209193">
+    <w:abstractNumId w:val="1"/>
     <w:lvlOverride w:ilvl="0">
       <w:startOverride w:val="1"/>
     </w:lvlOverride>
@@ -2582,7 +10597,7 @@
     <w:lsdException w:name="Unresolved Mention" w:semiHidden="1" w:unhideWhenUsed="1"/>
     <w:lsdException w:name="Smart Link" w:semiHidden="1" w:unhideWhenUsed="1"/>
   </w:latentStyles>
-  <w:style w:type="paragraph" w:default="1" w:styleId="a0">
+  <w:style w:type="paragraph" w:default="1" w:styleId="a1">
     <w:name w:val="Normal"/>
     <w:qFormat/>
     <w:rsid w:val="008019F5"/>
@@ -2598,8 +10613,8 @@
   </w:style>
   <w:style w:type="paragraph" w:styleId="1">
     <w:name w:val="heading 1"/>
-    <w:basedOn w:val="a0"/>
-    <w:next w:val="a0"/>
+    <w:basedOn w:val="a1"/>
+    <w:next w:val="a1"/>
     <w:link w:val="10"/>
     <w:uiPriority w:val="9"/>
     <w:qFormat/>
@@ -2624,8 +10639,8 @@
   </w:style>
   <w:style w:type="paragraph" w:styleId="2">
     <w:name w:val="heading 2"/>
-    <w:basedOn w:val="a0"/>
-    <w:next w:val="a0"/>
+    <w:basedOn w:val="a1"/>
+    <w:next w:val="a1"/>
     <w:link w:val="20"/>
     <w:uiPriority w:val="9"/>
     <w:unhideWhenUsed/>
@@ -2648,13 +10663,13 @@
   </w:style>
   <w:style w:type="paragraph" w:styleId="3">
     <w:name w:val="heading 3"/>
-    <w:basedOn w:val="a0"/>
-    <w:next w:val="a0"/>
+    <w:basedOn w:val="a1"/>
+    <w:next w:val="a1"/>
     <w:link w:val="30"/>
     <w:uiPriority w:val="9"/>
     <w:unhideWhenUsed/>
     <w:qFormat/>
-    <w:rsid w:val="008539AF"/>
+    <w:rsid w:val="005E2A0F"/>
     <w:pPr>
       <w:keepNext/>
       <w:keepLines/>
@@ -2672,8 +10687,8 @@
   </w:style>
   <w:style w:type="paragraph" w:styleId="4">
     <w:name w:val="heading 4"/>
-    <w:basedOn w:val="a0"/>
-    <w:next w:val="a0"/>
+    <w:basedOn w:val="a1"/>
+    <w:next w:val="a1"/>
     <w:link w:val="40"/>
     <w:uiPriority w:val="9"/>
     <w:semiHidden/>
@@ -2694,8 +10709,8 @@
   </w:style>
   <w:style w:type="paragraph" w:styleId="5">
     <w:name w:val="heading 5"/>
-    <w:basedOn w:val="a0"/>
-    <w:next w:val="a0"/>
+    <w:basedOn w:val="a1"/>
+    <w:next w:val="a1"/>
     <w:link w:val="50"/>
     <w:uiPriority w:val="9"/>
     <w:semiHidden/>
@@ -2715,8 +10730,8 @@
   </w:style>
   <w:style w:type="paragraph" w:styleId="6">
     <w:name w:val="heading 6"/>
-    <w:basedOn w:val="a0"/>
-    <w:next w:val="a0"/>
+    <w:basedOn w:val="a1"/>
+    <w:next w:val="a1"/>
     <w:link w:val="60"/>
     <w:uiPriority w:val="9"/>
     <w:semiHidden/>
@@ -2738,8 +10753,8 @@
   </w:style>
   <w:style w:type="paragraph" w:styleId="7">
     <w:name w:val="heading 7"/>
-    <w:basedOn w:val="a0"/>
-    <w:next w:val="a0"/>
+    <w:basedOn w:val="a1"/>
+    <w:next w:val="a1"/>
     <w:link w:val="70"/>
     <w:uiPriority w:val="9"/>
     <w:semiHidden/>
@@ -2759,8 +10774,8 @@
   </w:style>
   <w:style w:type="paragraph" w:styleId="8">
     <w:name w:val="heading 8"/>
-    <w:basedOn w:val="a0"/>
-    <w:next w:val="a0"/>
+    <w:basedOn w:val="a1"/>
+    <w:next w:val="a1"/>
     <w:link w:val="80"/>
     <w:uiPriority w:val="9"/>
     <w:semiHidden/>
@@ -2781,8 +10796,8 @@
   </w:style>
   <w:style w:type="paragraph" w:styleId="9">
     <w:name w:val="heading 9"/>
-    <w:basedOn w:val="a0"/>
-    <w:next w:val="a0"/>
+    <w:basedOn w:val="a1"/>
+    <w:next w:val="a1"/>
     <w:link w:val="90"/>
     <w:uiPriority w:val="9"/>
     <w:semiHidden/>
@@ -2799,13 +10814,13 @@
       <w:color w:val="272727" w:themeColor="text1" w:themeTint="D8"/>
     </w:rPr>
   </w:style>
-  <w:style w:type="character" w:default="1" w:styleId="a1">
+  <w:style w:type="character" w:default="1" w:styleId="a2">
     <w:name w:val="Default Paragraph Font"/>
     <w:uiPriority w:val="1"/>
     <w:semiHidden/>
     <w:unhideWhenUsed/>
   </w:style>
-  <w:style w:type="table" w:default="1" w:styleId="a2">
+  <w:style w:type="table" w:default="1" w:styleId="a3">
     <w:name w:val="Normal Table"/>
     <w:uiPriority w:val="99"/>
     <w:semiHidden/>
@@ -2820,7 +10835,7 @@
       </w:tblCellMar>
     </w:tblPr>
   </w:style>
-  <w:style w:type="numbering" w:default="1" w:styleId="a3">
+  <w:style w:type="numbering" w:default="1" w:styleId="a4">
     <w:name w:val="No List"/>
     <w:uiPriority w:val="99"/>
     <w:semiHidden/>
@@ -2828,7 +10843,7 @@
   </w:style>
   <w:style w:type="character" w:customStyle="1" w:styleId="10">
     <w:name w:val="Заголовок 1 Знак"/>
-    <w:basedOn w:val="a1"/>
+    <w:basedOn w:val="a2"/>
     <w:link w:val="1"/>
     <w:uiPriority w:val="9"/>
     <w:rsid w:val="00DA3508"/>
@@ -2841,7 +10856,7 @@
   </w:style>
   <w:style w:type="character" w:customStyle="1" w:styleId="20">
     <w:name w:val="Заголовок 2 Знак"/>
-    <w:basedOn w:val="a1"/>
+    <w:basedOn w:val="a2"/>
     <w:link w:val="2"/>
     <w:uiPriority w:val="9"/>
     <w:rsid w:val="00DA3508"/>
@@ -2854,10 +10869,10 @@
   </w:style>
   <w:style w:type="character" w:customStyle="1" w:styleId="30">
     <w:name w:val="Заголовок 3 Знак"/>
-    <w:basedOn w:val="a1"/>
+    <w:basedOn w:val="a2"/>
     <w:link w:val="3"/>
     <w:uiPriority w:val="9"/>
-    <w:rsid w:val="008539AF"/>
+    <w:rsid w:val="005E2A0F"/>
     <w:rPr>
       <w:rFonts w:ascii="Times New Roman" w:eastAsiaTheme="majorEastAsia" w:hAnsi="Times New Roman" w:cstheme="majorBidi"/>
       <w:b/>
@@ -2867,7 +10882,7 @@
   </w:style>
   <w:style w:type="character" w:customStyle="1" w:styleId="40">
     <w:name w:val="Заголовок 4 Знак"/>
-    <w:basedOn w:val="a1"/>
+    <w:basedOn w:val="a2"/>
     <w:link w:val="4"/>
     <w:uiPriority w:val="9"/>
     <w:semiHidden/>
@@ -2881,7 +10896,7 @@
   </w:style>
   <w:style w:type="character" w:customStyle="1" w:styleId="50">
     <w:name w:val="Заголовок 5 Знак"/>
-    <w:basedOn w:val="a1"/>
+    <w:basedOn w:val="a2"/>
     <w:link w:val="5"/>
     <w:uiPriority w:val="9"/>
     <w:semiHidden/>
@@ -2893,7 +10908,7 @@
   </w:style>
   <w:style w:type="character" w:customStyle="1" w:styleId="60">
     <w:name w:val="Заголовок 6 Знак"/>
-    <w:basedOn w:val="a1"/>
+    <w:basedOn w:val="a2"/>
     <w:link w:val="6"/>
     <w:uiPriority w:val="9"/>
     <w:semiHidden/>
@@ -2907,7 +10922,7 @@
   </w:style>
   <w:style w:type="character" w:customStyle="1" w:styleId="70">
     <w:name w:val="Заголовок 7 Знак"/>
-    <w:basedOn w:val="a1"/>
+    <w:basedOn w:val="a2"/>
     <w:link w:val="7"/>
     <w:uiPriority w:val="9"/>
     <w:semiHidden/>
@@ -2919,7 +10934,7 @@
   </w:style>
   <w:style w:type="character" w:customStyle="1" w:styleId="80">
     <w:name w:val="Заголовок 8 Знак"/>
-    <w:basedOn w:val="a1"/>
+    <w:basedOn w:val="a2"/>
     <w:link w:val="8"/>
     <w:uiPriority w:val="9"/>
     <w:semiHidden/>
@@ -2933,7 +10948,7 @@
   </w:style>
   <w:style w:type="character" w:customStyle="1" w:styleId="90">
     <w:name w:val="Заголовок 9 Знак"/>
-    <w:basedOn w:val="a1"/>
+    <w:basedOn w:val="a2"/>
     <w:link w:val="9"/>
     <w:uiPriority w:val="9"/>
     <w:semiHidden/>
@@ -2943,11 +10958,11 @@
       <w:color w:val="272727" w:themeColor="text1" w:themeTint="D8"/>
     </w:rPr>
   </w:style>
-  <w:style w:type="paragraph" w:styleId="a4">
+  <w:style w:type="paragraph" w:styleId="a5">
     <w:name w:val="Title"/>
-    <w:basedOn w:val="a0"/>
-    <w:next w:val="a0"/>
-    <w:link w:val="a5"/>
+    <w:basedOn w:val="a1"/>
+    <w:next w:val="a1"/>
+    <w:link w:val="a6"/>
     <w:uiPriority w:val="10"/>
     <w:qFormat/>
     <w:rsid w:val="00120FD3"/>
@@ -2966,10 +10981,10 @@
       <w:szCs w:val="56"/>
     </w:rPr>
   </w:style>
-  <w:style w:type="character" w:customStyle="1" w:styleId="a5">
+  <w:style w:type="character" w:customStyle="1" w:styleId="a6">
     <w:name w:val="Заголовок Знак"/>
-    <w:basedOn w:val="a1"/>
-    <w:link w:val="a4"/>
+    <w:basedOn w:val="a2"/>
+    <w:link w:val="a5"/>
     <w:uiPriority w:val="10"/>
     <w:rsid w:val="00120FD3"/>
     <w:rPr>
@@ -2981,11 +10996,11 @@
       <w:szCs w:val="56"/>
     </w:rPr>
   </w:style>
-  <w:style w:type="paragraph" w:styleId="a6">
+  <w:style w:type="paragraph" w:styleId="a7">
     <w:name w:val="Subtitle"/>
-    <w:basedOn w:val="a0"/>
-    <w:next w:val="a0"/>
-    <w:link w:val="a7"/>
+    <w:basedOn w:val="a1"/>
+    <w:next w:val="a1"/>
+    <w:link w:val="a8"/>
     <w:uiPriority w:val="11"/>
     <w:rsid w:val="00AB0B60"/>
     <w:pPr>
@@ -3001,10 +11016,10 @@
       <w:szCs w:val="28"/>
     </w:rPr>
   </w:style>
-  <w:style w:type="character" w:customStyle="1" w:styleId="a7">
+  <w:style w:type="character" w:customStyle="1" w:styleId="a8">
     <w:name w:val="Подзаголовок Знак"/>
-    <w:basedOn w:val="a1"/>
-    <w:link w:val="a6"/>
+    <w:basedOn w:val="a2"/>
+    <w:link w:val="a7"/>
     <w:uiPriority w:val="11"/>
     <w:rsid w:val="00AB0B60"/>
     <w:rPr>
@@ -3017,8 +11032,8 @@
   </w:style>
   <w:style w:type="paragraph" w:styleId="21">
     <w:name w:val="Quote"/>
-    <w:basedOn w:val="a0"/>
-    <w:next w:val="a0"/>
+    <w:basedOn w:val="a1"/>
+    <w:next w:val="a1"/>
     <w:link w:val="22"/>
     <w:uiPriority w:val="29"/>
     <w:rsid w:val="00AB0B60"/>
@@ -3034,7 +11049,7 @@
   </w:style>
   <w:style w:type="character" w:customStyle="1" w:styleId="22">
     <w:name w:val="Цитата 2 Знак"/>
-    <w:basedOn w:val="a1"/>
+    <w:basedOn w:val="a2"/>
     <w:link w:val="21"/>
     <w:uiPriority w:val="29"/>
     <w:rsid w:val="00AB0B60"/>
@@ -3044,9 +11059,9 @@
       <w:color w:val="404040" w:themeColor="text1" w:themeTint="BF"/>
     </w:rPr>
   </w:style>
-  <w:style w:type="paragraph" w:styleId="a8">
+  <w:style w:type="paragraph" w:styleId="a9">
     <w:name w:val="List Paragraph"/>
-    <w:basedOn w:val="a0"/>
+    <w:basedOn w:val="a1"/>
     <w:uiPriority w:val="34"/>
     <w:rsid w:val="00AB0B60"/>
     <w:pPr>
@@ -3054,9 +11069,9 @@
       <w:contextualSpacing/>
     </w:pPr>
   </w:style>
-  <w:style w:type="character" w:styleId="a9">
+  <w:style w:type="character" w:styleId="aa">
     <w:name w:val="Intense Emphasis"/>
-    <w:basedOn w:val="a1"/>
+    <w:basedOn w:val="a2"/>
     <w:uiPriority w:val="21"/>
     <w:rsid w:val="00AB0B60"/>
     <w:rPr>
@@ -3065,11 +11080,11 @@
       <w:color w:val="2E74B5" w:themeColor="accent1" w:themeShade="BF"/>
     </w:rPr>
   </w:style>
-  <w:style w:type="paragraph" w:styleId="aa">
+  <w:style w:type="paragraph" w:styleId="ab">
     <w:name w:val="Intense Quote"/>
-    <w:basedOn w:val="a0"/>
-    <w:next w:val="a0"/>
-    <w:link w:val="ab"/>
+    <w:basedOn w:val="a1"/>
+    <w:next w:val="a1"/>
+    <w:link w:val="ac"/>
     <w:uiPriority w:val="30"/>
     <w:rsid w:val="00AB0B60"/>
     <w:pPr>
@@ -3087,10 +11102,10 @@
       <w:color w:val="2E74B5" w:themeColor="accent1" w:themeShade="BF"/>
     </w:rPr>
   </w:style>
-  <w:style w:type="character" w:customStyle="1" w:styleId="ab">
+  <w:style w:type="character" w:customStyle="1" w:styleId="ac">
     <w:name w:val="Выделенная цитата Знак"/>
-    <w:basedOn w:val="a1"/>
-    <w:link w:val="aa"/>
+    <w:basedOn w:val="a2"/>
+    <w:link w:val="ab"/>
     <w:uiPriority w:val="30"/>
     <w:rsid w:val="00AB0B60"/>
     <w:rPr>
@@ -3099,9 +11114,9 @@
       <w:color w:val="2E74B5" w:themeColor="accent1" w:themeShade="BF"/>
     </w:rPr>
   </w:style>
-  <w:style w:type="character" w:styleId="ac">
+  <w:style w:type="character" w:styleId="ad">
     <w:name w:val="Intense Reference"/>
-    <w:basedOn w:val="a1"/>
+    <w:basedOn w:val="a2"/>
     <w:uiPriority w:val="32"/>
     <w:rsid w:val="00AB0B60"/>
     <w:rPr>
@@ -3112,13 +11127,13 @@
       <w:spacing w:val="5"/>
     </w:rPr>
   </w:style>
-  <w:style w:type="paragraph" w:styleId="a">
+  <w:style w:type="paragraph" w:styleId="a0">
     <w:name w:val="List Bullet"/>
-    <w:basedOn w:val="a0"/>
+    <w:basedOn w:val="a1"/>
     <w:uiPriority w:val="99"/>
     <w:unhideWhenUsed/>
     <w:qFormat/>
-    <w:rsid w:val="003547DC"/>
+    <w:rsid w:val="00E721E8"/>
     <w:pPr>
       <w:numPr>
         <w:numId w:val="1"/>
@@ -3126,9 +11141,9 @@
       <w:contextualSpacing/>
     </w:pPr>
   </w:style>
-  <w:style w:type="paragraph" w:customStyle="1" w:styleId="ad">
+  <w:style w:type="paragraph" w:customStyle="1" w:styleId="ae">
     <w:name w:val="Текст таблицы"/>
-    <w:basedOn w:val="a0"/>
+    <w:basedOn w:val="a1"/>
     <w:qFormat/>
     <w:rsid w:val="008019F5"/>
     <w:pPr>
@@ -3140,9 +11155,9 @@
       <w:sz w:val="24"/>
     </w:rPr>
   </w:style>
-  <w:style w:type="paragraph" w:customStyle="1" w:styleId="ae">
+  <w:style w:type="paragraph" w:customStyle="1" w:styleId="af">
     <w:name w:val="Название столбца таблицы"/>
-    <w:basedOn w:val="ad"/>
+    <w:basedOn w:val="ae"/>
     <w:qFormat/>
     <w:rsid w:val="008019F5"/>
     <w:pPr>
@@ -3152,10 +11167,10 @@
       <w:b/>
     </w:rPr>
   </w:style>
-  <w:style w:type="paragraph" w:styleId="af">
+  <w:style w:type="paragraph" w:styleId="af0">
     <w:name w:val="caption"/>
-    <w:basedOn w:val="a0"/>
-    <w:next w:val="a0"/>
+    <w:basedOn w:val="a1"/>
+    <w:next w:val="a1"/>
     <w:uiPriority w:val="35"/>
     <w:unhideWhenUsed/>
     <w:qFormat/>
@@ -3170,14 +11185,61 @@
       <w:szCs w:val="18"/>
     </w:rPr>
   </w:style>
-  <w:style w:type="paragraph" w:customStyle="1" w:styleId="af0">
+  <w:style w:type="paragraph" w:customStyle="1" w:styleId="af1">
     <w:name w:val="Название таблицы"/>
-    <w:basedOn w:val="af"/>
+    <w:basedOn w:val="af0"/>
     <w:qFormat/>
     <w:rsid w:val="00120FD3"/>
     <w:pPr>
       <w:jc w:val="left"/>
     </w:pPr>
+  </w:style>
+  <w:style w:type="paragraph" w:styleId="a">
+    <w:name w:val="List Number"/>
+    <w:basedOn w:val="a1"/>
+    <w:uiPriority w:val="99"/>
+    <w:unhideWhenUsed/>
+    <w:rsid w:val="004E3C2A"/>
+    <w:pPr>
+      <w:numPr>
+        <w:numId w:val="11"/>
+      </w:numPr>
+      <w:contextualSpacing/>
+    </w:pPr>
+  </w:style>
+  <w:style w:type="table" w:styleId="af2">
+    <w:name w:val="Table Grid"/>
+    <w:basedOn w:val="a3"/>
+    <w:uiPriority w:val="39"/>
+    <w:rsid w:val="00A476ED"/>
+    <w:pPr>
+      <w:spacing w:after="0" w:line="240" w:lineRule="auto"/>
+    </w:pPr>
+    <w:tblPr>
+      <w:tblBorders>
+        <w:top w:val="single" w:sz="4" w:space="0" w:color="auto"/>
+        <w:left w:val="single" w:sz="4" w:space="0" w:color="auto"/>
+        <w:bottom w:val="single" w:sz="4" w:space="0" w:color="auto"/>
+        <w:right w:val="single" w:sz="4" w:space="0" w:color="auto"/>
+        <w:insideH w:val="single" w:sz="4" w:space="0" w:color="auto"/>
+        <w:insideV w:val="single" w:sz="4" w:space="0" w:color="auto"/>
+      </w:tblBorders>
+    </w:tblPr>
+  </w:style>
+  <w:style w:type="paragraph" w:customStyle="1" w:styleId="af3">
+    <w:name w:val="Рисунок"/>
+    <w:basedOn w:val="a1"/>
+    <w:next w:val="a1"/>
+    <w:qFormat/>
+    <w:rsid w:val="0030260D"/>
+    <w:pPr>
+      <w:spacing w:before="120" w:line="240" w:lineRule="auto"/>
+      <w:ind w:firstLine="0"/>
+      <w:jc w:val="center"/>
+    </w:pPr>
+    <w:rPr>
+      <w:noProof/>
+    </w:rPr>
   </w:style>
 </w:styles>
 </file>
@@ -3475,4 +11537,16 @@
     </a:ext>
   </a:extLst>
 </a:theme>
+</file>
+
+<file path=customXml/item1.xml><?xml version="1.0" encoding="utf-8"?>
+<b:Sources xmlns:b="http://schemas.openxmlformats.org/officeDocument/2006/bibliography" xmlns="http://schemas.openxmlformats.org/officeDocument/2006/bibliography" SelectedStyle="\APASixthEditionOfficeOnline.xsl" StyleName="APA" Version="6"/>
+</file>
+
+<file path=customXml/itemProps1.xml><?xml version="1.0" encoding="utf-8"?>
+<ds:datastoreItem xmlns:ds="http://schemas.openxmlformats.org/officeDocument/2006/customXml" ds:itemID="{954202A1-4BEB-4350-9360-2B5A79B4D8C8}">
+  <ds:schemaRefs>
+    <ds:schemaRef ds:uri="http://schemas.openxmlformats.org/officeDocument/2006/bibliography"/>
+  </ds:schemaRefs>
+</ds:datastoreItem>
 </file>